--- a/Lab14/lab14_output/lab_14_final.docx
+++ b/Lab14/lab14_output/lab_14_final.docx
@@ -64,6 +64,131 @@
     </w:p>
     <w:p>
       <w:pPr>
+        <w:pStyle w:val="FirstParagraph"/>
+      </w:pPr>
+      <w:r>
+        <w:t xml:space="preserve">Preliminaries. Install and load into memory these packages:</w:t>
+      </w:r>
+      <w:r>
+        <w:t xml:space="preserve"> </w:t>
+      </w:r>
+      <w:r>
+        <w:rPr>
+          <w:rStyle w:val="VerbatimChar"/>
+        </w:rPr>
+        <w:t xml:space="preserve">haven</w:t>
+      </w:r>
+      <w:r>
+        <w:t xml:space="preserve"> </w:t>
+      </w:r>
+      <w:r>
+        <w:t xml:space="preserve">(you will not use any</w:t>
+      </w:r>
+      <w:r>
+        <w:t xml:space="preserve"> </w:t>
+      </w:r>
+      <w:r>
+        <w:rPr>
+          <w:rStyle w:val="VerbatimChar"/>
+        </w:rPr>
+        <w:t xml:space="preserve">haven</w:t>
+      </w:r>
+      <w:r>
+        <w:t xml:space="preserve"> </w:t>
+      </w:r>
+      <w:r>
+        <w:t xml:space="preserve">functions, but you will read in a</w:t>
+      </w:r>
+      <w:r>
+        <w:t xml:space="preserve"> </w:t>
+      </w:r>
+      <w:r>
+        <w:rPr>
+          <w:rStyle w:val="VerbatimChar"/>
+        </w:rPr>
+        <w:t xml:space="preserve">haven</w:t>
+      </w:r>
+      <w:r>
+        <w:t xml:space="preserve">-formatted dataframe and so it is good to have the package loaded);</w:t>
+      </w:r>
+      <w:r>
+        <w:t xml:space="preserve"> </w:t>
+      </w:r>
+      <w:r>
+        <w:rPr>
+          <w:rStyle w:val="VerbatimChar"/>
+        </w:rPr>
+        <w:t xml:space="preserve">ggplot2</w:t>
+      </w:r>
+      <w:r>
+        <w:t xml:space="preserve"> </w:t>
+      </w:r>
+      <w:r>
+        <w:t xml:space="preserve">(to make graphs);</w:t>
+      </w:r>
+      <w:r>
+        <w:t xml:space="preserve"> </w:t>
+      </w:r>
+      <w:r>
+        <w:rPr>
+          <w:rStyle w:val="VerbatimChar"/>
+        </w:rPr>
+        <w:t xml:space="preserve">labelled</w:t>
+      </w:r>
+      <w:r>
+        <w:t xml:space="preserve"> </w:t>
+      </w:r>
+      <w:r>
+        <w:t xml:space="preserve">(to view variable labels);</w:t>
+      </w:r>
+      <w:r>
+        <w:t xml:space="preserve"> </w:t>
+      </w:r>
+      <w:r>
+        <w:rPr>
+          <w:rStyle w:val="VerbatimChar"/>
+        </w:rPr>
+        <w:t xml:space="preserve">psych</w:t>
+      </w:r>
+      <w:r>
+        <w:t xml:space="preserve"> </w:t>
+      </w:r>
+      <w:r>
+        <w:t xml:space="preserve">(we will use the</w:t>
+      </w:r>
+      <w:r>
+        <w:t xml:space="preserve"> </w:t>
+      </w:r>
+      <w:r>
+        <w:rPr>
+          <w:rStyle w:val="VerbatimChar"/>
+        </w:rPr>
+        <w:t xml:space="preserve">describe</w:t>
+      </w:r>
+      <w:r>
+        <w:t xml:space="preserve"> </w:t>
+      </w:r>
+      <w:r>
+        <w:t xml:space="preserve">function for descriptives); and</w:t>
+      </w:r>
+      <w:r>
+        <w:t xml:space="preserve"> </w:t>
+      </w:r>
+      <w:r>
+        <w:rPr>
+          <w:rStyle w:val="VerbatimChar"/>
+        </w:rPr>
+        <w:t xml:space="preserve">stargazer</w:t>
+      </w:r>
+      <w:r>
+        <w:t xml:space="preserve"> </w:t>
+      </w:r>
+      <w:r>
+        <w:t xml:space="preserve">(to put your regression results into nicely formatted tables).</w:t>
+      </w:r>
+    </w:p>
+    <w:p>
+      <w:pPr>
         <w:pStyle w:val="SourceCode"/>
       </w:pPr>
       <w:r>
@@ -349,6 +474,29 @@
     </w:p>
     <w:p>
       <w:pPr>
+        <w:pStyle w:val="FirstParagraph"/>
+      </w:pPr>
+      <w:r>
+        <w:t xml:space="preserve">Load the</w:t>
+      </w:r>
+      <w:r>
+        <w:t xml:space="preserve"> </w:t>
+      </w:r>
+      <w:r>
+        <w:rPr>
+          <w:rStyle w:val="VerbatimChar"/>
+        </w:rPr>
+        <w:t xml:space="preserve">ecls.rda</w:t>
+      </w:r>
+      <w:r>
+        <w:t xml:space="preserve"> </w:t>
+      </w:r>
+      <w:r>
+        <w:t xml:space="preserve">datafile.</w:t>
+      </w:r>
+    </w:p>
+    <w:p>
+      <w:pPr>
         <w:pStyle w:val="SourceCode"/>
       </w:pPr>
       <w:r>
@@ -522,6 +670,14 @@
     </w:p>
     <w:p>
       <w:pPr>
+        <w:pStyle w:val="FirstParagraph"/>
+      </w:pPr>
+      <w:r>
+        <w:t xml:space="preserve">Ask R to produce the variable labels for all labels.</w:t>
+      </w:r>
+    </w:p>
+    <w:p>
+      <w:pPr>
         <w:pStyle w:val="SourceCode"/>
       </w:pPr>
       <w:r>
@@ -860,6 +1016,14 @@
     </w:p>
     <w:p>
       <w:pPr>
+        <w:pStyle w:val="FirstParagraph"/>
+      </w:pPr>
+      <w:r>
+        <w:t xml:space="preserve">Create z-standardized versions of the reading score, family income, and # of children in the household variables. Do NOT overwrite the original variables.</w:t>
+      </w:r>
+    </w:p>
+    <w:p>
+      <w:pPr>
         <w:pStyle w:val="SourceCode"/>
       </w:pPr>
       <w:r>
@@ -1240,6 +1404,14 @@
     </w:p>
     <w:p>
       <w:pPr>
+        <w:pStyle w:val="FirstParagraph"/>
+      </w:pPr>
+      <w:r>
+        <w:t xml:space="preserve">Create a new variable that is family income (which is originally in dollars) rescaled so it is in thousands.</w:t>
+      </w:r>
+    </w:p>
+    <w:p>
+      <w:pPr>
         <w:pStyle w:val="SourceCode"/>
       </w:pPr>
       <w:r>
@@ -1315,6 +1487,14 @@
     </w:p>
     <w:p>
       <w:pPr>
+        <w:pStyle w:val="FirstParagraph"/>
+      </w:pPr>
+      <w:r>
+        <w:t xml:space="preserve">Create a subsetted dataframe containing the childid, reading score (original and z-standardized), income (rescaled and z-standardized), # of kids (original and z-standardized) variables. The dataframe should only consist of subjects with complete information on these variables.</w:t>
+      </w:r>
+    </w:p>
+    <w:p>
+      <w:pPr>
         <w:pStyle w:val="SourceCode"/>
       </w:pPr>
       <w:r>
@@ -1701,6 +1881,14 @@
     </w:p>
     <w:p>
       <w:pPr>
+        <w:pStyle w:val="FirstParagraph"/>
+      </w:pPr>
+      <w:r>
+        <w:t xml:space="preserve">Get the number of cases in the original ECLS data frame and the number of cases you get after deleting cases with missing values. What is the number of cases dropped?</w:t>
+      </w:r>
+    </w:p>
+    <w:p>
+      <w:pPr>
         <w:pStyle w:val="SourceCode"/>
       </w:pPr>
       <w:r>
@@ -1819,6 +2007,29 @@
     </w:p>
     <w:p>
       <w:pPr>
+        <w:pStyle w:val="FirstParagraph"/>
+      </w:pPr>
+      <w:r>
+        <w:t xml:space="preserve">To be safe, remove the original</w:t>
+      </w:r>
+      <w:r>
+        <w:t xml:space="preserve"> </w:t>
+      </w:r>
+      <w:r>
+        <w:rPr>
+          <w:rStyle w:val="VerbatimChar"/>
+        </w:rPr>
+        <w:t xml:space="preserve">ecls</w:t>
+      </w:r>
+      <w:r>
+        <w:t xml:space="preserve"> </w:t>
+      </w:r>
+      <w:r>
+        <w:t xml:space="preserve">dataframe from your R workspace.</w:t>
+      </w:r>
+    </w:p>
+    <w:p>
+      <w:pPr>
         <w:pStyle w:val="SourceCode"/>
       </w:pPr>
       <w:r>
@@ -1868,6 +2079,14 @@
       </w:pPr>
       <w:r>
         <w:t xml:space="preserve">Problem 9 (6 pts)</w:t>
+      </w:r>
+    </w:p>
+    <w:p>
+      <w:pPr>
+        <w:pStyle w:val="FirstParagraph"/>
+      </w:pPr>
+      <w:r>
+        <w:t xml:space="preserve">Construct a histogram of the distribution of the test score, income, and # of children variables (use the original variables). The histograms should show percentages and have clear axis labels.</w:t>
       </w:r>
     </w:p>
     <w:p>
@@ -2982,6 +3201,14 @@
     </w:p>
     <w:p>
       <w:pPr>
+        <w:pStyle w:val="FirstParagraph"/>
+      </w:pPr>
+      <w:r>
+        <w:t xml:space="preserve">Run separate bivariate regressions of test score (dependent variable) on family income (in $1,000s) and number of children in the household. Do NOT use the z-standardized versions of the variables. Store the results in separate objects.</w:t>
+      </w:r>
+    </w:p>
+    <w:p>
+      <w:pPr>
         <w:pStyle w:val="SourceCode"/>
       </w:pPr>
       <w:r>
@@ -3468,6 +3695,91 @@
     </w:p>
     <w:p>
       <w:pPr>
+        <w:pStyle w:val="FirstParagraph"/>
+      </w:pPr>
+      <w:r>
+        <w:t xml:space="preserve">Use</w:t>
+      </w:r>
+      <w:r>
+        <w:t xml:space="preserve"> </w:t>
+      </w:r>
+      <w:r>
+        <w:rPr>
+          <w:rStyle w:val="VerbatimChar"/>
+        </w:rPr>
+        <w:t xml:space="preserve">stargazer</w:t>
+      </w:r>
+      <w:r>
+        <w:t xml:space="preserve"> </w:t>
+      </w:r>
+      <w:r>
+        <w:t xml:space="preserve">to present the results for both models in one table. Your table should have clear labels for the dependent variable and the predictors. The units of measurement of both the predictors and outcome should be clear. You should NOT use the default presentation of a single star representing marginal (</w:t>
+      </w:r>
+      <w:r>
+        <w:rPr>
+          <w:rStyle w:val="VerbatimChar"/>
+        </w:rPr>
+        <w:t xml:space="preserve">p &lt; .10</w:t>
+      </w:r>
+      <w:r>
+        <w:t xml:space="preserve">) significance.</w:t>
+      </w:r>
+    </w:p>
+    <w:p>
+      <w:pPr>
+        <w:pStyle w:val="BodyText"/>
+      </w:pPr>
+      <w:r>
+        <w:t xml:space="preserve">Here is some</w:t>
+      </w:r>
+      <w:r>
+        <w:t xml:space="preserve"> </w:t>
+      </w:r>
+      <w:r>
+        <w:rPr>
+          <w:rStyle w:val="VerbatimChar"/>
+        </w:rPr>
+        <w:t xml:space="preserve">stargazer</w:t>
+      </w:r>
+      <w:r>
+        <w:t xml:space="preserve"> </w:t>
+      </w:r>
+      <w:r>
+        <w:t xml:space="preserve">syntax you may find helpful. I recommend running</w:t>
+      </w:r>
+      <w:r>
+        <w:t xml:space="preserve"> </w:t>
+      </w:r>
+      <w:r>
+        <w:rPr>
+          <w:rStyle w:val="VerbatimChar"/>
+        </w:rPr>
+        <w:t xml:space="preserve">stargazer</w:t>
+      </w:r>
+      <w:r>
+        <w:t xml:space="preserve"> </w:t>
+      </w:r>
+      <w:r>
+        <w:t xml:space="preserve">using just the</w:t>
+      </w:r>
+      <w:r>
+        <w:t xml:space="preserve"> </w:t>
+      </w:r>
+      <w:r>
+        <w:rPr>
+          <w:rStyle w:val="VerbatimChar"/>
+        </w:rPr>
+        <w:t xml:space="preserve">type = "text"</w:t>
+      </w:r>
+      <w:r>
+        <w:t xml:space="preserve"> </w:t>
+      </w:r>
+      <w:r>
+        <w:t xml:space="preserve">option and then adding options one at a time to see how they affect your table.</w:t>
+      </w:r>
+    </w:p>
+    <w:p>
+      <w:pPr>
         <w:pStyle w:val="SourceCode"/>
       </w:pPr>
       <w:r>
@@ -4187,6 +4499,14 @@
         <w:pStyle w:val="FirstParagraph"/>
       </w:pPr>
       <w:r>
+        <w:t xml:space="preserve">Give a textbook interpretation of the intercept in both models. Your interpretation should make clear the units of measurement.</w:t>
+      </w:r>
+    </w:p>
+    <w:p>
+      <w:pPr>
+        <w:pStyle w:val="BodyText"/>
+      </w:pPr>
+      <w:r>
         <w:t xml:space="preserve">Model 1 (income): When family income is $0, the predicted spring kindergarten reading score is 48.699 points.</w:t>
       </w:r>
     </w:p>
@@ -4213,6 +4533,14 @@
         <w:pStyle w:val="FirstParagraph"/>
       </w:pPr>
       <w:r>
+        <w:t xml:space="preserve">Give a textbook interpretation of the slope in both models. Your interpretation should make clear the units of measurement.</w:t>
+      </w:r>
+    </w:p>
+    <w:p>
+      <w:pPr>
+        <w:pStyle w:val="BodyText"/>
+      </w:pPr>
+      <w:r>
         <w:t xml:space="preserve">Model 1 (income): For each additional $1,000 of family income, predicted reading score increases by 0.0399 points,</w:t>
       </w:r>
       <w:r>
@@ -4287,6 +4615,29 @@
         <w:pStyle w:val="FirstParagraph"/>
       </w:pPr>
       <w:r>
+        <w:t xml:space="preserve">Give a textbook interpretation of the</w:t>
+      </w:r>
+      <w:r>
+        <w:t xml:space="preserve"> </w:t>
+      </w:r>
+      <w:r>
+        <w:rPr>
+          <w:rStyle w:val="VerbatimChar"/>
+        </w:rPr>
+        <w:t xml:space="preserve">R^2</w:t>
+      </w:r>
+      <w:r>
+        <w:t xml:space="preserve"> </w:t>
+      </w:r>
+      <w:r>
+        <w:t xml:space="preserve">in both models.</w:t>
+      </w:r>
+    </w:p>
+    <w:p>
+      <w:pPr>
+        <w:pStyle w:val="BodyText"/>
+      </w:pPr>
+      <w:r>
         <w:t xml:space="preserve">Model 1 (income):</w:t>
       </w:r>
       <w:r>
@@ -4334,6 +4685,14 @@
     </w:p>
     <w:p>
       <w:pPr>
+        <w:pStyle w:val="FirstParagraph"/>
+      </w:pPr>
+      <w:r>
+        <w:t xml:space="preserve">Re-do the models, but this time make all variables be z-standardized.</w:t>
+      </w:r>
+    </w:p>
+    <w:p>
+      <w:pPr>
         <w:pStyle w:val="SourceCode"/>
       </w:pPr>
       <w:r>
@@ -4820,6 +5179,29 @@
     </w:p>
     <w:p>
       <w:pPr>
+        <w:pStyle w:val="FirstParagraph"/>
+      </w:pPr>
+      <w:r>
+        <w:t xml:space="preserve">Re-do your</w:t>
+      </w:r>
+      <w:r>
+        <w:t xml:space="preserve"> </w:t>
+      </w:r>
+      <w:r>
+        <w:rPr>
+          <w:rStyle w:val="VerbatimChar"/>
+        </w:rPr>
+        <w:t xml:space="preserve">stargazer</w:t>
+      </w:r>
+      <w:r>
+        <w:t xml:space="preserve"> </w:t>
+      </w:r>
+      <w:r>
+        <w:t xml:space="preserve">table with the new models. Your table should make clear the units of measurement (SD).</w:t>
+      </w:r>
+    </w:p>
+    <w:p>
+      <w:pPr>
         <w:pStyle w:val="SourceCode"/>
       </w:pPr>
       <w:r>
@@ -5539,6 +5921,14 @@
         <w:pStyle w:val="FirstParagraph"/>
       </w:pPr>
       <w:r>
+        <w:t xml:space="preserve">Give a textbook interpretation for the intercept for the model where # of children in the household is the predictor.</w:t>
+      </w:r>
+    </w:p>
+    <w:p>
+      <w:pPr>
+        <w:pStyle w:val="BodyText"/>
+      </w:pPr>
+      <w:r>
         <w:t xml:space="preserve">In the z-standardized children model, when the number of household members under 18 is at the sample mean (</w:t>
       </w:r>
       <w:r>
@@ -5566,6 +5956,14 @@
         <w:pStyle w:val="FirstParagraph"/>
       </w:pPr>
       <w:r>
+        <w:t xml:space="preserve">Give a textbook interpretation for the slope for the model where # of children in the household is the predictor.</w:t>
+      </w:r>
+    </w:p>
+    <w:p>
+      <w:pPr>
+        <w:pStyle w:val="BodyText"/>
+      </w:pPr>
+      <w:r>
         <w:t xml:space="preserve">In the z-standardized children model, a 1 SD increase in number of household members under 18 predicts a 0.162 SD decrease in reading scores,</w:t>
       </w:r>
       <w:r>
@@ -5605,6 +6003,14 @@
     </w:p>
     <w:p>
       <w:pPr>
+        <w:pStyle w:val="FirstParagraph"/>
+      </w:pPr>
+      <w:r>
+        <w:t xml:space="preserve">Ask R to report summaries of the model objects so you can get the p values for the slopes (it does not matter if you use a model using the raw metrics or the z-standardized variables).</w:t>
+      </w:r>
+    </w:p>
+    <w:p>
+      <w:pPr>
         <w:pStyle w:val="SourceCode"/>
       </w:pPr>
       <w:r>
@@ -5978,6 +6384,14 @@
     <w:p>
       <w:pPr>
         <w:pStyle w:val="FirstParagraph"/>
+      </w:pPr>
+      <w:r>
+        <w:t xml:space="preserve">In ONE sentence, write up the results of both regressions in APA style.</w:t>
+      </w:r>
+    </w:p>
+    <w:p>
+      <w:pPr>
+        <w:pStyle w:val="BodyText"/>
       </w:pPr>
       <w:r>
         <w:t xml:space="preserve">In separate bivariate regressions, spring kindergarten reading scores were positively associated with family income (in $1,000s),</w:t>

--- a/Lab14/lab14_output/lab_14_final.docx
+++ b/Lab14/lab14_output/lab_14_final.docx
@@ -189,6 +189,14 @@
     </w:p>
     <w:p>
       <w:pPr>
+        <w:pStyle w:val="BodyText"/>
+      </w:pPr>
+      <w:r>
+        <w:t xml:space="preserve">Syntax + Output:</w:t>
+      </w:r>
+    </w:p>
+    <w:p>
+      <w:pPr>
         <w:pStyle w:val="SourceCode"/>
       </w:pPr>
       <w:r>
@@ -497,6 +505,14 @@
     </w:p>
     <w:p>
       <w:pPr>
+        <w:pStyle w:val="BodyText"/>
+      </w:pPr>
+      <w:r>
+        <w:t xml:space="preserve">Syntax + Output:</w:t>
+      </w:r>
+    </w:p>
+    <w:p>
+      <w:pPr>
         <w:pStyle w:val="SourceCode"/>
       </w:pPr>
       <w:r>
@@ -678,6 +694,14 @@
     </w:p>
     <w:p>
       <w:pPr>
+        <w:pStyle w:val="BodyText"/>
+      </w:pPr>
+      <w:r>
+        <w:t xml:space="preserve">Syntax + Output:</w:t>
+      </w:r>
+    </w:p>
+    <w:p>
+      <w:pPr>
         <w:pStyle w:val="SourceCode"/>
       </w:pPr>
       <w:r>
@@ -1024,6 +1048,14 @@
     </w:p>
     <w:p>
       <w:pPr>
+        <w:pStyle w:val="BodyText"/>
+      </w:pPr>
+      <w:r>
+        <w:t xml:space="preserve">Syntax + Output:</w:t>
+      </w:r>
+    </w:p>
+    <w:p>
+      <w:pPr>
         <w:pStyle w:val="SourceCode"/>
       </w:pPr>
       <w:r>
@@ -1412,6 +1444,14 @@
     </w:p>
     <w:p>
       <w:pPr>
+        <w:pStyle w:val="BodyText"/>
+      </w:pPr>
+      <w:r>
+        <w:t xml:space="preserve">Syntax + Output:</w:t>
+      </w:r>
+    </w:p>
+    <w:p>
+      <w:pPr>
         <w:pStyle w:val="SourceCode"/>
       </w:pPr>
       <w:r>
@@ -1495,6 +1535,14 @@
     </w:p>
     <w:p>
       <w:pPr>
+        <w:pStyle w:val="BodyText"/>
+      </w:pPr>
+      <w:r>
+        <w:t xml:space="preserve">Syntax + Output:</w:t>
+      </w:r>
+    </w:p>
+    <w:p>
+      <w:pPr>
         <w:pStyle w:val="SourceCode"/>
       </w:pPr>
       <w:r>
@@ -1889,6 +1937,14 @@
     </w:p>
     <w:p>
       <w:pPr>
+        <w:pStyle w:val="BodyText"/>
+      </w:pPr>
+      <w:r>
+        <w:t xml:space="preserve">Syntax + Output:</w:t>
+      </w:r>
+    </w:p>
+    <w:p>
+      <w:pPr>
         <w:pStyle w:val="SourceCode"/>
       </w:pPr>
       <w:r>
@@ -2030,6 +2086,14 @@
     </w:p>
     <w:p>
       <w:pPr>
+        <w:pStyle w:val="BodyText"/>
+      </w:pPr>
+      <w:r>
+        <w:t xml:space="preserve">Syntax + Output:</w:t>
+      </w:r>
+    </w:p>
+    <w:p>
+      <w:pPr>
         <w:pStyle w:val="SourceCode"/>
       </w:pPr>
       <w:r>
@@ -2087,6 +2151,14 @@
       </w:pPr>
       <w:r>
         <w:t xml:space="preserve">Construct a histogram of the distribution of the test score, income, and # of children variables (use the original variables). The histograms should show percentages and have clear axis labels.</w:t>
+      </w:r>
+    </w:p>
+    <w:p>
+      <w:pPr>
+        <w:pStyle w:val="BodyText"/>
+      </w:pPr>
+      <w:r>
+        <w:t xml:space="preserve">Syntax + Output:</w:t>
       </w:r>
     </w:p>
     <w:p>
@@ -3209,6 +3281,14 @@
     </w:p>
     <w:p>
       <w:pPr>
+        <w:pStyle w:val="BodyText"/>
+      </w:pPr>
+      <w:r>
+        <w:t xml:space="preserve">Syntax + Output:</w:t>
+      </w:r>
+    </w:p>
+    <w:p>
+      <w:pPr>
         <w:pStyle w:val="SourceCode"/>
       </w:pPr>
       <w:r>
@@ -3780,6 +3860,14 @@
     </w:p>
     <w:p>
       <w:pPr>
+        <w:pStyle w:val="BodyText"/>
+      </w:pPr>
+      <w:r>
+        <w:t xml:space="preserve">Syntax + Output:</w:t>
+      </w:r>
+    </w:p>
+    <w:p>
+      <w:pPr>
         <w:pStyle w:val="SourceCode"/>
       </w:pPr>
       <w:r>
@@ -4693,6 +4781,14 @@
     </w:p>
     <w:p>
       <w:pPr>
+        <w:pStyle w:val="BodyText"/>
+      </w:pPr>
+      <w:r>
+        <w:t xml:space="preserve">Syntax + Output:</w:t>
+      </w:r>
+    </w:p>
+    <w:p>
+      <w:pPr>
         <w:pStyle w:val="SourceCode"/>
       </w:pPr>
       <w:r>
@@ -5202,6 +5298,14 @@
     </w:p>
     <w:p>
       <w:pPr>
+        <w:pStyle w:val="BodyText"/>
+      </w:pPr>
+      <w:r>
+        <w:t xml:space="preserve">Syntax + Output:</w:t>
+      </w:r>
+    </w:p>
+    <w:p>
+      <w:pPr>
         <w:pStyle w:val="SourceCode"/>
       </w:pPr>
       <w:r>
@@ -6007,6 +6111,14 @@
       </w:pPr>
       <w:r>
         <w:t xml:space="preserve">Ask R to report summaries of the model objects so you can get the p values for the slopes (it does not matter if you use a model using the raw metrics or the z-standardized variables).</w:t>
+      </w:r>
+    </w:p>
+    <w:p>
+      <w:pPr>
+        <w:pStyle w:val="BodyText"/>
+      </w:pPr>
+      <w:r>
+        <w:t xml:space="preserve">Syntax + Output:</w:t>
       </w:r>
     </w:p>
     <w:p>

--- a/Lab14/lab14_output/lab_14_final.docx
+++ b/Lab14/lab14_output/lab_14_final.docx
@@ -192,7 +192,15 @@
         <w:pStyle w:val="BodyText"/>
       </w:pPr>
       <w:r>
-        <w:t xml:space="preserve">Syntax + Output:</w:t>
+        <w:t xml:space="preserve">Syntax:</w:t>
+      </w:r>
+    </w:p>
+    <w:p>
+      <w:pPr>
+        <w:pStyle w:val="BodyText"/>
+      </w:pPr>
+      <w:r>
+        <w:t xml:space="preserve">Output:</w:t>
       </w:r>
     </w:p>
     <w:p>
@@ -508,7 +516,15 @@
         <w:pStyle w:val="BodyText"/>
       </w:pPr>
       <w:r>
-        <w:t xml:space="preserve">Syntax + Output:</w:t>
+        <w:t xml:space="preserve">Syntax:</w:t>
+      </w:r>
+    </w:p>
+    <w:p>
+      <w:pPr>
+        <w:pStyle w:val="BodyText"/>
+      </w:pPr>
+      <w:r>
+        <w:t xml:space="preserve">Output:</w:t>
       </w:r>
     </w:p>
     <w:p>
@@ -697,7 +713,15 @@
         <w:pStyle w:val="BodyText"/>
       </w:pPr>
       <w:r>
-        <w:t xml:space="preserve">Syntax + Output:</w:t>
+        <w:t xml:space="preserve">Syntax:</w:t>
+      </w:r>
+    </w:p>
+    <w:p>
+      <w:pPr>
+        <w:pStyle w:val="BodyText"/>
+      </w:pPr>
+      <w:r>
+        <w:t xml:space="preserve">Output:</w:t>
       </w:r>
     </w:p>
     <w:p>
@@ -1051,7 +1075,15 @@
         <w:pStyle w:val="BodyText"/>
       </w:pPr>
       <w:r>
-        <w:t xml:space="preserve">Syntax + Output:</w:t>
+        <w:t xml:space="preserve">Syntax:</w:t>
+      </w:r>
+    </w:p>
+    <w:p>
+      <w:pPr>
+        <w:pStyle w:val="BodyText"/>
+      </w:pPr>
+      <w:r>
+        <w:t xml:space="preserve">Output:</w:t>
       </w:r>
     </w:p>
     <w:p>
@@ -1447,7 +1479,15 @@
         <w:pStyle w:val="BodyText"/>
       </w:pPr>
       <w:r>
-        <w:t xml:space="preserve">Syntax + Output:</w:t>
+        <w:t xml:space="preserve">Syntax:</w:t>
+      </w:r>
+    </w:p>
+    <w:p>
+      <w:pPr>
+        <w:pStyle w:val="BodyText"/>
+      </w:pPr>
+      <w:r>
+        <w:t xml:space="preserve">Output:</w:t>
       </w:r>
     </w:p>
     <w:p>
@@ -1538,7 +1578,15 @@
         <w:pStyle w:val="BodyText"/>
       </w:pPr>
       <w:r>
-        <w:t xml:space="preserve">Syntax + Output:</w:t>
+        <w:t xml:space="preserve">Syntax:</w:t>
+      </w:r>
+    </w:p>
+    <w:p>
+      <w:pPr>
+        <w:pStyle w:val="BodyText"/>
+      </w:pPr>
+      <w:r>
+        <w:t xml:space="preserve">Output:</w:t>
       </w:r>
     </w:p>
     <w:p>
@@ -1940,7 +1988,15 @@
         <w:pStyle w:val="BodyText"/>
       </w:pPr>
       <w:r>
-        <w:t xml:space="preserve">Syntax + Output:</w:t>
+        <w:t xml:space="preserve">Syntax:</w:t>
+      </w:r>
+    </w:p>
+    <w:p>
+      <w:pPr>
+        <w:pStyle w:val="BodyText"/>
+      </w:pPr>
+      <w:r>
+        <w:t xml:space="preserve">Output:</w:t>
       </w:r>
     </w:p>
     <w:p>
@@ -2089,7 +2145,15 @@
         <w:pStyle w:val="BodyText"/>
       </w:pPr>
       <w:r>
-        <w:t xml:space="preserve">Syntax + Output:</w:t>
+        <w:t xml:space="preserve">Syntax:</w:t>
+      </w:r>
+    </w:p>
+    <w:p>
+      <w:pPr>
+        <w:pStyle w:val="BodyText"/>
+      </w:pPr>
+      <w:r>
+        <w:t xml:space="preserve">Output:</w:t>
       </w:r>
     </w:p>
     <w:p>
@@ -2158,7 +2222,15 @@
         <w:pStyle w:val="BodyText"/>
       </w:pPr>
       <w:r>
-        <w:t xml:space="preserve">Syntax + Output:</w:t>
+        <w:t xml:space="preserve">Syntax:</w:t>
+      </w:r>
+    </w:p>
+    <w:p>
+      <w:pPr>
+        <w:pStyle w:val="BodyText"/>
+      </w:pPr>
+      <w:r>
+        <w:t xml:space="preserve">Output:</w:t>
       </w:r>
     </w:p>
     <w:p>
@@ -3284,7 +3356,15 @@
         <w:pStyle w:val="BodyText"/>
       </w:pPr>
       <w:r>
-        <w:t xml:space="preserve">Syntax + Output:</w:t>
+        <w:t xml:space="preserve">Syntax:</w:t>
+      </w:r>
+    </w:p>
+    <w:p>
+      <w:pPr>
+        <w:pStyle w:val="BodyText"/>
+      </w:pPr>
+      <w:r>
+        <w:t xml:space="preserve">Output:</w:t>
       </w:r>
     </w:p>
     <w:p>
@@ -3863,7 +3943,15 @@
         <w:pStyle w:val="BodyText"/>
       </w:pPr>
       <w:r>
-        <w:t xml:space="preserve">Syntax + Output:</w:t>
+        <w:t xml:space="preserve">Syntax:</w:t>
+      </w:r>
+    </w:p>
+    <w:p>
+      <w:pPr>
+        <w:pStyle w:val="BodyText"/>
+      </w:pPr>
+      <w:r>
+        <w:t xml:space="preserve">Output:</w:t>
       </w:r>
     </w:p>
     <w:p>
@@ -4784,7 +4872,15 @@
         <w:pStyle w:val="BodyText"/>
       </w:pPr>
       <w:r>
-        <w:t xml:space="preserve">Syntax + Output:</w:t>
+        <w:t xml:space="preserve">Syntax:</w:t>
+      </w:r>
+    </w:p>
+    <w:p>
+      <w:pPr>
+        <w:pStyle w:val="BodyText"/>
+      </w:pPr>
+      <w:r>
+        <w:t xml:space="preserve">Output:</w:t>
       </w:r>
     </w:p>
     <w:p>
@@ -5301,7 +5397,15 @@
         <w:pStyle w:val="BodyText"/>
       </w:pPr>
       <w:r>
-        <w:t xml:space="preserve">Syntax + Output:</w:t>
+        <w:t xml:space="preserve">Syntax:</w:t>
+      </w:r>
+    </w:p>
+    <w:p>
+      <w:pPr>
+        <w:pStyle w:val="BodyText"/>
+      </w:pPr>
+      <w:r>
+        <w:t xml:space="preserve">Output:</w:t>
       </w:r>
     </w:p>
     <w:p>
@@ -6118,7 +6222,15 @@
         <w:pStyle w:val="BodyText"/>
       </w:pPr>
       <w:r>
-        <w:t xml:space="preserve">Syntax + Output:</w:t>
+        <w:t xml:space="preserve">Syntax:</w:t>
+      </w:r>
+    </w:p>
+    <w:p>
+      <w:pPr>
+        <w:pStyle w:val="BodyText"/>
+      </w:pPr>
+      <w:r>
+        <w:t xml:space="preserve">Output:</w:t>
       </w:r>
     </w:p>
     <w:p>

--- a/Lab14/lab14_output/lab_14_final.docx
+++ b/Lab14/lab14_output/lab_14_final.docx
@@ -4683,6 +4683,30 @@
         <w:pStyle w:val="BodyText"/>
       </w:pPr>
       <w:r>
+        <w:t xml:space="preserve">Syntax:</w:t>
+      </w:r>
+    </w:p>
+    <w:p>
+      <w:pPr>
+        <w:pStyle w:val="BodyText"/>
+      </w:pPr>
+      <w:r>
+        <w:t xml:space="preserve">N/A (interpretation question)</w:t>
+      </w:r>
+    </w:p>
+    <w:p>
+      <w:pPr>
+        <w:pStyle w:val="BodyText"/>
+      </w:pPr>
+      <w:r>
+        <w:t xml:space="preserve">Output:</w:t>
+      </w:r>
+    </w:p>
+    <w:p>
+      <w:pPr>
+        <w:pStyle w:val="BodyText"/>
+      </w:pPr>
+      <w:r>
         <w:t xml:space="preserve">Model 1 (income): When family income is $0, the predicted spring kindergarten reading score is 48.699 points.</w:t>
       </w:r>
     </w:p>
@@ -4717,6 +4741,30 @@
         <w:pStyle w:val="BodyText"/>
       </w:pPr>
       <w:r>
+        <w:t xml:space="preserve">Syntax:</w:t>
+      </w:r>
+    </w:p>
+    <w:p>
+      <w:pPr>
+        <w:pStyle w:val="BodyText"/>
+      </w:pPr>
+      <w:r>
+        <w:t xml:space="preserve">N/A (interpretation question)</w:t>
+      </w:r>
+    </w:p>
+    <w:p>
+      <w:pPr>
+        <w:pStyle w:val="BodyText"/>
+      </w:pPr>
+      <w:r>
+        <w:t xml:space="preserve">Output:</w:t>
+      </w:r>
+    </w:p>
+    <w:p>
+      <w:pPr>
+        <w:pStyle w:val="BodyText"/>
+      </w:pPr>
+      <w:r>
         <w:t xml:space="preserve">Model 1 (income): For each additional $1,000 of family income, predicted reading score increases by 0.0399 points,</w:t>
       </w:r>
       <w:r>
@@ -4814,6 +4862,30 @@
         <w:pStyle w:val="BodyText"/>
       </w:pPr>
       <w:r>
+        <w:t xml:space="preserve">Syntax:</w:t>
+      </w:r>
+    </w:p>
+    <w:p>
+      <w:pPr>
+        <w:pStyle w:val="BodyText"/>
+      </w:pPr>
+      <w:r>
+        <w:t xml:space="preserve">N/A (interpretation question)</w:t>
+      </w:r>
+    </w:p>
+    <w:p>
+      <w:pPr>
+        <w:pStyle w:val="BodyText"/>
+      </w:pPr>
+      <w:r>
+        <w:t xml:space="preserve">Output:</w:t>
+      </w:r>
+    </w:p>
+    <w:p>
+      <w:pPr>
+        <w:pStyle w:val="BodyText"/>
+      </w:pPr>
+      <w:r>
         <w:t xml:space="preserve">Model 1 (income):</w:t>
       </w:r>
       <w:r>
@@ -6137,6 +6209,30 @@
         <w:pStyle w:val="BodyText"/>
       </w:pPr>
       <w:r>
+        <w:t xml:space="preserve">Syntax:</w:t>
+      </w:r>
+    </w:p>
+    <w:p>
+      <w:pPr>
+        <w:pStyle w:val="BodyText"/>
+      </w:pPr>
+      <w:r>
+        <w:t xml:space="preserve">N/A (interpretation question)</w:t>
+      </w:r>
+    </w:p>
+    <w:p>
+      <w:pPr>
+        <w:pStyle w:val="BodyText"/>
+      </w:pPr>
+      <w:r>
+        <w:t xml:space="preserve">Output:</w:t>
+      </w:r>
+    </w:p>
+    <w:p>
+      <w:pPr>
+        <w:pStyle w:val="BodyText"/>
+      </w:pPr>
+      <w:r>
         <w:t xml:space="preserve">In the z-standardized children model, when the number of household members under 18 is at the sample mean (</w:t>
       </w:r>
       <w:r>
@@ -6172,6 +6268,30 @@
         <w:pStyle w:val="BodyText"/>
       </w:pPr>
       <w:r>
+        <w:t xml:space="preserve">Syntax:</w:t>
+      </w:r>
+    </w:p>
+    <w:p>
+      <w:pPr>
+        <w:pStyle w:val="BodyText"/>
+      </w:pPr>
+      <w:r>
+        <w:t xml:space="preserve">N/A (interpretation question)</w:t>
+      </w:r>
+    </w:p>
+    <w:p>
+      <w:pPr>
+        <w:pStyle w:val="BodyText"/>
+      </w:pPr>
+      <w:r>
+        <w:t xml:space="preserve">Output:</w:t>
+      </w:r>
+    </w:p>
+    <w:p>
+      <w:pPr>
+        <w:pStyle w:val="BodyText"/>
+      </w:pPr>
+      <w:r>
         <w:t xml:space="preserve">In the z-standardized children model, a 1 SD increase in number of household members under 18 predicts a 0.162 SD decrease in reading scores,</w:t>
       </w:r>
       <w:r>
@@ -6618,6 +6738,30 @@
         <w:pStyle w:val="BodyText"/>
       </w:pPr>
       <w:r>
+        <w:t xml:space="preserve">Syntax:</w:t>
+      </w:r>
+    </w:p>
+    <w:p>
+      <w:pPr>
+        <w:pStyle w:val="BodyText"/>
+      </w:pPr>
+      <w:r>
+        <w:t xml:space="preserve">N/A (write-up question)</w:t>
+      </w:r>
+    </w:p>
+    <w:p>
+      <w:pPr>
+        <w:pStyle w:val="BodyText"/>
+      </w:pPr>
+      <w:r>
+        <w:t xml:space="preserve">Output:</w:t>
+      </w:r>
+    </w:p>
+    <w:p>
+      <w:pPr>
+        <w:pStyle w:val="BodyText"/>
+      </w:pPr>
+      <w:r>
         <w:t xml:space="preserve">In separate bivariate regressions, spring kindergarten reading scores were positively associated with family income (in $1,000s),</w:t>
       </w:r>
       <w:r>
@@ -6778,6 +6922,30 @@
     <w:p>
       <w:pPr>
         <w:pStyle w:val="FirstParagraph"/>
+      </w:pPr>
+      <w:r>
+        <w:t xml:space="preserve">Syntax:</w:t>
+      </w:r>
+    </w:p>
+    <w:p>
+      <w:pPr>
+        <w:pStyle w:val="BodyText"/>
+      </w:pPr>
+      <w:r>
+        <w:t xml:space="preserve">N/A</w:t>
+      </w:r>
+    </w:p>
+    <w:p>
+      <w:pPr>
+        <w:pStyle w:val="BodyText"/>
+      </w:pPr>
+      <w:r>
+        <w:t xml:space="preserve">Output:</w:t>
+      </w:r>
+    </w:p>
+    <w:p>
+      <w:pPr>
+        <w:pStyle w:val="BodyText"/>
       </w:pPr>
       <w:r>
         <w:t xml:space="preserve">Upload your lab to Canvas. Double check to make sure the upload took.</w:t>

--- a/Lab14/lab14_output/lab_14_final.docx
+++ b/Lab14/lab14_output/lab_14_final.docx
@@ -189,22 +189,6 @@
     </w:p>
     <w:p>
       <w:pPr>
-        <w:pStyle w:val="BodyText"/>
-      </w:pPr>
-      <w:r>
-        <w:t xml:space="preserve">Syntax:</w:t>
-      </w:r>
-    </w:p>
-    <w:p>
-      <w:pPr>
-        <w:pStyle w:val="BodyText"/>
-      </w:pPr>
-      <w:r>
-        <w:t xml:space="preserve">Output:</w:t>
-      </w:r>
-    </w:p>
-    <w:p>
-      <w:pPr>
         <w:pStyle w:val="SourceCode"/>
       </w:pPr>
       <w:r>
@@ -513,22 +497,6 @@
     </w:p>
     <w:p>
       <w:pPr>
-        <w:pStyle w:val="BodyText"/>
-      </w:pPr>
-      <w:r>
-        <w:t xml:space="preserve">Syntax:</w:t>
-      </w:r>
-    </w:p>
-    <w:p>
-      <w:pPr>
-        <w:pStyle w:val="BodyText"/>
-      </w:pPr>
-      <w:r>
-        <w:t xml:space="preserve">Output:</w:t>
-      </w:r>
-    </w:p>
-    <w:p>
-      <w:pPr>
         <w:pStyle w:val="SourceCode"/>
       </w:pPr>
       <w:r>
@@ -710,22 +678,6 @@
     </w:p>
     <w:p>
       <w:pPr>
-        <w:pStyle w:val="BodyText"/>
-      </w:pPr>
-      <w:r>
-        <w:t xml:space="preserve">Syntax:</w:t>
-      </w:r>
-    </w:p>
-    <w:p>
-      <w:pPr>
-        <w:pStyle w:val="BodyText"/>
-      </w:pPr>
-      <w:r>
-        <w:t xml:space="preserve">Output:</w:t>
-      </w:r>
-    </w:p>
-    <w:p>
-      <w:pPr>
         <w:pStyle w:val="SourceCode"/>
       </w:pPr>
       <w:r>
@@ -1072,22 +1024,6 @@
     </w:p>
     <w:p>
       <w:pPr>
-        <w:pStyle w:val="BodyText"/>
-      </w:pPr>
-      <w:r>
-        <w:t xml:space="preserve">Syntax:</w:t>
-      </w:r>
-    </w:p>
-    <w:p>
-      <w:pPr>
-        <w:pStyle w:val="BodyText"/>
-      </w:pPr>
-      <w:r>
-        <w:t xml:space="preserve">Output:</w:t>
-      </w:r>
-    </w:p>
-    <w:p>
-      <w:pPr>
         <w:pStyle w:val="SourceCode"/>
       </w:pPr>
       <w:r>
@@ -1476,22 +1412,6 @@
     </w:p>
     <w:p>
       <w:pPr>
-        <w:pStyle w:val="BodyText"/>
-      </w:pPr>
-      <w:r>
-        <w:t xml:space="preserve">Syntax:</w:t>
-      </w:r>
-    </w:p>
-    <w:p>
-      <w:pPr>
-        <w:pStyle w:val="BodyText"/>
-      </w:pPr>
-      <w:r>
-        <w:t xml:space="preserve">Output:</w:t>
-      </w:r>
-    </w:p>
-    <w:p>
-      <w:pPr>
         <w:pStyle w:val="SourceCode"/>
       </w:pPr>
       <w:r>
@@ -1575,22 +1495,6 @@
     </w:p>
     <w:p>
       <w:pPr>
-        <w:pStyle w:val="BodyText"/>
-      </w:pPr>
-      <w:r>
-        <w:t xml:space="preserve">Syntax:</w:t>
-      </w:r>
-    </w:p>
-    <w:p>
-      <w:pPr>
-        <w:pStyle w:val="BodyText"/>
-      </w:pPr>
-      <w:r>
-        <w:t xml:space="preserve">Output:</w:t>
-      </w:r>
-    </w:p>
-    <w:p>
-      <w:pPr>
         <w:pStyle w:val="SourceCode"/>
       </w:pPr>
       <w:r>
@@ -1985,22 +1889,6 @@
     </w:p>
     <w:p>
       <w:pPr>
-        <w:pStyle w:val="BodyText"/>
-      </w:pPr>
-      <w:r>
-        <w:t xml:space="preserve">Syntax:</w:t>
-      </w:r>
-    </w:p>
-    <w:p>
-      <w:pPr>
-        <w:pStyle w:val="BodyText"/>
-      </w:pPr>
-      <w:r>
-        <w:t xml:space="preserve">Output:</w:t>
-      </w:r>
-    </w:p>
-    <w:p>
-      <w:pPr>
         <w:pStyle w:val="SourceCode"/>
       </w:pPr>
       <w:r>
@@ -2142,22 +2030,6 @@
     </w:p>
     <w:p>
       <w:pPr>
-        <w:pStyle w:val="BodyText"/>
-      </w:pPr>
-      <w:r>
-        <w:t xml:space="preserve">Syntax:</w:t>
-      </w:r>
-    </w:p>
-    <w:p>
-      <w:pPr>
-        <w:pStyle w:val="BodyText"/>
-      </w:pPr>
-      <w:r>
-        <w:t xml:space="preserve">Output:</w:t>
-      </w:r>
-    </w:p>
-    <w:p>
-      <w:pPr>
         <w:pStyle w:val="SourceCode"/>
       </w:pPr>
       <w:r>
@@ -2215,22 +2087,6 @@
       </w:pPr>
       <w:r>
         <w:t xml:space="preserve">Construct a histogram of the distribution of the test score, income, and # of children variables (use the original variables). The histograms should show percentages and have clear axis labels.</w:t>
-      </w:r>
-    </w:p>
-    <w:p>
-      <w:pPr>
-        <w:pStyle w:val="BodyText"/>
-      </w:pPr>
-      <w:r>
-        <w:t xml:space="preserve">Syntax:</w:t>
-      </w:r>
-    </w:p>
-    <w:p>
-      <w:pPr>
-        <w:pStyle w:val="BodyText"/>
-      </w:pPr>
-      <w:r>
-        <w:t xml:space="preserve">Output:</w:t>
       </w:r>
     </w:p>
     <w:p>
@@ -3353,22 +3209,6 @@
     </w:p>
     <w:p>
       <w:pPr>
-        <w:pStyle w:val="BodyText"/>
-      </w:pPr>
-      <w:r>
-        <w:t xml:space="preserve">Syntax:</w:t>
-      </w:r>
-    </w:p>
-    <w:p>
-      <w:pPr>
-        <w:pStyle w:val="BodyText"/>
-      </w:pPr>
-      <w:r>
-        <w:t xml:space="preserve">Output:</w:t>
-      </w:r>
-    </w:p>
-    <w:p>
-      <w:pPr>
         <w:pStyle w:val="SourceCode"/>
       </w:pPr>
       <w:r>
@@ -3940,22 +3780,6 @@
     </w:p>
     <w:p>
       <w:pPr>
-        <w:pStyle w:val="BodyText"/>
-      </w:pPr>
-      <w:r>
-        <w:t xml:space="preserve">Syntax:</w:t>
-      </w:r>
-    </w:p>
-    <w:p>
-      <w:pPr>
-        <w:pStyle w:val="BodyText"/>
-      </w:pPr>
-      <w:r>
-        <w:t xml:space="preserve">Output:</w:t>
-      </w:r>
-    </w:p>
-    <w:p>
-      <w:pPr>
         <w:pStyle w:val="SourceCode"/>
       </w:pPr>
       <w:r>
@@ -4683,30 +4507,6 @@
         <w:pStyle w:val="BodyText"/>
       </w:pPr>
       <w:r>
-        <w:t xml:space="preserve">Syntax:</w:t>
-      </w:r>
-    </w:p>
-    <w:p>
-      <w:pPr>
-        <w:pStyle w:val="BodyText"/>
-      </w:pPr>
-      <w:r>
-        <w:t xml:space="preserve">N/A (interpretation question)</w:t>
-      </w:r>
-    </w:p>
-    <w:p>
-      <w:pPr>
-        <w:pStyle w:val="BodyText"/>
-      </w:pPr>
-      <w:r>
-        <w:t xml:space="preserve">Output:</w:t>
-      </w:r>
-    </w:p>
-    <w:p>
-      <w:pPr>
-        <w:pStyle w:val="BodyText"/>
-      </w:pPr>
-      <w:r>
         <w:t xml:space="preserve">Model 1 (income): When family income is $0, the predicted spring kindergarten reading score is 48.699 points.</w:t>
       </w:r>
     </w:p>
@@ -4741,30 +4541,6 @@
         <w:pStyle w:val="BodyText"/>
       </w:pPr>
       <w:r>
-        <w:t xml:space="preserve">Syntax:</w:t>
-      </w:r>
-    </w:p>
-    <w:p>
-      <w:pPr>
-        <w:pStyle w:val="BodyText"/>
-      </w:pPr>
-      <w:r>
-        <w:t xml:space="preserve">N/A (interpretation question)</w:t>
-      </w:r>
-    </w:p>
-    <w:p>
-      <w:pPr>
-        <w:pStyle w:val="BodyText"/>
-      </w:pPr>
-      <w:r>
-        <w:t xml:space="preserve">Output:</w:t>
-      </w:r>
-    </w:p>
-    <w:p>
-      <w:pPr>
-        <w:pStyle w:val="BodyText"/>
-      </w:pPr>
-      <w:r>
         <w:t xml:space="preserve">Model 1 (income): For each additional $1,000 of family income, predicted reading score increases by 0.0399 points,</w:t>
       </w:r>
       <w:r>
@@ -4862,30 +4638,6 @@
         <w:pStyle w:val="BodyText"/>
       </w:pPr>
       <w:r>
-        <w:t xml:space="preserve">Syntax:</w:t>
-      </w:r>
-    </w:p>
-    <w:p>
-      <w:pPr>
-        <w:pStyle w:val="BodyText"/>
-      </w:pPr>
-      <w:r>
-        <w:t xml:space="preserve">N/A (interpretation question)</w:t>
-      </w:r>
-    </w:p>
-    <w:p>
-      <w:pPr>
-        <w:pStyle w:val="BodyText"/>
-      </w:pPr>
-      <w:r>
-        <w:t xml:space="preserve">Output:</w:t>
-      </w:r>
-    </w:p>
-    <w:p>
-      <w:pPr>
-        <w:pStyle w:val="BodyText"/>
-      </w:pPr>
-      <w:r>
         <w:t xml:space="preserve">Model 1 (income):</w:t>
       </w:r>
       <w:r>
@@ -4941,22 +4693,6 @@
     </w:p>
     <w:p>
       <w:pPr>
-        <w:pStyle w:val="BodyText"/>
-      </w:pPr>
-      <w:r>
-        <w:t xml:space="preserve">Syntax:</w:t>
-      </w:r>
-    </w:p>
-    <w:p>
-      <w:pPr>
-        <w:pStyle w:val="BodyText"/>
-      </w:pPr>
-      <w:r>
-        <w:t xml:space="preserve">Output:</w:t>
-      </w:r>
-    </w:p>
-    <w:p>
-      <w:pPr>
         <w:pStyle w:val="SourceCode"/>
       </w:pPr>
       <w:r>
@@ -5466,22 +5202,6 @@
     </w:p>
     <w:p>
       <w:pPr>
-        <w:pStyle w:val="BodyText"/>
-      </w:pPr>
-      <w:r>
-        <w:t xml:space="preserve">Syntax:</w:t>
-      </w:r>
-    </w:p>
-    <w:p>
-      <w:pPr>
-        <w:pStyle w:val="BodyText"/>
-      </w:pPr>
-      <w:r>
-        <w:t xml:space="preserve">Output:</w:t>
-      </w:r>
-    </w:p>
-    <w:p>
-      <w:pPr>
         <w:pStyle w:val="SourceCode"/>
       </w:pPr>
       <w:r>
@@ -6209,30 +5929,6 @@
         <w:pStyle w:val="BodyText"/>
       </w:pPr>
       <w:r>
-        <w:t xml:space="preserve">Syntax:</w:t>
-      </w:r>
-    </w:p>
-    <w:p>
-      <w:pPr>
-        <w:pStyle w:val="BodyText"/>
-      </w:pPr>
-      <w:r>
-        <w:t xml:space="preserve">N/A (interpretation question)</w:t>
-      </w:r>
-    </w:p>
-    <w:p>
-      <w:pPr>
-        <w:pStyle w:val="BodyText"/>
-      </w:pPr>
-      <w:r>
-        <w:t xml:space="preserve">Output:</w:t>
-      </w:r>
-    </w:p>
-    <w:p>
-      <w:pPr>
-        <w:pStyle w:val="BodyText"/>
-      </w:pPr>
-      <w:r>
         <w:t xml:space="preserve">In the z-standardized children model, when the number of household members under 18 is at the sample mean (</w:t>
       </w:r>
       <w:r>
@@ -6268,30 +5964,6 @@
         <w:pStyle w:val="BodyText"/>
       </w:pPr>
       <w:r>
-        <w:t xml:space="preserve">Syntax:</w:t>
-      </w:r>
-    </w:p>
-    <w:p>
-      <w:pPr>
-        <w:pStyle w:val="BodyText"/>
-      </w:pPr>
-      <w:r>
-        <w:t xml:space="preserve">N/A (interpretation question)</w:t>
-      </w:r>
-    </w:p>
-    <w:p>
-      <w:pPr>
-        <w:pStyle w:val="BodyText"/>
-      </w:pPr>
-      <w:r>
-        <w:t xml:space="preserve">Output:</w:t>
-      </w:r>
-    </w:p>
-    <w:p>
-      <w:pPr>
-        <w:pStyle w:val="BodyText"/>
-      </w:pPr>
-      <w:r>
         <w:t xml:space="preserve">In the z-standardized children model, a 1 SD increase in number of household members under 18 predicts a 0.162 SD decrease in reading scores,</w:t>
       </w:r>
       <w:r>
@@ -6339,22 +6011,6 @@
     </w:p>
     <w:p>
       <w:pPr>
-        <w:pStyle w:val="BodyText"/>
-      </w:pPr>
-      <w:r>
-        <w:t xml:space="preserve">Syntax:</w:t>
-      </w:r>
-    </w:p>
-    <w:p>
-      <w:pPr>
-        <w:pStyle w:val="BodyText"/>
-      </w:pPr>
-      <w:r>
-        <w:t xml:space="preserve">Output:</w:t>
-      </w:r>
-    </w:p>
-    <w:p>
-      <w:pPr>
         <w:pStyle w:val="SourceCode"/>
       </w:pPr>
       <w:r>
@@ -6738,30 +6394,6 @@
         <w:pStyle w:val="BodyText"/>
       </w:pPr>
       <w:r>
-        <w:t xml:space="preserve">Syntax:</w:t>
-      </w:r>
-    </w:p>
-    <w:p>
-      <w:pPr>
-        <w:pStyle w:val="BodyText"/>
-      </w:pPr>
-      <w:r>
-        <w:t xml:space="preserve">N/A (write-up question)</w:t>
-      </w:r>
-    </w:p>
-    <w:p>
-      <w:pPr>
-        <w:pStyle w:val="BodyText"/>
-      </w:pPr>
-      <w:r>
-        <w:t xml:space="preserve">Output:</w:t>
-      </w:r>
-    </w:p>
-    <w:p>
-      <w:pPr>
-        <w:pStyle w:val="BodyText"/>
-      </w:pPr>
-      <w:r>
         <w:t xml:space="preserve">In separate bivariate regressions, spring kindergarten reading scores were positively associated with family income (in $1,000s),</w:t>
       </w:r>
       <w:r>
@@ -6922,30 +6554,6 @@
     <w:p>
       <w:pPr>
         <w:pStyle w:val="FirstParagraph"/>
-      </w:pPr>
-      <w:r>
-        <w:t xml:space="preserve">Syntax:</w:t>
-      </w:r>
-    </w:p>
-    <w:p>
-      <w:pPr>
-        <w:pStyle w:val="BodyText"/>
-      </w:pPr>
-      <w:r>
-        <w:t xml:space="preserve">N/A</w:t>
-      </w:r>
-    </w:p>
-    <w:p>
-      <w:pPr>
-        <w:pStyle w:val="BodyText"/>
-      </w:pPr>
-      <w:r>
-        <w:t xml:space="preserve">Output:</w:t>
-      </w:r>
-    </w:p>
-    <w:p>
-      <w:pPr>
-        <w:pStyle w:val="BodyText"/>
       </w:pPr>
       <w:r>
         <w:t xml:space="preserve">Upload your lab to Canvas. Double check to make sure the upload took.</w:t>

--- a/Lab14/lab14_output/lab_14_final.docx
+++ b/Lab14/lab14_output/lab_14_final.docx
@@ -189,6 +189,22 @@
     </w:p>
     <w:p>
       <w:pPr>
+        <w:pStyle w:val="BodyText"/>
+      </w:pPr>
+      <w:r>
+        <w:t xml:space="preserve">Syntax:</w:t>
+      </w:r>
+    </w:p>
+    <w:p>
+      <w:pPr>
+        <w:pStyle w:val="BodyText"/>
+      </w:pPr>
+      <w:r>
+        <w:t xml:space="preserve">Output:</w:t>
+      </w:r>
+    </w:p>
+    <w:p>
+      <w:pPr>
         <w:pStyle w:val="SourceCode"/>
       </w:pPr>
       <w:r>
@@ -497,6 +513,22 @@
     </w:p>
     <w:p>
       <w:pPr>
+        <w:pStyle w:val="BodyText"/>
+      </w:pPr>
+      <w:r>
+        <w:t xml:space="preserve">Syntax:</w:t>
+      </w:r>
+    </w:p>
+    <w:p>
+      <w:pPr>
+        <w:pStyle w:val="BodyText"/>
+      </w:pPr>
+      <w:r>
+        <w:t xml:space="preserve">Output:</w:t>
+      </w:r>
+    </w:p>
+    <w:p>
+      <w:pPr>
         <w:pStyle w:val="SourceCode"/>
       </w:pPr>
       <w:r>
@@ -678,6 +710,22 @@
     </w:p>
     <w:p>
       <w:pPr>
+        <w:pStyle w:val="BodyText"/>
+      </w:pPr>
+      <w:r>
+        <w:t xml:space="preserve">Syntax:</w:t>
+      </w:r>
+    </w:p>
+    <w:p>
+      <w:pPr>
+        <w:pStyle w:val="BodyText"/>
+      </w:pPr>
+      <w:r>
+        <w:t xml:space="preserve">Output:</w:t>
+      </w:r>
+    </w:p>
+    <w:p>
+      <w:pPr>
         <w:pStyle w:val="SourceCode"/>
       </w:pPr>
       <w:r>
@@ -1024,6 +1072,22 @@
     </w:p>
     <w:p>
       <w:pPr>
+        <w:pStyle w:val="BodyText"/>
+      </w:pPr>
+      <w:r>
+        <w:t xml:space="preserve">Syntax:</w:t>
+      </w:r>
+    </w:p>
+    <w:p>
+      <w:pPr>
+        <w:pStyle w:val="BodyText"/>
+      </w:pPr>
+      <w:r>
+        <w:t xml:space="preserve">Output:</w:t>
+      </w:r>
+    </w:p>
+    <w:p>
+      <w:pPr>
         <w:pStyle w:val="SourceCode"/>
       </w:pPr>
       <w:r>
@@ -1412,6 +1476,22 @@
     </w:p>
     <w:p>
       <w:pPr>
+        <w:pStyle w:val="BodyText"/>
+      </w:pPr>
+      <w:r>
+        <w:t xml:space="preserve">Syntax:</w:t>
+      </w:r>
+    </w:p>
+    <w:p>
+      <w:pPr>
+        <w:pStyle w:val="BodyText"/>
+      </w:pPr>
+      <w:r>
+        <w:t xml:space="preserve">Output:</w:t>
+      </w:r>
+    </w:p>
+    <w:p>
+      <w:pPr>
         <w:pStyle w:val="SourceCode"/>
       </w:pPr>
       <w:r>
@@ -1495,6 +1575,22 @@
     </w:p>
     <w:p>
       <w:pPr>
+        <w:pStyle w:val="BodyText"/>
+      </w:pPr>
+      <w:r>
+        <w:t xml:space="preserve">Syntax:</w:t>
+      </w:r>
+    </w:p>
+    <w:p>
+      <w:pPr>
+        <w:pStyle w:val="BodyText"/>
+      </w:pPr>
+      <w:r>
+        <w:t xml:space="preserve">Output:</w:t>
+      </w:r>
+    </w:p>
+    <w:p>
+      <w:pPr>
         <w:pStyle w:val="SourceCode"/>
       </w:pPr>
       <w:r>
@@ -1889,6 +1985,22 @@
     </w:p>
     <w:p>
       <w:pPr>
+        <w:pStyle w:val="BodyText"/>
+      </w:pPr>
+      <w:r>
+        <w:t xml:space="preserve">Syntax:</w:t>
+      </w:r>
+    </w:p>
+    <w:p>
+      <w:pPr>
+        <w:pStyle w:val="BodyText"/>
+      </w:pPr>
+      <w:r>
+        <w:t xml:space="preserve">Output:</w:t>
+      </w:r>
+    </w:p>
+    <w:p>
+      <w:pPr>
         <w:pStyle w:val="SourceCode"/>
       </w:pPr>
       <w:r>
@@ -2030,6 +2142,22 @@
     </w:p>
     <w:p>
       <w:pPr>
+        <w:pStyle w:val="BodyText"/>
+      </w:pPr>
+      <w:r>
+        <w:t xml:space="preserve">Syntax:</w:t>
+      </w:r>
+    </w:p>
+    <w:p>
+      <w:pPr>
+        <w:pStyle w:val="BodyText"/>
+      </w:pPr>
+      <w:r>
+        <w:t xml:space="preserve">Output:</w:t>
+      </w:r>
+    </w:p>
+    <w:p>
+      <w:pPr>
         <w:pStyle w:val="SourceCode"/>
       </w:pPr>
       <w:r>
@@ -2087,6 +2215,22 @@
       </w:pPr>
       <w:r>
         <w:t xml:space="preserve">Construct a histogram of the distribution of the test score, income, and # of children variables (use the original variables). The histograms should show percentages and have clear axis labels.</w:t>
+      </w:r>
+    </w:p>
+    <w:p>
+      <w:pPr>
+        <w:pStyle w:val="BodyText"/>
+      </w:pPr>
+      <w:r>
+        <w:t xml:space="preserve">Syntax:</w:t>
+      </w:r>
+    </w:p>
+    <w:p>
+      <w:pPr>
+        <w:pStyle w:val="BodyText"/>
+      </w:pPr>
+      <w:r>
+        <w:t xml:space="preserve">Output:</w:t>
       </w:r>
     </w:p>
     <w:p>
@@ -2454,7 +2598,7 @@
               <a:graphicData uri="http://schemas.openxmlformats.org/drawingml/2006/picture">
                 <pic:pic>
                   <pic:nvPicPr>
-                    <pic:cNvPr descr="lab_14_final_files/figure-docx/unnamed-chunk-9-1.png" id="30" name="Picture"/>
+                    <pic:cNvPr descr="/tmp/lab14_test_files/figure-docx/unnamed-chunk-9-1.png" id="30" name="Picture"/>
                     <pic:cNvPicPr>
                       <a:picLocks noChangeArrowheads="1" noChangeAspect="1"/>
                     </pic:cNvPicPr>
@@ -2805,7 +2949,7 @@
               <a:graphicData uri="http://schemas.openxmlformats.org/drawingml/2006/picture">
                 <pic:pic>
                   <pic:nvPicPr>
-                    <pic:cNvPr descr="lab_14_final_files/figure-docx/unnamed-chunk-10-1.png" id="33" name="Picture"/>
+                    <pic:cNvPr descr="/tmp/lab14_test_files/figure-docx/unnamed-chunk-10-1.png" id="33" name="Picture"/>
                     <pic:cNvPicPr>
                       <a:picLocks noChangeArrowheads="1" noChangeAspect="1"/>
                     </pic:cNvPicPr>
@@ -3156,7 +3300,7 @@
               <a:graphicData uri="http://schemas.openxmlformats.org/drawingml/2006/picture">
                 <pic:pic>
                   <pic:nvPicPr>
-                    <pic:cNvPr descr="lab_14_final_files/figure-docx/unnamed-chunk-11-1.png" id="36" name="Picture"/>
+                    <pic:cNvPr descr="/tmp/lab14_test_files/figure-docx/unnamed-chunk-11-1.png" id="36" name="Picture"/>
                     <pic:cNvPicPr>
                       <a:picLocks noChangeArrowheads="1" noChangeAspect="1"/>
                     </pic:cNvPicPr>
@@ -3209,6 +3353,22 @@
     </w:p>
     <w:p>
       <w:pPr>
+        <w:pStyle w:val="BodyText"/>
+      </w:pPr>
+      <w:r>
+        <w:t xml:space="preserve">Syntax:</w:t>
+      </w:r>
+    </w:p>
+    <w:p>
+      <w:pPr>
+        <w:pStyle w:val="BodyText"/>
+      </w:pPr>
+      <w:r>
+        <w:t xml:space="preserve">Output:</w:t>
+      </w:r>
+    </w:p>
+    <w:p>
+      <w:pPr>
         <w:pStyle w:val="SourceCode"/>
       </w:pPr>
       <w:r>
@@ -3780,6 +3940,22 @@
     </w:p>
     <w:p>
       <w:pPr>
+        <w:pStyle w:val="BodyText"/>
+      </w:pPr>
+      <w:r>
+        <w:t xml:space="preserve">Syntax:</w:t>
+      </w:r>
+    </w:p>
+    <w:p>
+      <w:pPr>
+        <w:pStyle w:val="BodyText"/>
+      </w:pPr>
+      <w:r>
+        <w:t xml:space="preserve">Output:</w:t>
+      </w:r>
+    </w:p>
+    <w:p>
+      <w:pPr>
         <w:pStyle w:val="SourceCode"/>
       </w:pPr>
       <w:r>
@@ -4499,6 +4675,30 @@
         <w:pStyle w:val="FirstParagraph"/>
       </w:pPr>
       <w:r>
+        <w:t xml:space="preserve">Syntax:</w:t>
+      </w:r>
+    </w:p>
+    <w:p>
+      <w:pPr>
+        <w:pStyle w:val="BodyText"/>
+      </w:pPr>
+      <w:r>
+        <w:t xml:space="preserve">N/A</w:t>
+      </w:r>
+    </w:p>
+    <w:p>
+      <w:pPr>
+        <w:pStyle w:val="BodyText"/>
+      </w:pPr>
+      <w:r>
+        <w:t xml:space="preserve">Output:</w:t>
+      </w:r>
+    </w:p>
+    <w:p>
+      <w:pPr>
+        <w:pStyle w:val="BodyText"/>
+      </w:pPr>
+      <w:r>
         <w:t xml:space="preserve">Give a textbook interpretation of the intercept in both models. Your interpretation should make clear the units of measurement.</w:t>
       </w:r>
     </w:p>
@@ -4533,6 +4733,30 @@
         <w:pStyle w:val="FirstParagraph"/>
       </w:pPr>
       <w:r>
+        <w:t xml:space="preserve">Syntax:</w:t>
+      </w:r>
+    </w:p>
+    <w:p>
+      <w:pPr>
+        <w:pStyle w:val="BodyText"/>
+      </w:pPr>
+      <w:r>
+        <w:t xml:space="preserve">N/A</w:t>
+      </w:r>
+    </w:p>
+    <w:p>
+      <w:pPr>
+        <w:pStyle w:val="BodyText"/>
+      </w:pPr>
+      <w:r>
+        <w:t xml:space="preserve">Output:</w:t>
+      </w:r>
+    </w:p>
+    <w:p>
+      <w:pPr>
+        <w:pStyle w:val="BodyText"/>
+      </w:pPr>
+      <w:r>
         <w:t xml:space="preserve">Give a textbook interpretation of the slope in both models. Your interpretation should make clear the units of measurement.</w:t>
       </w:r>
     </w:p>
@@ -4615,6 +4839,30 @@
         <w:pStyle w:val="FirstParagraph"/>
       </w:pPr>
       <w:r>
+        <w:t xml:space="preserve">Syntax:</w:t>
+      </w:r>
+    </w:p>
+    <w:p>
+      <w:pPr>
+        <w:pStyle w:val="BodyText"/>
+      </w:pPr>
+      <w:r>
+        <w:t xml:space="preserve">N/A</w:t>
+      </w:r>
+    </w:p>
+    <w:p>
+      <w:pPr>
+        <w:pStyle w:val="BodyText"/>
+      </w:pPr>
+      <w:r>
+        <w:t xml:space="preserve">Output:</w:t>
+      </w:r>
+    </w:p>
+    <w:p>
+      <w:pPr>
+        <w:pStyle w:val="BodyText"/>
+      </w:pPr>
+      <w:r>
         <w:t xml:space="preserve">Give a textbook interpretation of the</w:t>
       </w:r>
       <w:r>
@@ -4693,6 +4941,22 @@
     </w:p>
     <w:p>
       <w:pPr>
+        <w:pStyle w:val="BodyText"/>
+      </w:pPr>
+      <w:r>
+        <w:t xml:space="preserve">Syntax:</w:t>
+      </w:r>
+    </w:p>
+    <w:p>
+      <w:pPr>
+        <w:pStyle w:val="BodyText"/>
+      </w:pPr>
+      <w:r>
+        <w:t xml:space="preserve">Output:</w:t>
+      </w:r>
+    </w:p>
+    <w:p>
+      <w:pPr>
         <w:pStyle w:val="SourceCode"/>
       </w:pPr>
       <w:r>
@@ -5202,6 +5466,22 @@
     </w:p>
     <w:p>
       <w:pPr>
+        <w:pStyle w:val="BodyText"/>
+      </w:pPr>
+      <w:r>
+        <w:t xml:space="preserve">Syntax:</w:t>
+      </w:r>
+    </w:p>
+    <w:p>
+      <w:pPr>
+        <w:pStyle w:val="BodyText"/>
+      </w:pPr>
+      <w:r>
+        <w:t xml:space="preserve">Output:</w:t>
+      </w:r>
+    </w:p>
+    <w:p>
+      <w:pPr>
         <w:pStyle w:val="SourceCode"/>
       </w:pPr>
       <w:r>
@@ -5921,6 +6201,30 @@
         <w:pStyle w:val="FirstParagraph"/>
       </w:pPr>
       <w:r>
+        <w:t xml:space="preserve">Syntax:</w:t>
+      </w:r>
+    </w:p>
+    <w:p>
+      <w:pPr>
+        <w:pStyle w:val="BodyText"/>
+      </w:pPr>
+      <w:r>
+        <w:t xml:space="preserve">N/A</w:t>
+      </w:r>
+    </w:p>
+    <w:p>
+      <w:pPr>
+        <w:pStyle w:val="BodyText"/>
+      </w:pPr>
+      <w:r>
+        <w:t xml:space="preserve">Output:</w:t>
+      </w:r>
+    </w:p>
+    <w:p>
+      <w:pPr>
+        <w:pStyle w:val="BodyText"/>
+      </w:pPr>
+      <w:r>
         <w:t xml:space="preserve">Give a textbook interpretation for the intercept for the model where # of children in the household is the predictor.</w:t>
       </w:r>
     </w:p>
@@ -5956,6 +6260,30 @@
         <w:pStyle w:val="FirstParagraph"/>
       </w:pPr>
       <w:r>
+        <w:t xml:space="preserve">Syntax:</w:t>
+      </w:r>
+    </w:p>
+    <w:p>
+      <w:pPr>
+        <w:pStyle w:val="BodyText"/>
+      </w:pPr>
+      <w:r>
+        <w:t xml:space="preserve">N/A</w:t>
+      </w:r>
+    </w:p>
+    <w:p>
+      <w:pPr>
+        <w:pStyle w:val="BodyText"/>
+      </w:pPr>
+      <w:r>
+        <w:t xml:space="preserve">Output:</w:t>
+      </w:r>
+    </w:p>
+    <w:p>
+      <w:pPr>
+        <w:pStyle w:val="BodyText"/>
+      </w:pPr>
+      <w:r>
         <w:t xml:space="preserve">Give a textbook interpretation for the slope for the model where # of children in the household is the predictor.</w:t>
       </w:r>
     </w:p>
@@ -6011,6 +6339,22 @@
     </w:p>
     <w:p>
       <w:pPr>
+        <w:pStyle w:val="BodyText"/>
+      </w:pPr>
+      <w:r>
+        <w:t xml:space="preserve">Syntax:</w:t>
+      </w:r>
+    </w:p>
+    <w:p>
+      <w:pPr>
+        <w:pStyle w:val="BodyText"/>
+      </w:pPr>
+      <w:r>
+        <w:t xml:space="preserve">Output:</w:t>
+      </w:r>
+    </w:p>
+    <w:p>
+      <w:pPr>
         <w:pStyle w:val="SourceCode"/>
       </w:pPr>
       <w:r>
@@ -6386,6 +6730,30 @@
         <w:pStyle w:val="FirstParagraph"/>
       </w:pPr>
       <w:r>
+        <w:t xml:space="preserve">Syntax:</w:t>
+      </w:r>
+    </w:p>
+    <w:p>
+      <w:pPr>
+        <w:pStyle w:val="BodyText"/>
+      </w:pPr>
+      <w:r>
+        <w:t xml:space="preserve">N/A</w:t>
+      </w:r>
+    </w:p>
+    <w:p>
+      <w:pPr>
+        <w:pStyle w:val="BodyText"/>
+      </w:pPr>
+      <w:r>
+        <w:t xml:space="preserve">Output:</w:t>
+      </w:r>
+    </w:p>
+    <w:p>
+      <w:pPr>
+        <w:pStyle w:val="BodyText"/>
+      </w:pPr>
+      <w:r>
         <w:t xml:space="preserve">In ONE sentence, write up the results of both regressions in APA style.</w:t>
       </w:r>
     </w:p>
@@ -6554,6 +6922,30 @@
     <w:p>
       <w:pPr>
         <w:pStyle w:val="FirstParagraph"/>
+      </w:pPr>
+      <w:r>
+        <w:t xml:space="preserve">Syntax:</w:t>
+      </w:r>
+    </w:p>
+    <w:p>
+      <w:pPr>
+        <w:pStyle w:val="BodyText"/>
+      </w:pPr>
+      <w:r>
+        <w:t xml:space="preserve">N/A</w:t>
+      </w:r>
+    </w:p>
+    <w:p>
+      <w:pPr>
+        <w:pStyle w:val="BodyText"/>
+      </w:pPr>
+      <w:r>
+        <w:t xml:space="preserve">Output:</w:t>
+      </w:r>
+    </w:p>
+    <w:p>
+      <w:pPr>
+        <w:pStyle w:val="BodyText"/>
       </w:pPr>
       <w:r>
         <w:t xml:space="preserve">Upload your lab to Canvas. Double check to make sure the upload took.</w:t>

--- a/Lab14/lab14_output/lab_14_final.docx
+++ b/Lab14/lab14_output/lab_14_final.docx
@@ -197,7 +197,165 @@
     </w:p>
     <w:p>
       <w:pPr>
-        <w:pStyle w:val="BodyText"/>
+        <w:pStyle w:val="SourceCode"/>
+      </w:pPr>
+      <w:r>
+        <w:rPr>
+          <w:rStyle w:val="FunctionTok"/>
+        </w:rPr>
+        <w:t xml:space="preserve">options</w:t>
+      </w:r>
+      <w:r>
+        <w:rPr>
+          <w:rStyle w:val="NormalTok"/>
+        </w:rPr>
+        <w:t xml:space="preserve">(</w:t>
+      </w:r>
+      <w:r>
+        <w:rPr>
+          <w:rStyle w:val="AttributeTok"/>
+        </w:rPr>
+        <w:t xml:space="preserve">scipen =</w:t>
+      </w:r>
+      <w:r>
+        <w:rPr>
+          <w:rStyle w:val="NormalTok"/>
+        </w:rPr>
+        <w:t xml:space="preserve"> </w:t>
+      </w:r>
+      <w:r>
+        <w:rPr>
+          <w:rStyle w:val="DecValTok"/>
+        </w:rPr>
+        <w:t xml:space="preserve">100</w:t>
+      </w:r>
+      <w:r>
+        <w:rPr>
+          <w:rStyle w:val="NormalTok"/>
+        </w:rPr>
+        <w:t xml:space="preserve">)</w:t>
+      </w:r>
+      <w:r>
+        <w:br/>
+      </w:r>
+      <w:r>
+        <w:rPr>
+          <w:rStyle w:val="FunctionTok"/>
+        </w:rPr>
+        <w:t xml:space="preserve">options</w:t>
+      </w:r>
+      <w:r>
+        <w:rPr>
+          <w:rStyle w:val="NormalTok"/>
+        </w:rPr>
+        <w:t xml:space="preserve">(</w:t>
+      </w:r>
+      <w:r>
+        <w:rPr>
+          <w:rStyle w:val="AttributeTok"/>
+        </w:rPr>
+        <w:t xml:space="preserve">digits =</w:t>
+      </w:r>
+      <w:r>
+        <w:rPr>
+          <w:rStyle w:val="NormalTok"/>
+        </w:rPr>
+        <w:t xml:space="preserve"> </w:t>
+      </w:r>
+      <w:r>
+        <w:rPr>
+          <w:rStyle w:val="DecValTok"/>
+        </w:rPr>
+        <w:t xml:space="preserve">3</w:t>
+      </w:r>
+      <w:r>
+        <w:rPr>
+          <w:rStyle w:val="NormalTok"/>
+        </w:rPr>
+        <w:t xml:space="preserve">)</w:t>
+      </w:r>
+      <w:r>
+        <w:br/>
+      </w:r>
+      <w:r>
+        <w:br/>
+      </w:r>
+      <w:r>
+        <w:rPr>
+          <w:rStyle w:val="FunctionTok"/>
+        </w:rPr>
+        <w:t xml:space="preserve">library</w:t>
+      </w:r>
+      <w:r>
+        <w:rPr>
+          <w:rStyle w:val="NormalTok"/>
+        </w:rPr>
+        <w:t xml:space="preserve">(haven)</w:t>
+      </w:r>
+      <w:r>
+        <w:br/>
+      </w:r>
+      <w:r>
+        <w:rPr>
+          <w:rStyle w:val="FunctionTok"/>
+        </w:rPr>
+        <w:t xml:space="preserve">library</w:t>
+      </w:r>
+      <w:r>
+        <w:rPr>
+          <w:rStyle w:val="NormalTok"/>
+        </w:rPr>
+        <w:t xml:space="preserve">(ggplot2)</w:t>
+      </w:r>
+      <w:r>
+        <w:br/>
+      </w:r>
+      <w:r>
+        <w:rPr>
+          <w:rStyle w:val="FunctionTok"/>
+        </w:rPr>
+        <w:t xml:space="preserve">library</w:t>
+      </w:r>
+      <w:r>
+        <w:rPr>
+          <w:rStyle w:val="NormalTok"/>
+        </w:rPr>
+        <w:t xml:space="preserve">(labelled)</w:t>
+      </w:r>
+      <w:r>
+        <w:br/>
+      </w:r>
+      <w:r>
+        <w:rPr>
+          <w:rStyle w:val="FunctionTok"/>
+        </w:rPr>
+        <w:t xml:space="preserve">library</w:t>
+      </w:r>
+      <w:r>
+        <w:rPr>
+          <w:rStyle w:val="NormalTok"/>
+        </w:rPr>
+        <w:t xml:space="preserve">(psych)</w:t>
+      </w:r>
+      <w:r>
+        <w:br/>
+      </w:r>
+      <w:r>
+        <w:rPr>
+          <w:rStyle w:val="FunctionTok"/>
+        </w:rPr>
+        <w:t xml:space="preserve">library</w:t>
+      </w:r>
+      <w:r>
+        <w:rPr>
+          <w:rStyle w:val="NormalTok"/>
+        </w:rPr>
+        <w:t xml:space="preserve">(stargazer)</w:t>
+      </w:r>
+    </w:p>
+    <w:p>
+      <w:pPr>
+        <w:pStyle w:val="FirstParagraph"/>
       </w:pPr>
       <w:r>
         <w:t xml:space="preserve">Output:</w:t>
@@ -209,126 +367,9 @@
       </w:pPr>
       <w:r>
         <w:rPr>
-          <w:rStyle w:val="FunctionTok"/>
-        </w:rPr>
-        <w:t xml:space="preserve">options</w:t>
-      </w:r>
-      <w:r>
-        <w:rPr>
-          <w:rStyle w:val="NormalTok"/>
-        </w:rPr>
-        <w:t xml:space="preserve">(</w:t>
-      </w:r>
-      <w:r>
-        <w:rPr>
-          <w:rStyle w:val="AttributeTok"/>
-        </w:rPr>
-        <w:t xml:space="preserve">scipen =</w:t>
-      </w:r>
-      <w:r>
-        <w:rPr>
-          <w:rStyle w:val="NormalTok"/>
-        </w:rPr>
-        <w:t xml:space="preserve"> </w:t>
-      </w:r>
-      <w:r>
-        <w:rPr>
-          <w:rStyle w:val="DecValTok"/>
-        </w:rPr>
-        <w:t xml:space="preserve">100</w:t>
-      </w:r>
-      <w:r>
-        <w:rPr>
-          <w:rStyle w:val="NormalTok"/>
-        </w:rPr>
-        <w:t xml:space="preserve">)</w:t>
-      </w:r>
-      <w:r>
-        <w:br/>
-      </w:r>
-      <w:r>
-        <w:rPr>
-          <w:rStyle w:val="FunctionTok"/>
-        </w:rPr>
-        <w:t xml:space="preserve">options</w:t>
-      </w:r>
-      <w:r>
-        <w:rPr>
-          <w:rStyle w:val="NormalTok"/>
-        </w:rPr>
-        <w:t xml:space="preserve">(</w:t>
-      </w:r>
-      <w:r>
-        <w:rPr>
-          <w:rStyle w:val="AttributeTok"/>
-        </w:rPr>
-        <w:t xml:space="preserve">digits =</w:t>
-      </w:r>
-      <w:r>
-        <w:rPr>
-          <w:rStyle w:val="NormalTok"/>
-        </w:rPr>
-        <w:t xml:space="preserve"> </w:t>
-      </w:r>
-      <w:r>
-        <w:rPr>
-          <w:rStyle w:val="DecValTok"/>
-        </w:rPr>
-        <w:t xml:space="preserve">3</w:t>
-      </w:r>
-      <w:r>
-        <w:rPr>
-          <w:rStyle w:val="NormalTok"/>
-        </w:rPr>
-        <w:t xml:space="preserve">)</w:t>
-      </w:r>
-      <w:r>
-        <w:br/>
-      </w:r>
-      <w:r>
-        <w:br/>
-      </w:r>
-      <w:r>
-        <w:rPr>
-          <w:rStyle w:val="FunctionTok"/>
-        </w:rPr>
-        <w:t xml:space="preserve">library</w:t>
-      </w:r>
-      <w:r>
-        <w:rPr>
-          <w:rStyle w:val="NormalTok"/>
-        </w:rPr>
-        <w:t xml:space="preserve">(haven)</w:t>
-      </w:r>
-      <w:r>
-        <w:br/>
-      </w:r>
-      <w:r>
-        <w:rPr>
-          <w:rStyle w:val="FunctionTok"/>
-        </w:rPr>
-        <w:t xml:space="preserve">library</w:t>
-      </w:r>
-      <w:r>
-        <w:rPr>
-          <w:rStyle w:val="NormalTok"/>
-        </w:rPr>
-        <w:t xml:space="preserve">(ggplot2)</w:t>
-      </w:r>
-      <w:r>
-        <w:br/>
-      </w:r>
-      <w:r>
-        <w:rPr>
-          <w:rStyle w:val="FunctionTok"/>
-        </w:rPr>
-        <w:t xml:space="preserve">library</w:t>
-      </w:r>
-      <w:r>
-        <w:rPr>
-          <w:rStyle w:val="NormalTok"/>
-        </w:rPr>
-        <w:t xml:space="preserve">(labelled)</w:t>
+          <w:rStyle w:val="VerbatimChar"/>
+        </w:rPr>
+        <w:t xml:space="preserve">## Warning: package 'labelled' was built under R version 4.3.3</w:t>
       </w:r>
     </w:p>
     <w:p>
@@ -339,7 +380,7 @@
         <w:rPr>
           <w:rStyle w:val="VerbatimChar"/>
         </w:rPr>
-        <w:t xml:space="preserve">## Warning: package 'labelled' was built under R version 4.3.3</w:t>
+        <w:t xml:space="preserve">## Warning: package 'psych' was built under R version 4.3.3</w:t>
       </w:r>
     </w:p>
     <w:p>
@@ -348,15 +389,18 @@
       </w:pPr>
       <w:r>
         <w:rPr>
-          <w:rStyle w:val="FunctionTok"/>
-        </w:rPr>
-        <w:t xml:space="preserve">library</w:t>
-      </w:r>
-      <w:r>
-        <w:rPr>
-          <w:rStyle w:val="NormalTok"/>
-        </w:rPr>
-        <w:t xml:space="preserve">(psych)</w:t>
+          <w:rStyle w:val="VerbatimChar"/>
+        </w:rPr>
+        <w:t xml:space="preserve">## </w:t>
+      </w:r>
+      <w:r>
+        <w:br/>
+      </w:r>
+      <w:r>
+        <w:rPr>
+          <w:rStyle w:val="VerbatimChar"/>
+        </w:rPr>
+        <w:t xml:space="preserve">## Attaching package: 'psych'</w:t>
       </w:r>
     </w:p>
     <w:p>
@@ -367,13 +411,11 @@
         <w:rPr>
           <w:rStyle w:val="VerbatimChar"/>
         </w:rPr>
-        <w:t xml:space="preserve">## Warning: package 'psych' was built under R version 4.3.3</w:t>
-      </w:r>
-    </w:p>
-    <w:p>
-      <w:pPr>
-        <w:pStyle w:val="SourceCode"/>
-      </w:pPr>
+        <w:t xml:space="preserve">## The following objects are masked from 'package:ggplot2':</w:t>
+      </w:r>
+      <w:r>
+        <w:br/>
+      </w:r>
       <w:r>
         <w:rPr>
           <w:rStyle w:val="VerbatimChar"/>
@@ -387,53 +429,7 @@
         <w:rPr>
           <w:rStyle w:val="VerbatimChar"/>
         </w:rPr>
-        <w:t xml:space="preserve">## Attaching package: 'psych'</w:t>
-      </w:r>
-    </w:p>
-    <w:p>
-      <w:pPr>
-        <w:pStyle w:val="SourceCode"/>
-      </w:pPr>
-      <w:r>
-        <w:rPr>
-          <w:rStyle w:val="VerbatimChar"/>
-        </w:rPr>
-        <w:t xml:space="preserve">## The following objects are masked from 'package:ggplot2':</w:t>
-      </w:r>
-      <w:r>
-        <w:br/>
-      </w:r>
-      <w:r>
-        <w:rPr>
-          <w:rStyle w:val="VerbatimChar"/>
-        </w:rPr>
-        <w:t xml:space="preserve">## </w:t>
-      </w:r>
-      <w:r>
-        <w:br/>
-      </w:r>
-      <w:r>
-        <w:rPr>
-          <w:rStyle w:val="VerbatimChar"/>
-        </w:rPr>
         <w:t xml:space="preserve">##     %+%, alpha</w:t>
-      </w:r>
-    </w:p>
-    <w:p>
-      <w:pPr>
-        <w:pStyle w:val="SourceCode"/>
-      </w:pPr>
-      <w:r>
-        <w:rPr>
-          <w:rStyle w:val="FunctionTok"/>
-        </w:rPr>
-        <w:t xml:space="preserve">library</w:t>
-      </w:r>
-      <w:r>
-        <w:rPr>
-          <w:rStyle w:val="NormalTok"/>
-        </w:rPr>
-        <w:t xml:space="preserve">(stargazer)</w:t>
       </w:r>
     </w:p>
     <w:p>
@@ -521,162 +517,162 @@
     </w:p>
     <w:p>
       <w:pPr>
-        <w:pStyle w:val="BodyText"/>
+        <w:pStyle w:val="SourceCode"/>
+      </w:pPr>
+      <w:r>
+        <w:rPr>
+          <w:rStyle w:val="ControlFlowTok"/>
+        </w:rPr>
+        <w:t xml:space="preserve">if</w:t>
+      </w:r>
+      <w:r>
+        <w:rPr>
+          <w:rStyle w:val="NormalTok"/>
+        </w:rPr>
+        <w:t xml:space="preserve"> (</w:t>
+      </w:r>
+      <w:r>
+        <w:rPr>
+          <w:rStyle w:val="FunctionTok"/>
+        </w:rPr>
+        <w:t xml:space="preserve">file.exists</w:t>
+      </w:r>
+      <w:r>
+        <w:rPr>
+          <w:rStyle w:val="NormalTok"/>
+        </w:rPr>
+        <w:t xml:space="preserve">(</w:t>
+      </w:r>
+      <w:r>
+        <w:rPr>
+          <w:rStyle w:val="StringTok"/>
+        </w:rPr>
+        <w:t xml:space="preserve">"ecls.rda"</w:t>
+      </w:r>
+      <w:r>
+        <w:rPr>
+          <w:rStyle w:val="NormalTok"/>
+        </w:rPr>
+        <w:t xml:space="preserve">)) {</w:t>
+      </w:r>
+      <w:r>
+        <w:br/>
+      </w:r>
+      <w:r>
+        <w:rPr>
+          <w:rStyle w:val="NormalTok"/>
+        </w:rPr>
+        <w:t xml:space="preserve">  </w:t>
+      </w:r>
+      <w:r>
+        <w:rPr>
+          <w:rStyle w:val="FunctionTok"/>
+        </w:rPr>
+        <w:t xml:space="preserve">load</w:t>
+      </w:r>
+      <w:r>
+        <w:rPr>
+          <w:rStyle w:val="NormalTok"/>
+        </w:rPr>
+        <w:t xml:space="preserve">(</w:t>
+      </w:r>
+      <w:r>
+        <w:rPr>
+          <w:rStyle w:val="StringTok"/>
+        </w:rPr>
+        <w:t xml:space="preserve">"ecls.rda"</w:t>
+      </w:r>
+      <w:r>
+        <w:rPr>
+          <w:rStyle w:val="NormalTok"/>
+        </w:rPr>
+        <w:t xml:space="preserve">)</w:t>
+      </w:r>
+      <w:r>
+        <w:br/>
+      </w:r>
+      <w:r>
+        <w:rPr>
+          <w:rStyle w:val="NormalTok"/>
+        </w:rPr>
+        <w:t xml:space="preserve">} </w:t>
+      </w:r>
+      <w:r>
+        <w:rPr>
+          <w:rStyle w:val="ControlFlowTok"/>
+        </w:rPr>
+        <w:t xml:space="preserve">else</w:t>
+      </w:r>
+      <w:r>
+        <w:rPr>
+          <w:rStyle w:val="NormalTok"/>
+        </w:rPr>
+        <w:t xml:space="preserve"> {</w:t>
+      </w:r>
+      <w:r>
+        <w:br/>
+      </w:r>
+      <w:r>
+        <w:rPr>
+          <w:rStyle w:val="NormalTok"/>
+        </w:rPr>
+        <w:t xml:space="preserve">  </w:t>
+      </w:r>
+      <w:r>
+        <w:rPr>
+          <w:rStyle w:val="FunctionTok"/>
+        </w:rPr>
+        <w:t xml:space="preserve">load</w:t>
+      </w:r>
+      <w:r>
+        <w:rPr>
+          <w:rStyle w:val="NormalTok"/>
+        </w:rPr>
+        <w:t xml:space="preserve">(</w:t>
+      </w:r>
+      <w:r>
+        <w:rPr>
+          <w:rStyle w:val="StringTok"/>
+        </w:rPr>
+        <w:t xml:space="preserve">"../ecls.rda"</w:t>
+      </w:r>
+      <w:r>
+        <w:rPr>
+          <w:rStyle w:val="NormalTok"/>
+        </w:rPr>
+        <w:t xml:space="preserve">)</w:t>
+      </w:r>
+      <w:r>
+        <w:br/>
+      </w:r>
+      <w:r>
+        <w:rPr>
+          <w:rStyle w:val="NormalTok"/>
+        </w:rPr>
+        <w:t xml:space="preserve">}</w:t>
+      </w:r>
+      <w:r>
+        <w:br/>
+      </w:r>
+      <w:r>
+        <w:rPr>
+          <w:rStyle w:val="FunctionTok"/>
+        </w:rPr>
+        <w:t xml:space="preserve">ls</w:t>
+      </w:r>
+      <w:r>
+        <w:rPr>
+          <w:rStyle w:val="NormalTok"/>
+        </w:rPr>
+        <w:t xml:space="preserve">()</w:t>
+      </w:r>
+    </w:p>
+    <w:p>
+      <w:pPr>
+        <w:pStyle w:val="FirstParagraph"/>
       </w:pPr>
       <w:r>
         <w:t xml:space="preserve">Output:</w:t>
-      </w:r>
-    </w:p>
-    <w:p>
-      <w:pPr>
-        <w:pStyle w:val="SourceCode"/>
-      </w:pPr>
-      <w:r>
-        <w:rPr>
-          <w:rStyle w:val="ControlFlowTok"/>
-        </w:rPr>
-        <w:t xml:space="preserve">if</w:t>
-      </w:r>
-      <w:r>
-        <w:rPr>
-          <w:rStyle w:val="NormalTok"/>
-        </w:rPr>
-        <w:t xml:space="preserve"> (</w:t>
-      </w:r>
-      <w:r>
-        <w:rPr>
-          <w:rStyle w:val="FunctionTok"/>
-        </w:rPr>
-        <w:t xml:space="preserve">file.exists</w:t>
-      </w:r>
-      <w:r>
-        <w:rPr>
-          <w:rStyle w:val="NormalTok"/>
-        </w:rPr>
-        <w:t xml:space="preserve">(</w:t>
-      </w:r>
-      <w:r>
-        <w:rPr>
-          <w:rStyle w:val="StringTok"/>
-        </w:rPr>
-        <w:t xml:space="preserve">"ecls.rda"</w:t>
-      </w:r>
-      <w:r>
-        <w:rPr>
-          <w:rStyle w:val="NormalTok"/>
-        </w:rPr>
-        <w:t xml:space="preserve">)) {</w:t>
-      </w:r>
-      <w:r>
-        <w:br/>
-      </w:r>
-      <w:r>
-        <w:rPr>
-          <w:rStyle w:val="NormalTok"/>
-        </w:rPr>
-        <w:t xml:space="preserve">  </w:t>
-      </w:r>
-      <w:r>
-        <w:rPr>
-          <w:rStyle w:val="FunctionTok"/>
-        </w:rPr>
-        <w:t xml:space="preserve">load</w:t>
-      </w:r>
-      <w:r>
-        <w:rPr>
-          <w:rStyle w:val="NormalTok"/>
-        </w:rPr>
-        <w:t xml:space="preserve">(</w:t>
-      </w:r>
-      <w:r>
-        <w:rPr>
-          <w:rStyle w:val="StringTok"/>
-        </w:rPr>
-        <w:t xml:space="preserve">"ecls.rda"</w:t>
-      </w:r>
-      <w:r>
-        <w:rPr>
-          <w:rStyle w:val="NormalTok"/>
-        </w:rPr>
-        <w:t xml:space="preserve">)</w:t>
-      </w:r>
-      <w:r>
-        <w:br/>
-      </w:r>
-      <w:r>
-        <w:rPr>
-          <w:rStyle w:val="NormalTok"/>
-        </w:rPr>
-        <w:t xml:space="preserve">} </w:t>
-      </w:r>
-      <w:r>
-        <w:rPr>
-          <w:rStyle w:val="ControlFlowTok"/>
-        </w:rPr>
-        <w:t xml:space="preserve">else</w:t>
-      </w:r>
-      <w:r>
-        <w:rPr>
-          <w:rStyle w:val="NormalTok"/>
-        </w:rPr>
-        <w:t xml:space="preserve"> {</w:t>
-      </w:r>
-      <w:r>
-        <w:br/>
-      </w:r>
-      <w:r>
-        <w:rPr>
-          <w:rStyle w:val="NormalTok"/>
-        </w:rPr>
-        <w:t xml:space="preserve">  </w:t>
-      </w:r>
-      <w:r>
-        <w:rPr>
-          <w:rStyle w:val="FunctionTok"/>
-        </w:rPr>
-        <w:t xml:space="preserve">load</w:t>
-      </w:r>
-      <w:r>
-        <w:rPr>
-          <w:rStyle w:val="NormalTok"/>
-        </w:rPr>
-        <w:t xml:space="preserve">(</w:t>
-      </w:r>
-      <w:r>
-        <w:rPr>
-          <w:rStyle w:val="StringTok"/>
-        </w:rPr>
-        <w:t xml:space="preserve">"../ecls.rda"</w:t>
-      </w:r>
-      <w:r>
-        <w:rPr>
-          <w:rStyle w:val="NormalTok"/>
-        </w:rPr>
-        <w:t xml:space="preserve">)</w:t>
-      </w:r>
-      <w:r>
-        <w:br/>
-      </w:r>
-      <w:r>
-        <w:rPr>
-          <w:rStyle w:val="NormalTok"/>
-        </w:rPr>
-        <w:t xml:space="preserve">}</w:t>
-      </w:r>
-      <w:r>
-        <w:br/>
-      </w:r>
-      <w:r>
-        <w:rPr>
-          <w:rStyle w:val="FunctionTok"/>
-        </w:rPr>
-        <w:t xml:space="preserve">ls</w:t>
-      </w:r>
-      <w:r>
-        <w:rPr>
-          <w:rStyle w:val="NormalTok"/>
-        </w:rPr>
-        <w:t xml:space="preserve">()</w:t>
       </w:r>
     </w:p>
     <w:p>
@@ -718,39 +714,39 @@
     </w:p>
     <w:p>
       <w:pPr>
-        <w:pStyle w:val="BodyText"/>
+        <w:pStyle w:val="SourceCode"/>
+      </w:pPr>
+      <w:r>
+        <w:rPr>
+          <w:rStyle w:val="FunctionTok"/>
+        </w:rPr>
+        <w:t xml:space="preserve">attributes</w:t>
+      </w:r>
+      <w:r>
+        <w:rPr>
+          <w:rStyle w:val="NormalTok"/>
+        </w:rPr>
+        <w:t xml:space="preserve">(ecls)[</w:t>
+      </w:r>
+      <w:r>
+        <w:rPr>
+          <w:rStyle w:val="StringTok"/>
+        </w:rPr>
+        <w:t xml:space="preserve">"variable.labels"</w:t>
+      </w:r>
+      <w:r>
+        <w:rPr>
+          <w:rStyle w:val="NormalTok"/>
+        </w:rPr>
+        <w:t xml:space="preserve">]</w:t>
+      </w:r>
+    </w:p>
+    <w:p>
+      <w:pPr>
+        <w:pStyle w:val="FirstParagraph"/>
       </w:pPr>
       <w:r>
         <w:t xml:space="preserve">Output:</w:t>
-      </w:r>
-    </w:p>
-    <w:p>
-      <w:pPr>
-        <w:pStyle w:val="SourceCode"/>
-      </w:pPr>
-      <w:r>
-        <w:rPr>
-          <w:rStyle w:val="FunctionTok"/>
-        </w:rPr>
-        <w:t xml:space="preserve">attributes</w:t>
-      </w:r>
-      <w:r>
-        <w:rPr>
-          <w:rStyle w:val="NormalTok"/>
-        </w:rPr>
-        <w:t xml:space="preserve">(ecls)[</w:t>
-      </w:r>
-      <w:r>
-        <w:rPr>
-          <w:rStyle w:val="StringTok"/>
-        </w:rPr>
-        <w:t xml:space="preserve">"variable.labels"</w:t>
-      </w:r>
-      <w:r>
-        <w:rPr>
-          <w:rStyle w:val="NormalTok"/>
-        </w:rPr>
-        <w:t xml:space="preserve">]</w:t>
       </w:r>
     </w:p>
     <w:p>
@@ -1080,342 +1076,342 @@
     </w:p>
     <w:p>
       <w:pPr>
-        <w:pStyle w:val="BodyText"/>
+        <w:pStyle w:val="SourceCode"/>
+      </w:pPr>
+      <w:r>
+        <w:rPr>
+          <w:rStyle w:val="NormalTok"/>
+        </w:rPr>
+        <w:t xml:space="preserve">ecls</w:t>
+      </w:r>
+      <w:r>
+        <w:rPr>
+          <w:rStyle w:val="SpecialCharTok"/>
+        </w:rPr>
+        <w:t xml:space="preserve">$</w:t>
+      </w:r>
+      <w:r>
+        <w:rPr>
+          <w:rStyle w:val="NormalTok"/>
+        </w:rPr>
+        <w:t xml:space="preserve">z_read </w:t>
+      </w:r>
+      <w:r>
+        <w:rPr>
+          <w:rStyle w:val="OtherTok"/>
+        </w:rPr>
+        <w:t xml:space="preserve">&lt;-</w:t>
+      </w:r>
+      <w:r>
+        <w:rPr>
+          <w:rStyle w:val="NormalTok"/>
+        </w:rPr>
+        <w:t xml:space="preserve"> </w:t>
+      </w:r>
+      <w:r>
+        <w:rPr>
+          <w:rStyle w:val="FunctionTok"/>
+        </w:rPr>
+        <w:t xml:space="preserve">as.numeric</w:t>
+      </w:r>
+      <w:r>
+        <w:rPr>
+          <w:rStyle w:val="NormalTok"/>
+        </w:rPr>
+        <w:t xml:space="preserve">(</w:t>
+      </w:r>
+      <w:r>
+        <w:rPr>
+          <w:rStyle w:val="FunctionTok"/>
+        </w:rPr>
+        <w:t xml:space="preserve">scale</w:t>
+      </w:r>
+      <w:r>
+        <w:rPr>
+          <w:rStyle w:val="NormalTok"/>
+        </w:rPr>
+        <w:t xml:space="preserve">(ecls</w:t>
+      </w:r>
+      <w:r>
+        <w:rPr>
+          <w:rStyle w:val="SpecialCharTok"/>
+        </w:rPr>
+        <w:t xml:space="preserve">$</w:t>
+      </w:r>
+      <w:r>
+        <w:rPr>
+          <w:rStyle w:val="NormalTok"/>
+        </w:rPr>
+        <w:t xml:space="preserve">c2rtscor))</w:t>
+      </w:r>
+      <w:r>
+        <w:br/>
+      </w:r>
+      <w:r>
+        <w:rPr>
+          <w:rStyle w:val="NormalTok"/>
+        </w:rPr>
+        <w:t xml:space="preserve">ecls</w:t>
+      </w:r>
+      <w:r>
+        <w:rPr>
+          <w:rStyle w:val="SpecialCharTok"/>
+        </w:rPr>
+        <w:t xml:space="preserve">$</w:t>
+      </w:r>
+      <w:r>
+        <w:rPr>
+          <w:rStyle w:val="NormalTok"/>
+        </w:rPr>
+        <w:t xml:space="preserve">z_income </w:t>
+      </w:r>
+      <w:r>
+        <w:rPr>
+          <w:rStyle w:val="OtherTok"/>
+        </w:rPr>
+        <w:t xml:space="preserve">&lt;-</w:t>
+      </w:r>
+      <w:r>
+        <w:rPr>
+          <w:rStyle w:val="NormalTok"/>
+        </w:rPr>
+        <w:t xml:space="preserve"> </w:t>
+      </w:r>
+      <w:r>
+        <w:rPr>
+          <w:rStyle w:val="FunctionTok"/>
+        </w:rPr>
+        <w:t xml:space="preserve">as.numeric</w:t>
+      </w:r>
+      <w:r>
+        <w:rPr>
+          <w:rStyle w:val="NormalTok"/>
+        </w:rPr>
+        <w:t xml:space="preserve">(</w:t>
+      </w:r>
+      <w:r>
+        <w:rPr>
+          <w:rStyle w:val="FunctionTok"/>
+        </w:rPr>
+        <w:t xml:space="preserve">scale</w:t>
+      </w:r>
+      <w:r>
+        <w:rPr>
+          <w:rStyle w:val="NormalTok"/>
+        </w:rPr>
+        <w:t xml:space="preserve">(ecls</w:t>
+      </w:r>
+      <w:r>
+        <w:rPr>
+          <w:rStyle w:val="SpecialCharTok"/>
+        </w:rPr>
+        <w:t xml:space="preserve">$</w:t>
+      </w:r>
+      <w:r>
+        <w:rPr>
+          <w:rStyle w:val="NormalTok"/>
+        </w:rPr>
+        <w:t xml:space="preserve">wkincome))</w:t>
+      </w:r>
+      <w:r>
+        <w:br/>
+      </w:r>
+      <w:r>
+        <w:rPr>
+          <w:rStyle w:val="NormalTok"/>
+        </w:rPr>
+        <w:t xml:space="preserve">ecls</w:t>
+      </w:r>
+      <w:r>
+        <w:rPr>
+          <w:rStyle w:val="SpecialCharTok"/>
+        </w:rPr>
+        <w:t xml:space="preserve">$</w:t>
+      </w:r>
+      <w:r>
+        <w:rPr>
+          <w:rStyle w:val="NormalTok"/>
+        </w:rPr>
+        <w:t xml:space="preserve">z_kids </w:t>
+      </w:r>
+      <w:r>
+        <w:rPr>
+          <w:rStyle w:val="OtherTok"/>
+        </w:rPr>
+        <w:t xml:space="preserve">&lt;-</w:t>
+      </w:r>
+      <w:r>
+        <w:rPr>
+          <w:rStyle w:val="NormalTok"/>
+        </w:rPr>
+        <w:t xml:space="preserve"> </w:t>
+      </w:r>
+      <w:r>
+        <w:rPr>
+          <w:rStyle w:val="FunctionTok"/>
+        </w:rPr>
+        <w:t xml:space="preserve">as.numeric</w:t>
+      </w:r>
+      <w:r>
+        <w:rPr>
+          <w:rStyle w:val="NormalTok"/>
+        </w:rPr>
+        <w:t xml:space="preserve">(</w:t>
+      </w:r>
+      <w:r>
+        <w:rPr>
+          <w:rStyle w:val="FunctionTok"/>
+        </w:rPr>
+        <w:t xml:space="preserve">scale</w:t>
+      </w:r>
+      <w:r>
+        <w:rPr>
+          <w:rStyle w:val="NormalTok"/>
+        </w:rPr>
+        <w:t xml:space="preserve">(ecls</w:t>
+      </w:r>
+      <w:r>
+        <w:rPr>
+          <w:rStyle w:val="SpecialCharTok"/>
+        </w:rPr>
+        <w:t xml:space="preserve">$</w:t>
+      </w:r>
+      <w:r>
+        <w:rPr>
+          <w:rStyle w:val="NormalTok"/>
+        </w:rPr>
+        <w:t xml:space="preserve">p2less18))</w:t>
+      </w:r>
+      <w:r>
+        <w:br/>
+      </w:r>
+      <w:r>
+        <w:rPr>
+          <w:rStyle w:val="FunctionTok"/>
+        </w:rPr>
+        <w:t xml:space="preserve">describe</w:t>
+      </w:r>
+      <w:r>
+        <w:rPr>
+          <w:rStyle w:val="NormalTok"/>
+        </w:rPr>
+        <w:t xml:space="preserve">(ecls[</w:t>
+      </w:r>
+      <w:r>
+        <w:rPr>
+          <w:rStyle w:val="FunctionTok"/>
+        </w:rPr>
+        <w:t xml:space="preserve">c</w:t>
+      </w:r>
+      <w:r>
+        <w:rPr>
+          <w:rStyle w:val="NormalTok"/>
+        </w:rPr>
+        <w:t xml:space="preserve">(</w:t>
+      </w:r>
+      <w:r>
+        <w:rPr>
+          <w:rStyle w:val="StringTok"/>
+        </w:rPr>
+        <w:t xml:space="preserve">"z_read"</w:t>
+      </w:r>
+      <w:r>
+        <w:rPr>
+          <w:rStyle w:val="NormalTok"/>
+        </w:rPr>
+        <w:t xml:space="preserve">, </w:t>
+      </w:r>
+      <w:r>
+        <w:rPr>
+          <w:rStyle w:val="StringTok"/>
+        </w:rPr>
+        <w:t xml:space="preserve">"z_income"</w:t>
+      </w:r>
+      <w:r>
+        <w:rPr>
+          <w:rStyle w:val="NormalTok"/>
+        </w:rPr>
+        <w:t xml:space="preserve">, </w:t>
+      </w:r>
+      <w:r>
+        <w:rPr>
+          <w:rStyle w:val="StringTok"/>
+        </w:rPr>
+        <w:t xml:space="preserve">"z_kids"</w:t>
+      </w:r>
+      <w:r>
+        <w:rPr>
+          <w:rStyle w:val="NormalTok"/>
+        </w:rPr>
+        <w:t xml:space="preserve">)])[, </w:t>
+      </w:r>
+      <w:r>
+        <w:rPr>
+          <w:rStyle w:val="FunctionTok"/>
+        </w:rPr>
+        <w:t xml:space="preserve">c</w:t>
+      </w:r>
+      <w:r>
+        <w:rPr>
+          <w:rStyle w:val="NormalTok"/>
+        </w:rPr>
+        <w:t xml:space="preserve">(</w:t>
+      </w:r>
+      <w:r>
+        <w:rPr>
+          <w:rStyle w:val="StringTok"/>
+        </w:rPr>
+        <w:t xml:space="preserve">"mean"</w:t>
+      </w:r>
+      <w:r>
+        <w:rPr>
+          <w:rStyle w:val="NormalTok"/>
+        </w:rPr>
+        <w:t xml:space="preserve">, </w:t>
+      </w:r>
+      <w:r>
+        <w:rPr>
+          <w:rStyle w:val="StringTok"/>
+        </w:rPr>
+        <w:t xml:space="preserve">"sd"</w:t>
+      </w:r>
+      <w:r>
+        <w:rPr>
+          <w:rStyle w:val="NormalTok"/>
+        </w:rPr>
+        <w:t xml:space="preserve">, </w:t>
+      </w:r>
+      <w:r>
+        <w:rPr>
+          <w:rStyle w:val="StringTok"/>
+        </w:rPr>
+        <w:t xml:space="preserve">"min"</w:t>
+      </w:r>
+      <w:r>
+        <w:rPr>
+          <w:rStyle w:val="NormalTok"/>
+        </w:rPr>
+        <w:t xml:space="preserve">, </w:t>
+      </w:r>
+      <w:r>
+        <w:rPr>
+          <w:rStyle w:val="StringTok"/>
+        </w:rPr>
+        <w:t xml:space="preserve">"max"</w:t>
+      </w:r>
+      <w:r>
+        <w:rPr>
+          <w:rStyle w:val="NormalTok"/>
+        </w:rPr>
+        <w:t xml:space="preserve">)]</w:t>
+      </w:r>
+    </w:p>
+    <w:p>
+      <w:pPr>
+        <w:pStyle w:val="FirstParagraph"/>
       </w:pPr>
       <w:r>
         <w:t xml:space="preserve">Output:</w:t>
-      </w:r>
-    </w:p>
-    <w:p>
-      <w:pPr>
-        <w:pStyle w:val="SourceCode"/>
-      </w:pPr>
-      <w:r>
-        <w:rPr>
-          <w:rStyle w:val="NormalTok"/>
-        </w:rPr>
-        <w:t xml:space="preserve">ecls</w:t>
-      </w:r>
-      <w:r>
-        <w:rPr>
-          <w:rStyle w:val="SpecialCharTok"/>
-        </w:rPr>
-        <w:t xml:space="preserve">$</w:t>
-      </w:r>
-      <w:r>
-        <w:rPr>
-          <w:rStyle w:val="NormalTok"/>
-        </w:rPr>
-        <w:t xml:space="preserve">z_read </w:t>
-      </w:r>
-      <w:r>
-        <w:rPr>
-          <w:rStyle w:val="OtherTok"/>
-        </w:rPr>
-        <w:t xml:space="preserve">&lt;-</w:t>
-      </w:r>
-      <w:r>
-        <w:rPr>
-          <w:rStyle w:val="NormalTok"/>
-        </w:rPr>
-        <w:t xml:space="preserve"> </w:t>
-      </w:r>
-      <w:r>
-        <w:rPr>
-          <w:rStyle w:val="FunctionTok"/>
-        </w:rPr>
-        <w:t xml:space="preserve">as.numeric</w:t>
-      </w:r>
-      <w:r>
-        <w:rPr>
-          <w:rStyle w:val="NormalTok"/>
-        </w:rPr>
-        <w:t xml:space="preserve">(</w:t>
-      </w:r>
-      <w:r>
-        <w:rPr>
-          <w:rStyle w:val="FunctionTok"/>
-        </w:rPr>
-        <w:t xml:space="preserve">scale</w:t>
-      </w:r>
-      <w:r>
-        <w:rPr>
-          <w:rStyle w:val="NormalTok"/>
-        </w:rPr>
-        <w:t xml:space="preserve">(ecls</w:t>
-      </w:r>
-      <w:r>
-        <w:rPr>
-          <w:rStyle w:val="SpecialCharTok"/>
-        </w:rPr>
-        <w:t xml:space="preserve">$</w:t>
-      </w:r>
-      <w:r>
-        <w:rPr>
-          <w:rStyle w:val="NormalTok"/>
-        </w:rPr>
-        <w:t xml:space="preserve">c2rtscor))</w:t>
-      </w:r>
-      <w:r>
-        <w:br/>
-      </w:r>
-      <w:r>
-        <w:rPr>
-          <w:rStyle w:val="NormalTok"/>
-        </w:rPr>
-        <w:t xml:space="preserve">ecls</w:t>
-      </w:r>
-      <w:r>
-        <w:rPr>
-          <w:rStyle w:val="SpecialCharTok"/>
-        </w:rPr>
-        <w:t xml:space="preserve">$</w:t>
-      </w:r>
-      <w:r>
-        <w:rPr>
-          <w:rStyle w:val="NormalTok"/>
-        </w:rPr>
-        <w:t xml:space="preserve">z_income </w:t>
-      </w:r>
-      <w:r>
-        <w:rPr>
-          <w:rStyle w:val="OtherTok"/>
-        </w:rPr>
-        <w:t xml:space="preserve">&lt;-</w:t>
-      </w:r>
-      <w:r>
-        <w:rPr>
-          <w:rStyle w:val="NormalTok"/>
-        </w:rPr>
-        <w:t xml:space="preserve"> </w:t>
-      </w:r>
-      <w:r>
-        <w:rPr>
-          <w:rStyle w:val="FunctionTok"/>
-        </w:rPr>
-        <w:t xml:space="preserve">as.numeric</w:t>
-      </w:r>
-      <w:r>
-        <w:rPr>
-          <w:rStyle w:val="NormalTok"/>
-        </w:rPr>
-        <w:t xml:space="preserve">(</w:t>
-      </w:r>
-      <w:r>
-        <w:rPr>
-          <w:rStyle w:val="FunctionTok"/>
-        </w:rPr>
-        <w:t xml:space="preserve">scale</w:t>
-      </w:r>
-      <w:r>
-        <w:rPr>
-          <w:rStyle w:val="NormalTok"/>
-        </w:rPr>
-        <w:t xml:space="preserve">(ecls</w:t>
-      </w:r>
-      <w:r>
-        <w:rPr>
-          <w:rStyle w:val="SpecialCharTok"/>
-        </w:rPr>
-        <w:t xml:space="preserve">$</w:t>
-      </w:r>
-      <w:r>
-        <w:rPr>
-          <w:rStyle w:val="NormalTok"/>
-        </w:rPr>
-        <w:t xml:space="preserve">wkincome))</w:t>
-      </w:r>
-      <w:r>
-        <w:br/>
-      </w:r>
-      <w:r>
-        <w:rPr>
-          <w:rStyle w:val="NormalTok"/>
-        </w:rPr>
-        <w:t xml:space="preserve">ecls</w:t>
-      </w:r>
-      <w:r>
-        <w:rPr>
-          <w:rStyle w:val="SpecialCharTok"/>
-        </w:rPr>
-        <w:t xml:space="preserve">$</w:t>
-      </w:r>
-      <w:r>
-        <w:rPr>
-          <w:rStyle w:val="NormalTok"/>
-        </w:rPr>
-        <w:t xml:space="preserve">z_kids </w:t>
-      </w:r>
-      <w:r>
-        <w:rPr>
-          <w:rStyle w:val="OtherTok"/>
-        </w:rPr>
-        <w:t xml:space="preserve">&lt;-</w:t>
-      </w:r>
-      <w:r>
-        <w:rPr>
-          <w:rStyle w:val="NormalTok"/>
-        </w:rPr>
-        <w:t xml:space="preserve"> </w:t>
-      </w:r>
-      <w:r>
-        <w:rPr>
-          <w:rStyle w:val="FunctionTok"/>
-        </w:rPr>
-        <w:t xml:space="preserve">as.numeric</w:t>
-      </w:r>
-      <w:r>
-        <w:rPr>
-          <w:rStyle w:val="NormalTok"/>
-        </w:rPr>
-        <w:t xml:space="preserve">(</w:t>
-      </w:r>
-      <w:r>
-        <w:rPr>
-          <w:rStyle w:val="FunctionTok"/>
-        </w:rPr>
-        <w:t xml:space="preserve">scale</w:t>
-      </w:r>
-      <w:r>
-        <w:rPr>
-          <w:rStyle w:val="NormalTok"/>
-        </w:rPr>
-        <w:t xml:space="preserve">(ecls</w:t>
-      </w:r>
-      <w:r>
-        <w:rPr>
-          <w:rStyle w:val="SpecialCharTok"/>
-        </w:rPr>
-        <w:t xml:space="preserve">$</w:t>
-      </w:r>
-      <w:r>
-        <w:rPr>
-          <w:rStyle w:val="NormalTok"/>
-        </w:rPr>
-        <w:t xml:space="preserve">p2less18))</w:t>
-      </w:r>
-      <w:r>
-        <w:br/>
-      </w:r>
-      <w:r>
-        <w:rPr>
-          <w:rStyle w:val="FunctionTok"/>
-        </w:rPr>
-        <w:t xml:space="preserve">describe</w:t>
-      </w:r>
-      <w:r>
-        <w:rPr>
-          <w:rStyle w:val="NormalTok"/>
-        </w:rPr>
-        <w:t xml:space="preserve">(ecls[</w:t>
-      </w:r>
-      <w:r>
-        <w:rPr>
-          <w:rStyle w:val="FunctionTok"/>
-        </w:rPr>
-        <w:t xml:space="preserve">c</w:t>
-      </w:r>
-      <w:r>
-        <w:rPr>
-          <w:rStyle w:val="NormalTok"/>
-        </w:rPr>
-        <w:t xml:space="preserve">(</w:t>
-      </w:r>
-      <w:r>
-        <w:rPr>
-          <w:rStyle w:val="StringTok"/>
-        </w:rPr>
-        <w:t xml:space="preserve">"z_read"</w:t>
-      </w:r>
-      <w:r>
-        <w:rPr>
-          <w:rStyle w:val="NormalTok"/>
-        </w:rPr>
-        <w:t xml:space="preserve">, </w:t>
-      </w:r>
-      <w:r>
-        <w:rPr>
-          <w:rStyle w:val="StringTok"/>
-        </w:rPr>
-        <w:t xml:space="preserve">"z_income"</w:t>
-      </w:r>
-      <w:r>
-        <w:rPr>
-          <w:rStyle w:val="NormalTok"/>
-        </w:rPr>
-        <w:t xml:space="preserve">, </w:t>
-      </w:r>
-      <w:r>
-        <w:rPr>
-          <w:rStyle w:val="StringTok"/>
-        </w:rPr>
-        <w:t xml:space="preserve">"z_kids"</w:t>
-      </w:r>
-      <w:r>
-        <w:rPr>
-          <w:rStyle w:val="NormalTok"/>
-        </w:rPr>
-        <w:t xml:space="preserve">)])[, </w:t>
-      </w:r>
-      <w:r>
-        <w:rPr>
-          <w:rStyle w:val="FunctionTok"/>
-        </w:rPr>
-        <w:t xml:space="preserve">c</w:t>
-      </w:r>
-      <w:r>
-        <w:rPr>
-          <w:rStyle w:val="NormalTok"/>
-        </w:rPr>
-        <w:t xml:space="preserve">(</w:t>
-      </w:r>
-      <w:r>
-        <w:rPr>
-          <w:rStyle w:val="StringTok"/>
-        </w:rPr>
-        <w:t xml:space="preserve">"mean"</w:t>
-      </w:r>
-      <w:r>
-        <w:rPr>
-          <w:rStyle w:val="NormalTok"/>
-        </w:rPr>
-        <w:t xml:space="preserve">, </w:t>
-      </w:r>
-      <w:r>
-        <w:rPr>
-          <w:rStyle w:val="StringTok"/>
-        </w:rPr>
-        <w:t xml:space="preserve">"sd"</w:t>
-      </w:r>
-      <w:r>
-        <w:rPr>
-          <w:rStyle w:val="NormalTok"/>
-        </w:rPr>
-        <w:t xml:space="preserve">, </w:t>
-      </w:r>
-      <w:r>
-        <w:rPr>
-          <w:rStyle w:val="StringTok"/>
-        </w:rPr>
-        <w:t xml:space="preserve">"min"</w:t>
-      </w:r>
-      <w:r>
-        <w:rPr>
-          <w:rStyle w:val="NormalTok"/>
-        </w:rPr>
-        <w:t xml:space="preserve">, </w:t>
-      </w:r>
-      <w:r>
-        <w:rPr>
-          <w:rStyle w:val="StringTok"/>
-        </w:rPr>
-        <w:t xml:space="preserve">"max"</w:t>
-      </w:r>
-      <w:r>
-        <w:rPr>
-          <w:rStyle w:val="NormalTok"/>
-        </w:rPr>
-        <w:t xml:space="preserve">)]</w:t>
       </w:r>
     </w:p>
     <w:p>
@@ -1484,75 +1480,75 @@
     </w:p>
     <w:p>
       <w:pPr>
-        <w:pStyle w:val="BodyText"/>
+        <w:pStyle w:val="SourceCode"/>
+      </w:pPr>
+      <w:r>
+        <w:rPr>
+          <w:rStyle w:val="NormalTok"/>
+        </w:rPr>
+        <w:t xml:space="preserve">ecls</w:t>
+      </w:r>
+      <w:r>
+        <w:rPr>
+          <w:rStyle w:val="SpecialCharTok"/>
+        </w:rPr>
+        <w:t xml:space="preserve">$</w:t>
+      </w:r>
+      <w:r>
+        <w:rPr>
+          <w:rStyle w:val="NormalTok"/>
+        </w:rPr>
+        <w:t xml:space="preserve">income_k </w:t>
+      </w:r>
+      <w:r>
+        <w:rPr>
+          <w:rStyle w:val="OtherTok"/>
+        </w:rPr>
+        <w:t xml:space="preserve">&lt;-</w:t>
+      </w:r>
+      <w:r>
+        <w:rPr>
+          <w:rStyle w:val="NormalTok"/>
+        </w:rPr>
+        <w:t xml:space="preserve"> ecls</w:t>
+      </w:r>
+      <w:r>
+        <w:rPr>
+          <w:rStyle w:val="SpecialCharTok"/>
+        </w:rPr>
+        <w:t xml:space="preserve">$</w:t>
+      </w:r>
+      <w:r>
+        <w:rPr>
+          <w:rStyle w:val="NormalTok"/>
+        </w:rPr>
+        <w:t xml:space="preserve">wkincome </w:t>
+      </w:r>
+      <w:r>
+        <w:rPr>
+          <w:rStyle w:val="SpecialCharTok"/>
+        </w:rPr>
+        <w:t xml:space="preserve">/</w:t>
+      </w:r>
+      <w:r>
+        <w:rPr>
+          <w:rStyle w:val="NormalTok"/>
+        </w:rPr>
+        <w:t xml:space="preserve"> </w:t>
+      </w:r>
+      <w:r>
+        <w:rPr>
+          <w:rStyle w:val="DecValTok"/>
+        </w:rPr>
+        <w:t xml:space="preserve">1000</w:t>
+      </w:r>
+    </w:p>
+    <w:p>
+      <w:pPr>
+        <w:pStyle w:val="FirstParagraph"/>
       </w:pPr>
       <w:r>
         <w:t xml:space="preserve">Output:</w:t>
-      </w:r>
-    </w:p>
-    <w:p>
-      <w:pPr>
-        <w:pStyle w:val="SourceCode"/>
-      </w:pPr>
-      <w:r>
-        <w:rPr>
-          <w:rStyle w:val="NormalTok"/>
-        </w:rPr>
-        <w:t xml:space="preserve">ecls</w:t>
-      </w:r>
-      <w:r>
-        <w:rPr>
-          <w:rStyle w:val="SpecialCharTok"/>
-        </w:rPr>
-        <w:t xml:space="preserve">$</w:t>
-      </w:r>
-      <w:r>
-        <w:rPr>
-          <w:rStyle w:val="NormalTok"/>
-        </w:rPr>
-        <w:t xml:space="preserve">income_k </w:t>
-      </w:r>
-      <w:r>
-        <w:rPr>
-          <w:rStyle w:val="OtherTok"/>
-        </w:rPr>
-        <w:t xml:space="preserve">&lt;-</w:t>
-      </w:r>
-      <w:r>
-        <w:rPr>
-          <w:rStyle w:val="NormalTok"/>
-        </w:rPr>
-        <w:t xml:space="preserve"> ecls</w:t>
-      </w:r>
-      <w:r>
-        <w:rPr>
-          <w:rStyle w:val="SpecialCharTok"/>
-        </w:rPr>
-        <w:t xml:space="preserve">$</w:t>
-      </w:r>
-      <w:r>
-        <w:rPr>
-          <w:rStyle w:val="NormalTok"/>
-        </w:rPr>
-        <w:t xml:space="preserve">wkincome </w:t>
-      </w:r>
-      <w:r>
-        <w:rPr>
-          <w:rStyle w:val="SpecialCharTok"/>
-        </w:rPr>
-        <w:t xml:space="preserve">/</w:t>
-      </w:r>
-      <w:r>
-        <w:rPr>
-          <w:rStyle w:val="NormalTok"/>
-        </w:rPr>
-        <w:t xml:space="preserve"> </w:t>
-      </w:r>
-      <w:r>
-        <w:rPr>
-          <w:rStyle w:val="DecValTok"/>
-        </w:rPr>
-        <w:t xml:space="preserve">1000</w:t>
       </w:r>
     </w:p>
     <w:bookmarkEnd w:id="24"/>
@@ -1583,321 +1579,321 @@
     </w:p>
     <w:p>
       <w:pPr>
-        <w:pStyle w:val="BodyText"/>
+        <w:pStyle w:val="SourceCode"/>
+      </w:pPr>
+      <w:r>
+        <w:rPr>
+          <w:rStyle w:val="NormalTok"/>
+        </w:rPr>
+        <w:t xml:space="preserve">sub_ecls </w:t>
+      </w:r>
+      <w:r>
+        <w:rPr>
+          <w:rStyle w:val="OtherTok"/>
+        </w:rPr>
+        <w:t xml:space="preserve">&lt;-</w:t>
+      </w:r>
+      <w:r>
+        <w:rPr>
+          <w:rStyle w:val="NormalTok"/>
+        </w:rPr>
+        <w:t xml:space="preserve"> </w:t>
+      </w:r>
+      <w:r>
+        <w:rPr>
+          <w:rStyle w:val="FunctionTok"/>
+        </w:rPr>
+        <w:t xml:space="preserve">subset</w:t>
+      </w:r>
+      <w:r>
+        <w:rPr>
+          <w:rStyle w:val="NormalTok"/>
+        </w:rPr>
+        <w:t xml:space="preserve">(</w:t>
+      </w:r>
+      <w:r>
+        <w:br/>
+      </w:r>
+      <w:r>
+        <w:rPr>
+          <w:rStyle w:val="NormalTok"/>
+        </w:rPr>
+        <w:t xml:space="preserve">  ecls,</w:t>
+      </w:r>
+      <w:r>
+        <w:br/>
+      </w:r>
+      <w:r>
+        <w:rPr>
+          <w:rStyle w:val="NormalTok"/>
+        </w:rPr>
+        <w:t xml:space="preserve">  </w:t>
+      </w:r>
+      <w:r>
+        <w:rPr>
+          <w:rStyle w:val="SpecialCharTok"/>
+        </w:rPr>
+        <w:t xml:space="preserve">!</w:t>
+      </w:r>
+      <w:r>
+        <w:rPr>
+          <w:rStyle w:val="FunctionTok"/>
+        </w:rPr>
+        <w:t xml:space="preserve">is.na</w:t>
+      </w:r>
+      <w:r>
+        <w:rPr>
+          <w:rStyle w:val="NormalTok"/>
+        </w:rPr>
+        <w:t xml:space="preserve">(childid) </w:t>
+      </w:r>
+      <w:r>
+        <w:rPr>
+          <w:rStyle w:val="SpecialCharTok"/>
+        </w:rPr>
+        <w:t xml:space="preserve">&amp;</w:t>
+      </w:r>
+      <w:r>
+        <w:rPr>
+          <w:rStyle w:val="NormalTok"/>
+        </w:rPr>
+        <w:t xml:space="preserve"> </w:t>
+      </w:r>
+      <w:r>
+        <w:rPr>
+          <w:rStyle w:val="SpecialCharTok"/>
+        </w:rPr>
+        <w:t xml:space="preserve">!</w:t>
+      </w:r>
+      <w:r>
+        <w:rPr>
+          <w:rStyle w:val="FunctionTok"/>
+        </w:rPr>
+        <w:t xml:space="preserve">is.na</w:t>
+      </w:r>
+      <w:r>
+        <w:rPr>
+          <w:rStyle w:val="NormalTok"/>
+        </w:rPr>
+        <w:t xml:space="preserve">(c2rtscor) </w:t>
+      </w:r>
+      <w:r>
+        <w:rPr>
+          <w:rStyle w:val="SpecialCharTok"/>
+        </w:rPr>
+        <w:t xml:space="preserve">&amp;</w:t>
+      </w:r>
+      <w:r>
+        <w:rPr>
+          <w:rStyle w:val="NormalTok"/>
+        </w:rPr>
+        <w:t xml:space="preserve"> </w:t>
+      </w:r>
+      <w:r>
+        <w:rPr>
+          <w:rStyle w:val="SpecialCharTok"/>
+        </w:rPr>
+        <w:t xml:space="preserve">!</w:t>
+      </w:r>
+      <w:r>
+        <w:rPr>
+          <w:rStyle w:val="FunctionTok"/>
+        </w:rPr>
+        <w:t xml:space="preserve">is.na</w:t>
+      </w:r>
+      <w:r>
+        <w:rPr>
+          <w:rStyle w:val="NormalTok"/>
+        </w:rPr>
+        <w:t xml:space="preserve">(z_read) </w:t>
+      </w:r>
+      <w:r>
+        <w:rPr>
+          <w:rStyle w:val="SpecialCharTok"/>
+        </w:rPr>
+        <w:t xml:space="preserve">&amp;</w:t>
+      </w:r>
+      <w:r>
+        <w:br/>
+      </w:r>
+      <w:r>
+        <w:rPr>
+          <w:rStyle w:val="NormalTok"/>
+        </w:rPr>
+        <w:t xml:space="preserve">    </w:t>
+      </w:r>
+      <w:r>
+        <w:rPr>
+          <w:rStyle w:val="SpecialCharTok"/>
+        </w:rPr>
+        <w:t xml:space="preserve">!</w:t>
+      </w:r>
+      <w:r>
+        <w:rPr>
+          <w:rStyle w:val="FunctionTok"/>
+        </w:rPr>
+        <w:t xml:space="preserve">is.na</w:t>
+      </w:r>
+      <w:r>
+        <w:rPr>
+          <w:rStyle w:val="NormalTok"/>
+        </w:rPr>
+        <w:t xml:space="preserve">(income_k) </w:t>
+      </w:r>
+      <w:r>
+        <w:rPr>
+          <w:rStyle w:val="SpecialCharTok"/>
+        </w:rPr>
+        <w:t xml:space="preserve">&amp;</w:t>
+      </w:r>
+      <w:r>
+        <w:rPr>
+          <w:rStyle w:val="NormalTok"/>
+        </w:rPr>
+        <w:t xml:space="preserve"> </w:t>
+      </w:r>
+      <w:r>
+        <w:rPr>
+          <w:rStyle w:val="SpecialCharTok"/>
+        </w:rPr>
+        <w:t xml:space="preserve">!</w:t>
+      </w:r>
+      <w:r>
+        <w:rPr>
+          <w:rStyle w:val="FunctionTok"/>
+        </w:rPr>
+        <w:t xml:space="preserve">is.na</w:t>
+      </w:r>
+      <w:r>
+        <w:rPr>
+          <w:rStyle w:val="NormalTok"/>
+        </w:rPr>
+        <w:t xml:space="preserve">(z_income) </w:t>
+      </w:r>
+      <w:r>
+        <w:rPr>
+          <w:rStyle w:val="SpecialCharTok"/>
+        </w:rPr>
+        <w:t xml:space="preserve">&amp;</w:t>
+      </w:r>
+      <w:r>
+        <w:rPr>
+          <w:rStyle w:val="NormalTok"/>
+        </w:rPr>
+        <w:t xml:space="preserve"> </w:t>
+      </w:r>
+      <w:r>
+        <w:rPr>
+          <w:rStyle w:val="SpecialCharTok"/>
+        </w:rPr>
+        <w:t xml:space="preserve">!</w:t>
+      </w:r>
+      <w:r>
+        <w:rPr>
+          <w:rStyle w:val="FunctionTok"/>
+        </w:rPr>
+        <w:t xml:space="preserve">is.na</w:t>
+      </w:r>
+      <w:r>
+        <w:rPr>
+          <w:rStyle w:val="NormalTok"/>
+        </w:rPr>
+        <w:t xml:space="preserve">(p2less18) </w:t>
+      </w:r>
+      <w:r>
+        <w:rPr>
+          <w:rStyle w:val="SpecialCharTok"/>
+        </w:rPr>
+        <w:t xml:space="preserve">&amp;</w:t>
+      </w:r>
+      <w:r>
+        <w:rPr>
+          <w:rStyle w:val="NormalTok"/>
+        </w:rPr>
+        <w:t xml:space="preserve"> </w:t>
+      </w:r>
+      <w:r>
+        <w:rPr>
+          <w:rStyle w:val="SpecialCharTok"/>
+        </w:rPr>
+        <w:t xml:space="preserve">!</w:t>
+      </w:r>
+      <w:r>
+        <w:rPr>
+          <w:rStyle w:val="FunctionTok"/>
+        </w:rPr>
+        <w:t xml:space="preserve">is.na</w:t>
+      </w:r>
+      <w:r>
+        <w:rPr>
+          <w:rStyle w:val="NormalTok"/>
+        </w:rPr>
+        <w:t xml:space="preserve">(z_kids),</w:t>
+      </w:r>
+      <w:r>
+        <w:br/>
+      </w:r>
+      <w:r>
+        <w:rPr>
+          <w:rStyle w:val="NormalTok"/>
+        </w:rPr>
+        <w:t xml:space="preserve">  </w:t>
+      </w:r>
+      <w:r>
+        <w:rPr>
+          <w:rStyle w:val="AttributeTok"/>
+        </w:rPr>
+        <w:t xml:space="preserve">select =</w:t>
+      </w:r>
+      <w:r>
+        <w:rPr>
+          <w:rStyle w:val="NormalTok"/>
+        </w:rPr>
+        <w:t xml:space="preserve"> </w:t>
+      </w:r>
+      <w:r>
+        <w:rPr>
+          <w:rStyle w:val="FunctionTok"/>
+        </w:rPr>
+        <w:t xml:space="preserve">c</w:t>
+      </w:r>
+      <w:r>
+        <w:rPr>
+          <w:rStyle w:val="NormalTok"/>
+        </w:rPr>
+        <w:t xml:space="preserve">(childid, c2rtscor, z_read, income_k, z_income, p2less18, z_kids)</w:t>
+      </w:r>
+      <w:r>
+        <w:br/>
+      </w:r>
+      <w:r>
+        <w:rPr>
+          <w:rStyle w:val="NormalTok"/>
+        </w:rPr>
+        <w:t xml:space="preserve">)</w:t>
+      </w:r>
+      <w:r>
+        <w:br/>
+      </w:r>
+      <w:r>
+        <w:rPr>
+          <w:rStyle w:val="FunctionTok"/>
+        </w:rPr>
+        <w:t xml:space="preserve">head</w:t>
+      </w:r>
+      <w:r>
+        <w:rPr>
+          <w:rStyle w:val="NormalTok"/>
+        </w:rPr>
+        <w:t xml:space="preserve">(sub_ecls)</w:t>
+      </w:r>
+    </w:p>
+    <w:p>
+      <w:pPr>
+        <w:pStyle w:val="FirstParagraph"/>
       </w:pPr>
       <w:r>
         <w:t xml:space="preserve">Output:</w:t>
-      </w:r>
-    </w:p>
-    <w:p>
-      <w:pPr>
-        <w:pStyle w:val="SourceCode"/>
-      </w:pPr>
-      <w:r>
-        <w:rPr>
-          <w:rStyle w:val="NormalTok"/>
-        </w:rPr>
-        <w:t xml:space="preserve">sub_ecls </w:t>
-      </w:r>
-      <w:r>
-        <w:rPr>
-          <w:rStyle w:val="OtherTok"/>
-        </w:rPr>
-        <w:t xml:space="preserve">&lt;-</w:t>
-      </w:r>
-      <w:r>
-        <w:rPr>
-          <w:rStyle w:val="NormalTok"/>
-        </w:rPr>
-        <w:t xml:space="preserve"> </w:t>
-      </w:r>
-      <w:r>
-        <w:rPr>
-          <w:rStyle w:val="FunctionTok"/>
-        </w:rPr>
-        <w:t xml:space="preserve">subset</w:t>
-      </w:r>
-      <w:r>
-        <w:rPr>
-          <w:rStyle w:val="NormalTok"/>
-        </w:rPr>
-        <w:t xml:space="preserve">(</w:t>
-      </w:r>
-      <w:r>
-        <w:br/>
-      </w:r>
-      <w:r>
-        <w:rPr>
-          <w:rStyle w:val="NormalTok"/>
-        </w:rPr>
-        <w:t xml:space="preserve">  ecls,</w:t>
-      </w:r>
-      <w:r>
-        <w:br/>
-      </w:r>
-      <w:r>
-        <w:rPr>
-          <w:rStyle w:val="NormalTok"/>
-        </w:rPr>
-        <w:t xml:space="preserve">  </w:t>
-      </w:r>
-      <w:r>
-        <w:rPr>
-          <w:rStyle w:val="SpecialCharTok"/>
-        </w:rPr>
-        <w:t xml:space="preserve">!</w:t>
-      </w:r>
-      <w:r>
-        <w:rPr>
-          <w:rStyle w:val="FunctionTok"/>
-        </w:rPr>
-        <w:t xml:space="preserve">is.na</w:t>
-      </w:r>
-      <w:r>
-        <w:rPr>
-          <w:rStyle w:val="NormalTok"/>
-        </w:rPr>
-        <w:t xml:space="preserve">(childid) </w:t>
-      </w:r>
-      <w:r>
-        <w:rPr>
-          <w:rStyle w:val="SpecialCharTok"/>
-        </w:rPr>
-        <w:t xml:space="preserve">&amp;</w:t>
-      </w:r>
-      <w:r>
-        <w:rPr>
-          <w:rStyle w:val="NormalTok"/>
-        </w:rPr>
-        <w:t xml:space="preserve"> </w:t>
-      </w:r>
-      <w:r>
-        <w:rPr>
-          <w:rStyle w:val="SpecialCharTok"/>
-        </w:rPr>
-        <w:t xml:space="preserve">!</w:t>
-      </w:r>
-      <w:r>
-        <w:rPr>
-          <w:rStyle w:val="FunctionTok"/>
-        </w:rPr>
-        <w:t xml:space="preserve">is.na</w:t>
-      </w:r>
-      <w:r>
-        <w:rPr>
-          <w:rStyle w:val="NormalTok"/>
-        </w:rPr>
-        <w:t xml:space="preserve">(c2rtscor) </w:t>
-      </w:r>
-      <w:r>
-        <w:rPr>
-          <w:rStyle w:val="SpecialCharTok"/>
-        </w:rPr>
-        <w:t xml:space="preserve">&amp;</w:t>
-      </w:r>
-      <w:r>
-        <w:rPr>
-          <w:rStyle w:val="NormalTok"/>
-        </w:rPr>
-        <w:t xml:space="preserve"> </w:t>
-      </w:r>
-      <w:r>
-        <w:rPr>
-          <w:rStyle w:val="SpecialCharTok"/>
-        </w:rPr>
-        <w:t xml:space="preserve">!</w:t>
-      </w:r>
-      <w:r>
-        <w:rPr>
-          <w:rStyle w:val="FunctionTok"/>
-        </w:rPr>
-        <w:t xml:space="preserve">is.na</w:t>
-      </w:r>
-      <w:r>
-        <w:rPr>
-          <w:rStyle w:val="NormalTok"/>
-        </w:rPr>
-        <w:t xml:space="preserve">(z_read) </w:t>
-      </w:r>
-      <w:r>
-        <w:rPr>
-          <w:rStyle w:val="SpecialCharTok"/>
-        </w:rPr>
-        <w:t xml:space="preserve">&amp;</w:t>
-      </w:r>
-      <w:r>
-        <w:br/>
-      </w:r>
-      <w:r>
-        <w:rPr>
-          <w:rStyle w:val="NormalTok"/>
-        </w:rPr>
-        <w:t xml:space="preserve">    </w:t>
-      </w:r>
-      <w:r>
-        <w:rPr>
-          <w:rStyle w:val="SpecialCharTok"/>
-        </w:rPr>
-        <w:t xml:space="preserve">!</w:t>
-      </w:r>
-      <w:r>
-        <w:rPr>
-          <w:rStyle w:val="FunctionTok"/>
-        </w:rPr>
-        <w:t xml:space="preserve">is.na</w:t>
-      </w:r>
-      <w:r>
-        <w:rPr>
-          <w:rStyle w:val="NormalTok"/>
-        </w:rPr>
-        <w:t xml:space="preserve">(income_k) </w:t>
-      </w:r>
-      <w:r>
-        <w:rPr>
-          <w:rStyle w:val="SpecialCharTok"/>
-        </w:rPr>
-        <w:t xml:space="preserve">&amp;</w:t>
-      </w:r>
-      <w:r>
-        <w:rPr>
-          <w:rStyle w:val="NormalTok"/>
-        </w:rPr>
-        <w:t xml:space="preserve"> </w:t>
-      </w:r>
-      <w:r>
-        <w:rPr>
-          <w:rStyle w:val="SpecialCharTok"/>
-        </w:rPr>
-        <w:t xml:space="preserve">!</w:t>
-      </w:r>
-      <w:r>
-        <w:rPr>
-          <w:rStyle w:val="FunctionTok"/>
-        </w:rPr>
-        <w:t xml:space="preserve">is.na</w:t>
-      </w:r>
-      <w:r>
-        <w:rPr>
-          <w:rStyle w:val="NormalTok"/>
-        </w:rPr>
-        <w:t xml:space="preserve">(z_income) </w:t>
-      </w:r>
-      <w:r>
-        <w:rPr>
-          <w:rStyle w:val="SpecialCharTok"/>
-        </w:rPr>
-        <w:t xml:space="preserve">&amp;</w:t>
-      </w:r>
-      <w:r>
-        <w:rPr>
-          <w:rStyle w:val="NormalTok"/>
-        </w:rPr>
-        <w:t xml:space="preserve"> </w:t>
-      </w:r>
-      <w:r>
-        <w:rPr>
-          <w:rStyle w:val="SpecialCharTok"/>
-        </w:rPr>
-        <w:t xml:space="preserve">!</w:t>
-      </w:r>
-      <w:r>
-        <w:rPr>
-          <w:rStyle w:val="FunctionTok"/>
-        </w:rPr>
-        <w:t xml:space="preserve">is.na</w:t>
-      </w:r>
-      <w:r>
-        <w:rPr>
-          <w:rStyle w:val="NormalTok"/>
-        </w:rPr>
-        <w:t xml:space="preserve">(p2less18) </w:t>
-      </w:r>
-      <w:r>
-        <w:rPr>
-          <w:rStyle w:val="SpecialCharTok"/>
-        </w:rPr>
-        <w:t xml:space="preserve">&amp;</w:t>
-      </w:r>
-      <w:r>
-        <w:rPr>
-          <w:rStyle w:val="NormalTok"/>
-        </w:rPr>
-        <w:t xml:space="preserve"> </w:t>
-      </w:r>
-      <w:r>
-        <w:rPr>
-          <w:rStyle w:val="SpecialCharTok"/>
-        </w:rPr>
-        <w:t xml:space="preserve">!</w:t>
-      </w:r>
-      <w:r>
-        <w:rPr>
-          <w:rStyle w:val="FunctionTok"/>
-        </w:rPr>
-        <w:t xml:space="preserve">is.na</w:t>
-      </w:r>
-      <w:r>
-        <w:rPr>
-          <w:rStyle w:val="NormalTok"/>
-        </w:rPr>
-        <w:t xml:space="preserve">(z_kids),</w:t>
-      </w:r>
-      <w:r>
-        <w:br/>
-      </w:r>
-      <w:r>
-        <w:rPr>
-          <w:rStyle w:val="NormalTok"/>
-        </w:rPr>
-        <w:t xml:space="preserve">  </w:t>
-      </w:r>
-      <w:r>
-        <w:rPr>
-          <w:rStyle w:val="AttributeTok"/>
-        </w:rPr>
-        <w:t xml:space="preserve">select =</w:t>
-      </w:r>
-      <w:r>
-        <w:rPr>
-          <w:rStyle w:val="NormalTok"/>
-        </w:rPr>
-        <w:t xml:space="preserve"> </w:t>
-      </w:r>
-      <w:r>
-        <w:rPr>
-          <w:rStyle w:val="FunctionTok"/>
-        </w:rPr>
-        <w:t xml:space="preserve">c</w:t>
-      </w:r>
-      <w:r>
-        <w:rPr>
-          <w:rStyle w:val="NormalTok"/>
-        </w:rPr>
-        <w:t xml:space="preserve">(childid, c2rtscor, z_read, income_k, z_income, p2less18, z_kids)</w:t>
-      </w:r>
-      <w:r>
-        <w:br/>
-      </w:r>
-      <w:r>
-        <w:rPr>
-          <w:rStyle w:val="NormalTok"/>
-        </w:rPr>
-        <w:t xml:space="preserve">)</w:t>
-      </w:r>
-      <w:r>
-        <w:br/>
-      </w:r>
-      <w:r>
-        <w:rPr>
-          <w:rStyle w:val="FunctionTok"/>
-        </w:rPr>
-        <w:t xml:space="preserve">head</w:t>
-      </w:r>
-      <w:r>
-        <w:rPr>
-          <w:rStyle w:val="NormalTok"/>
-        </w:rPr>
-        <w:t xml:space="preserve">(sub_ecls)</w:t>
       </w:r>
     </w:p>
     <w:p>
@@ -1993,7 +1989,78 @@
     </w:p>
     <w:p>
       <w:pPr>
-        <w:pStyle w:val="BodyText"/>
+        <w:pStyle w:val="SourceCode"/>
+      </w:pPr>
+      <w:r>
+        <w:rPr>
+          <w:rStyle w:val="FunctionTok"/>
+        </w:rPr>
+        <w:t xml:space="preserve">nrow</w:t>
+      </w:r>
+      <w:r>
+        <w:rPr>
+          <w:rStyle w:val="NormalTok"/>
+        </w:rPr>
+        <w:t xml:space="preserve">(ecls)</w:t>
+      </w:r>
+      <w:r>
+        <w:br/>
+      </w:r>
+      <w:r>
+        <w:rPr>
+          <w:rStyle w:val="FunctionTok"/>
+        </w:rPr>
+        <w:t xml:space="preserve">nrow</w:t>
+      </w:r>
+      <w:r>
+        <w:rPr>
+          <w:rStyle w:val="NormalTok"/>
+        </w:rPr>
+        <w:t xml:space="preserve">(sub_ecls)</w:t>
+      </w:r>
+      <w:r>
+        <w:br/>
+      </w:r>
+      <w:r>
+        <w:rPr>
+          <w:rStyle w:val="FunctionTok"/>
+        </w:rPr>
+        <w:t xml:space="preserve">nrow</w:t>
+      </w:r>
+      <w:r>
+        <w:rPr>
+          <w:rStyle w:val="NormalTok"/>
+        </w:rPr>
+        <w:t xml:space="preserve">(ecls) </w:t>
+      </w:r>
+      <w:r>
+        <w:rPr>
+          <w:rStyle w:val="SpecialCharTok"/>
+        </w:rPr>
+        <w:t xml:space="preserve">-</w:t>
+      </w:r>
+      <w:r>
+        <w:rPr>
+          <w:rStyle w:val="NormalTok"/>
+        </w:rPr>
+        <w:t xml:space="preserve"> </w:t>
+      </w:r>
+      <w:r>
+        <w:rPr>
+          <w:rStyle w:val="FunctionTok"/>
+        </w:rPr>
+        <w:t xml:space="preserve">nrow</w:t>
+      </w:r>
+      <w:r>
+        <w:rPr>
+          <w:rStyle w:val="NormalTok"/>
+        </w:rPr>
+        <w:t xml:space="preserve">(sub_ecls)</w:t>
+      </w:r>
+    </w:p>
+    <w:p>
+      <w:pPr>
+        <w:pStyle w:val="FirstParagraph"/>
       </w:pPr>
       <w:r>
         <w:t xml:space="preserve">Output:</w:t>
@@ -2005,15 +2072,9 @@
       </w:pPr>
       <w:r>
         <w:rPr>
-          <w:rStyle w:val="FunctionTok"/>
-        </w:rPr>
-        <w:t xml:space="preserve">nrow</w:t>
-      </w:r>
-      <w:r>
-        <w:rPr>
-          <w:rStyle w:val="NormalTok"/>
-        </w:rPr>
-        <w:t xml:space="preserve">(ecls)</w:t>
+          <w:rStyle w:val="VerbatimChar"/>
+        </w:rPr>
+        <w:t xml:space="preserve">## [1] 21260</w:t>
       </w:r>
     </w:p>
     <w:p>
@@ -2024,76 +2085,7 @@
         <w:rPr>
           <w:rStyle w:val="VerbatimChar"/>
         </w:rPr>
-        <w:t xml:space="preserve">## [1] 21260</w:t>
-      </w:r>
-    </w:p>
-    <w:p>
-      <w:pPr>
-        <w:pStyle w:val="SourceCode"/>
-      </w:pPr>
-      <w:r>
-        <w:rPr>
-          <w:rStyle w:val="FunctionTok"/>
-        </w:rPr>
-        <w:t xml:space="preserve">nrow</w:t>
-      </w:r>
-      <w:r>
-        <w:rPr>
-          <w:rStyle w:val="NormalTok"/>
-        </w:rPr>
-        <w:t xml:space="preserve">(sub_ecls)</w:t>
-      </w:r>
-    </w:p>
-    <w:p>
-      <w:pPr>
-        <w:pStyle w:val="SourceCode"/>
-      </w:pPr>
-      <w:r>
-        <w:rPr>
-          <w:rStyle w:val="VerbatimChar"/>
-        </w:rPr>
         <w:t xml:space="preserve">## [1] 17488</w:t>
-      </w:r>
-    </w:p>
-    <w:p>
-      <w:pPr>
-        <w:pStyle w:val="SourceCode"/>
-      </w:pPr>
-      <w:r>
-        <w:rPr>
-          <w:rStyle w:val="FunctionTok"/>
-        </w:rPr>
-        <w:t xml:space="preserve">nrow</w:t>
-      </w:r>
-      <w:r>
-        <w:rPr>
-          <w:rStyle w:val="NormalTok"/>
-        </w:rPr>
-        <w:t xml:space="preserve">(ecls) </w:t>
-      </w:r>
-      <w:r>
-        <w:rPr>
-          <w:rStyle w:val="SpecialCharTok"/>
-        </w:rPr>
-        <w:t xml:space="preserve">-</w:t>
-      </w:r>
-      <w:r>
-        <w:rPr>
-          <w:rStyle w:val="NormalTok"/>
-        </w:rPr>
-        <w:t xml:space="preserve"> </w:t>
-      </w:r>
-      <w:r>
-        <w:rPr>
-          <w:rStyle w:val="FunctionTok"/>
-        </w:rPr>
-        <w:t xml:space="preserve">nrow</w:t>
-      </w:r>
-      <w:r>
-        <w:rPr>
-          <w:rStyle w:val="NormalTok"/>
-        </w:rPr>
-        <w:t xml:space="preserve">(sub_ecls)</w:t>
       </w:r>
     </w:p>
     <w:p>
@@ -2150,42 +2142,42 @@
     </w:p>
     <w:p>
       <w:pPr>
-        <w:pStyle w:val="BodyText"/>
+        <w:pStyle w:val="SourceCode"/>
+      </w:pPr>
+      <w:r>
+        <w:rPr>
+          <w:rStyle w:val="FunctionTok"/>
+        </w:rPr>
+        <w:t xml:space="preserve">rm</w:t>
+      </w:r>
+      <w:r>
+        <w:rPr>
+          <w:rStyle w:val="NormalTok"/>
+        </w:rPr>
+        <w:t xml:space="preserve">(ecls)</w:t>
+      </w:r>
+      <w:r>
+        <w:br/>
+      </w:r>
+      <w:r>
+        <w:rPr>
+          <w:rStyle w:val="FunctionTok"/>
+        </w:rPr>
+        <w:t xml:space="preserve">ls</w:t>
+      </w:r>
+      <w:r>
+        <w:rPr>
+          <w:rStyle w:val="NormalTok"/>
+        </w:rPr>
+        <w:t xml:space="preserve">()</w:t>
+      </w:r>
+    </w:p>
+    <w:p>
+      <w:pPr>
+        <w:pStyle w:val="FirstParagraph"/>
       </w:pPr>
       <w:r>
         <w:t xml:space="preserve">Output:</w:t>
-      </w:r>
-    </w:p>
-    <w:p>
-      <w:pPr>
-        <w:pStyle w:val="SourceCode"/>
-      </w:pPr>
-      <w:r>
-        <w:rPr>
-          <w:rStyle w:val="FunctionTok"/>
-        </w:rPr>
-        <w:t xml:space="preserve">rm</w:t>
-      </w:r>
-      <w:r>
-        <w:rPr>
-          <w:rStyle w:val="NormalTok"/>
-        </w:rPr>
-        <w:t xml:space="preserve">(ecls)</w:t>
-      </w:r>
-      <w:r>
-        <w:br/>
-      </w:r>
-      <w:r>
-        <w:rPr>
-          <w:rStyle w:val="FunctionTok"/>
-        </w:rPr>
-        <w:t xml:space="preserve">ls</w:t>
-      </w:r>
-      <w:r>
-        <w:rPr>
-          <w:rStyle w:val="NormalTok"/>
-        </w:rPr>
-        <w:t xml:space="preserve">()</w:t>
       </w:r>
     </w:p>
     <w:p>
@@ -2227,303 +2219,889 @@
     </w:p>
     <w:p>
       <w:pPr>
-        <w:pStyle w:val="BodyText"/>
+        <w:pStyle w:val="SourceCode"/>
+      </w:pPr>
+      <w:r>
+        <w:rPr>
+          <w:rStyle w:val="FunctionTok"/>
+        </w:rPr>
+        <w:t xml:space="preserve">ggplot</w:t>
+      </w:r>
+      <w:r>
+        <w:rPr>
+          <w:rStyle w:val="NormalTok"/>
+        </w:rPr>
+        <w:t xml:space="preserve">(sub_ecls, </w:t>
+      </w:r>
+      <w:r>
+        <w:rPr>
+          <w:rStyle w:val="FunctionTok"/>
+        </w:rPr>
+        <w:t xml:space="preserve">aes</w:t>
+      </w:r>
+      <w:r>
+        <w:rPr>
+          <w:rStyle w:val="NormalTok"/>
+        </w:rPr>
+        <w:t xml:space="preserve">(c2rtscor)) </w:t>
+      </w:r>
+      <w:r>
+        <w:rPr>
+          <w:rStyle w:val="SpecialCharTok"/>
+        </w:rPr>
+        <w:t xml:space="preserve">+</w:t>
+      </w:r>
+      <w:r>
+        <w:br/>
+      </w:r>
+      <w:r>
+        <w:rPr>
+          <w:rStyle w:val="NormalTok"/>
+        </w:rPr>
+        <w:t xml:space="preserve">  </w:t>
+      </w:r>
+      <w:r>
+        <w:rPr>
+          <w:rStyle w:val="FunctionTok"/>
+        </w:rPr>
+        <w:t xml:space="preserve">geom_histogram</w:t>
+      </w:r>
+      <w:r>
+        <w:rPr>
+          <w:rStyle w:val="NormalTok"/>
+        </w:rPr>
+        <w:t xml:space="preserve">(</w:t>
+      </w:r>
+      <w:r>
+        <w:rPr>
+          <w:rStyle w:val="FunctionTok"/>
+        </w:rPr>
+        <w:t xml:space="preserve">aes</w:t>
+      </w:r>
+      <w:r>
+        <w:rPr>
+          <w:rStyle w:val="NormalTok"/>
+        </w:rPr>
+        <w:t xml:space="preserve">(</w:t>
+      </w:r>
+      <w:r>
+        <w:rPr>
+          <w:rStyle w:val="AttributeTok"/>
+        </w:rPr>
+        <w:t xml:space="preserve">y =</w:t>
+      </w:r>
+      <w:r>
+        <w:rPr>
+          <w:rStyle w:val="NormalTok"/>
+        </w:rPr>
+        <w:t xml:space="preserve"> (..count..) </w:t>
+      </w:r>
+      <w:r>
+        <w:rPr>
+          <w:rStyle w:val="SpecialCharTok"/>
+        </w:rPr>
+        <w:t xml:space="preserve">*</w:t>
+      </w:r>
+      <w:r>
+        <w:rPr>
+          <w:rStyle w:val="NormalTok"/>
+        </w:rPr>
+        <w:t xml:space="preserve"> </w:t>
+      </w:r>
+      <w:r>
+        <w:rPr>
+          <w:rStyle w:val="DecValTok"/>
+        </w:rPr>
+        <w:t xml:space="preserve">100</w:t>
+      </w:r>
+      <w:r>
+        <w:rPr>
+          <w:rStyle w:val="NormalTok"/>
+        </w:rPr>
+        <w:t xml:space="preserve"> </w:t>
+      </w:r>
+      <w:r>
+        <w:rPr>
+          <w:rStyle w:val="SpecialCharTok"/>
+        </w:rPr>
+        <w:t xml:space="preserve">/</w:t>
+      </w:r>
+      <w:r>
+        <w:rPr>
+          <w:rStyle w:val="NormalTok"/>
+        </w:rPr>
+        <w:t xml:space="preserve"> </w:t>
+      </w:r>
+      <w:r>
+        <w:rPr>
+          <w:rStyle w:val="FunctionTok"/>
+        </w:rPr>
+        <w:t xml:space="preserve">sum</w:t>
+      </w:r>
+      <w:r>
+        <w:rPr>
+          <w:rStyle w:val="NormalTok"/>
+        </w:rPr>
+        <w:t xml:space="preserve">(..count..)), </w:t>
+      </w:r>
+      <w:r>
+        <w:rPr>
+          <w:rStyle w:val="AttributeTok"/>
+        </w:rPr>
+        <w:t xml:space="preserve">fill =</w:t>
+      </w:r>
+      <w:r>
+        <w:rPr>
+          <w:rStyle w:val="NormalTok"/>
+        </w:rPr>
+        <w:t xml:space="preserve"> </w:t>
+      </w:r>
+      <w:r>
+        <w:rPr>
+          <w:rStyle w:val="StringTok"/>
+        </w:rPr>
+        <w:t xml:space="preserve">"grey70"</w:t>
+      </w:r>
+      <w:r>
+        <w:rPr>
+          <w:rStyle w:val="NormalTok"/>
+        </w:rPr>
+        <w:t xml:space="preserve">, </w:t>
+      </w:r>
+      <w:r>
+        <w:rPr>
+          <w:rStyle w:val="AttributeTok"/>
+        </w:rPr>
+        <w:t xml:space="preserve">color =</w:t>
+      </w:r>
+      <w:r>
+        <w:rPr>
+          <w:rStyle w:val="NormalTok"/>
+        </w:rPr>
+        <w:t xml:space="preserve"> </w:t>
+      </w:r>
+      <w:r>
+        <w:rPr>
+          <w:rStyle w:val="StringTok"/>
+        </w:rPr>
+        <w:t xml:space="preserve">"black"</w:t>
+      </w:r>
+      <w:r>
+        <w:rPr>
+          <w:rStyle w:val="NormalTok"/>
+        </w:rPr>
+        <w:t xml:space="preserve">) </w:t>
+      </w:r>
+      <w:r>
+        <w:rPr>
+          <w:rStyle w:val="SpecialCharTok"/>
+        </w:rPr>
+        <w:t xml:space="preserve">+</w:t>
+      </w:r>
+      <w:r>
+        <w:br/>
+      </w:r>
+      <w:r>
+        <w:rPr>
+          <w:rStyle w:val="NormalTok"/>
+        </w:rPr>
+        <w:t xml:space="preserve">  </w:t>
+      </w:r>
+      <w:r>
+        <w:rPr>
+          <w:rStyle w:val="FunctionTok"/>
+        </w:rPr>
+        <w:t xml:space="preserve">ylab</w:t>
+      </w:r>
+      <w:r>
+        <w:rPr>
+          <w:rStyle w:val="NormalTok"/>
+        </w:rPr>
+        <w:t xml:space="preserve">(</w:t>
+      </w:r>
+      <w:r>
+        <w:rPr>
+          <w:rStyle w:val="StringTok"/>
+        </w:rPr>
+        <w:t xml:space="preserve">"Percent"</w:t>
+      </w:r>
+      <w:r>
+        <w:rPr>
+          <w:rStyle w:val="NormalTok"/>
+        </w:rPr>
+        <w:t xml:space="preserve">) </w:t>
+      </w:r>
+      <w:r>
+        <w:rPr>
+          <w:rStyle w:val="SpecialCharTok"/>
+        </w:rPr>
+        <w:t xml:space="preserve">+</w:t>
+      </w:r>
+      <w:r>
+        <w:br/>
+      </w:r>
+      <w:r>
+        <w:rPr>
+          <w:rStyle w:val="NormalTok"/>
+        </w:rPr>
+        <w:t xml:space="preserve">  </w:t>
+      </w:r>
+      <w:r>
+        <w:rPr>
+          <w:rStyle w:val="FunctionTok"/>
+        </w:rPr>
+        <w:t xml:space="preserve">xlab</w:t>
+      </w:r>
+      <w:r>
+        <w:rPr>
+          <w:rStyle w:val="NormalTok"/>
+        </w:rPr>
+        <w:t xml:space="preserve">(</w:t>
+      </w:r>
+      <w:r>
+        <w:rPr>
+          <w:rStyle w:val="StringTok"/>
+        </w:rPr>
+        <w:t xml:space="preserve">"Spring Kindergarten Reading Score (points)"</w:t>
+      </w:r>
+      <w:r>
+        <w:rPr>
+          <w:rStyle w:val="NormalTok"/>
+        </w:rPr>
+        <w:t xml:space="preserve">) </w:t>
+      </w:r>
+      <w:r>
+        <w:rPr>
+          <w:rStyle w:val="SpecialCharTok"/>
+        </w:rPr>
+        <w:t xml:space="preserve">+</w:t>
+      </w:r>
+      <w:r>
+        <w:br/>
+      </w:r>
+      <w:r>
+        <w:rPr>
+          <w:rStyle w:val="NormalTok"/>
+        </w:rPr>
+        <w:t xml:space="preserve">  </w:t>
+      </w:r>
+      <w:r>
+        <w:rPr>
+          <w:rStyle w:val="FunctionTok"/>
+        </w:rPr>
+        <w:t xml:space="preserve">ggtitle</w:t>
+      </w:r>
+      <w:r>
+        <w:rPr>
+          <w:rStyle w:val="NormalTok"/>
+        </w:rPr>
+        <w:t xml:space="preserve">(</w:t>
+      </w:r>
+      <w:r>
+        <w:rPr>
+          <w:rStyle w:val="StringTok"/>
+        </w:rPr>
+        <w:t xml:space="preserve">"Distribution of Spring Kindergarten Reading Scores"</w:t>
+      </w:r>
+      <w:r>
+        <w:rPr>
+          <w:rStyle w:val="NormalTok"/>
+        </w:rPr>
+        <w:t xml:space="preserve">)</w:t>
+      </w:r>
+    </w:p>
+    <w:p>
+      <w:pPr>
+        <w:pStyle w:val="SourceCode"/>
+      </w:pPr>
+      <w:r>
+        <w:rPr>
+          <w:rStyle w:val="FunctionTok"/>
+        </w:rPr>
+        <w:t xml:space="preserve">ggplot</w:t>
+      </w:r>
+      <w:r>
+        <w:rPr>
+          <w:rStyle w:val="NormalTok"/>
+        </w:rPr>
+        <w:t xml:space="preserve">(sub_ecls, </w:t>
+      </w:r>
+      <w:r>
+        <w:rPr>
+          <w:rStyle w:val="FunctionTok"/>
+        </w:rPr>
+        <w:t xml:space="preserve">aes</w:t>
+      </w:r>
+      <w:r>
+        <w:rPr>
+          <w:rStyle w:val="NormalTok"/>
+        </w:rPr>
+        <w:t xml:space="preserve">(income_k)) </w:t>
+      </w:r>
+      <w:r>
+        <w:rPr>
+          <w:rStyle w:val="SpecialCharTok"/>
+        </w:rPr>
+        <w:t xml:space="preserve">+</w:t>
+      </w:r>
+      <w:r>
+        <w:br/>
+      </w:r>
+      <w:r>
+        <w:rPr>
+          <w:rStyle w:val="NormalTok"/>
+        </w:rPr>
+        <w:t xml:space="preserve">  </w:t>
+      </w:r>
+      <w:r>
+        <w:rPr>
+          <w:rStyle w:val="FunctionTok"/>
+        </w:rPr>
+        <w:t xml:space="preserve">geom_histogram</w:t>
+      </w:r>
+      <w:r>
+        <w:rPr>
+          <w:rStyle w:val="NormalTok"/>
+        </w:rPr>
+        <w:t xml:space="preserve">(</w:t>
+      </w:r>
+      <w:r>
+        <w:rPr>
+          <w:rStyle w:val="FunctionTok"/>
+        </w:rPr>
+        <w:t xml:space="preserve">aes</w:t>
+      </w:r>
+      <w:r>
+        <w:rPr>
+          <w:rStyle w:val="NormalTok"/>
+        </w:rPr>
+        <w:t xml:space="preserve">(</w:t>
+      </w:r>
+      <w:r>
+        <w:rPr>
+          <w:rStyle w:val="AttributeTok"/>
+        </w:rPr>
+        <w:t xml:space="preserve">y =</w:t>
+      </w:r>
+      <w:r>
+        <w:rPr>
+          <w:rStyle w:val="NormalTok"/>
+        </w:rPr>
+        <w:t xml:space="preserve"> (..count..) </w:t>
+      </w:r>
+      <w:r>
+        <w:rPr>
+          <w:rStyle w:val="SpecialCharTok"/>
+        </w:rPr>
+        <w:t xml:space="preserve">*</w:t>
+      </w:r>
+      <w:r>
+        <w:rPr>
+          <w:rStyle w:val="NormalTok"/>
+        </w:rPr>
+        <w:t xml:space="preserve"> </w:t>
+      </w:r>
+      <w:r>
+        <w:rPr>
+          <w:rStyle w:val="DecValTok"/>
+        </w:rPr>
+        <w:t xml:space="preserve">100</w:t>
+      </w:r>
+      <w:r>
+        <w:rPr>
+          <w:rStyle w:val="NormalTok"/>
+        </w:rPr>
+        <w:t xml:space="preserve"> </w:t>
+      </w:r>
+      <w:r>
+        <w:rPr>
+          <w:rStyle w:val="SpecialCharTok"/>
+        </w:rPr>
+        <w:t xml:space="preserve">/</w:t>
+      </w:r>
+      <w:r>
+        <w:rPr>
+          <w:rStyle w:val="NormalTok"/>
+        </w:rPr>
+        <w:t xml:space="preserve"> </w:t>
+      </w:r>
+      <w:r>
+        <w:rPr>
+          <w:rStyle w:val="FunctionTok"/>
+        </w:rPr>
+        <w:t xml:space="preserve">sum</w:t>
+      </w:r>
+      <w:r>
+        <w:rPr>
+          <w:rStyle w:val="NormalTok"/>
+        </w:rPr>
+        <w:t xml:space="preserve">(..count..)), </w:t>
+      </w:r>
+      <w:r>
+        <w:rPr>
+          <w:rStyle w:val="AttributeTok"/>
+        </w:rPr>
+        <w:t xml:space="preserve">fill =</w:t>
+      </w:r>
+      <w:r>
+        <w:rPr>
+          <w:rStyle w:val="NormalTok"/>
+        </w:rPr>
+        <w:t xml:space="preserve"> </w:t>
+      </w:r>
+      <w:r>
+        <w:rPr>
+          <w:rStyle w:val="StringTok"/>
+        </w:rPr>
+        <w:t xml:space="preserve">"grey70"</w:t>
+      </w:r>
+      <w:r>
+        <w:rPr>
+          <w:rStyle w:val="NormalTok"/>
+        </w:rPr>
+        <w:t xml:space="preserve">, </w:t>
+      </w:r>
+      <w:r>
+        <w:rPr>
+          <w:rStyle w:val="AttributeTok"/>
+        </w:rPr>
+        <w:t xml:space="preserve">color =</w:t>
+      </w:r>
+      <w:r>
+        <w:rPr>
+          <w:rStyle w:val="NormalTok"/>
+        </w:rPr>
+        <w:t xml:space="preserve"> </w:t>
+      </w:r>
+      <w:r>
+        <w:rPr>
+          <w:rStyle w:val="StringTok"/>
+        </w:rPr>
+        <w:t xml:space="preserve">"black"</w:t>
+      </w:r>
+      <w:r>
+        <w:rPr>
+          <w:rStyle w:val="NormalTok"/>
+        </w:rPr>
+        <w:t xml:space="preserve">) </w:t>
+      </w:r>
+      <w:r>
+        <w:rPr>
+          <w:rStyle w:val="SpecialCharTok"/>
+        </w:rPr>
+        <w:t xml:space="preserve">+</w:t>
+      </w:r>
+      <w:r>
+        <w:br/>
+      </w:r>
+      <w:r>
+        <w:rPr>
+          <w:rStyle w:val="NormalTok"/>
+        </w:rPr>
+        <w:t xml:space="preserve">  </w:t>
+      </w:r>
+      <w:r>
+        <w:rPr>
+          <w:rStyle w:val="FunctionTok"/>
+        </w:rPr>
+        <w:t xml:space="preserve">ylab</w:t>
+      </w:r>
+      <w:r>
+        <w:rPr>
+          <w:rStyle w:val="NormalTok"/>
+        </w:rPr>
+        <w:t xml:space="preserve">(</w:t>
+      </w:r>
+      <w:r>
+        <w:rPr>
+          <w:rStyle w:val="StringTok"/>
+        </w:rPr>
+        <w:t xml:space="preserve">"Percent"</w:t>
+      </w:r>
+      <w:r>
+        <w:rPr>
+          <w:rStyle w:val="NormalTok"/>
+        </w:rPr>
+        <w:t xml:space="preserve">) </w:t>
+      </w:r>
+      <w:r>
+        <w:rPr>
+          <w:rStyle w:val="SpecialCharTok"/>
+        </w:rPr>
+        <w:t xml:space="preserve">+</w:t>
+      </w:r>
+      <w:r>
+        <w:br/>
+      </w:r>
+      <w:r>
+        <w:rPr>
+          <w:rStyle w:val="NormalTok"/>
+        </w:rPr>
+        <w:t xml:space="preserve">  </w:t>
+      </w:r>
+      <w:r>
+        <w:rPr>
+          <w:rStyle w:val="FunctionTok"/>
+        </w:rPr>
+        <w:t xml:space="preserve">xlab</w:t>
+      </w:r>
+      <w:r>
+        <w:rPr>
+          <w:rStyle w:val="NormalTok"/>
+        </w:rPr>
+        <w:t xml:space="preserve">(</w:t>
+      </w:r>
+      <w:r>
+        <w:rPr>
+          <w:rStyle w:val="StringTok"/>
+        </w:rPr>
+        <w:t xml:space="preserve">"Family Income ($1,000s)"</w:t>
+      </w:r>
+      <w:r>
+        <w:rPr>
+          <w:rStyle w:val="NormalTok"/>
+        </w:rPr>
+        <w:t xml:space="preserve">) </w:t>
+      </w:r>
+      <w:r>
+        <w:rPr>
+          <w:rStyle w:val="SpecialCharTok"/>
+        </w:rPr>
+        <w:t xml:space="preserve">+</w:t>
+      </w:r>
+      <w:r>
+        <w:br/>
+      </w:r>
+      <w:r>
+        <w:rPr>
+          <w:rStyle w:val="NormalTok"/>
+        </w:rPr>
+        <w:t xml:space="preserve">  </w:t>
+      </w:r>
+      <w:r>
+        <w:rPr>
+          <w:rStyle w:val="FunctionTok"/>
+        </w:rPr>
+        <w:t xml:space="preserve">ggtitle</w:t>
+      </w:r>
+      <w:r>
+        <w:rPr>
+          <w:rStyle w:val="NormalTok"/>
+        </w:rPr>
+        <w:t xml:space="preserve">(</w:t>
+      </w:r>
+      <w:r>
+        <w:rPr>
+          <w:rStyle w:val="StringTok"/>
+        </w:rPr>
+        <w:t xml:space="preserve">"Distribution of Family Income"</w:t>
+      </w:r>
+      <w:r>
+        <w:rPr>
+          <w:rStyle w:val="NormalTok"/>
+        </w:rPr>
+        <w:t xml:space="preserve">)</w:t>
+      </w:r>
+    </w:p>
+    <w:p>
+      <w:pPr>
+        <w:pStyle w:val="SourceCode"/>
+      </w:pPr>
+      <w:r>
+        <w:rPr>
+          <w:rStyle w:val="FunctionTok"/>
+        </w:rPr>
+        <w:t xml:space="preserve">ggplot</w:t>
+      </w:r>
+      <w:r>
+        <w:rPr>
+          <w:rStyle w:val="NormalTok"/>
+        </w:rPr>
+        <w:t xml:space="preserve">(sub_ecls, </w:t>
+      </w:r>
+      <w:r>
+        <w:rPr>
+          <w:rStyle w:val="FunctionTok"/>
+        </w:rPr>
+        <w:t xml:space="preserve">aes</w:t>
+      </w:r>
+      <w:r>
+        <w:rPr>
+          <w:rStyle w:val="NormalTok"/>
+        </w:rPr>
+        <w:t xml:space="preserve">(p2less18)) </w:t>
+      </w:r>
+      <w:r>
+        <w:rPr>
+          <w:rStyle w:val="SpecialCharTok"/>
+        </w:rPr>
+        <w:t xml:space="preserve">+</w:t>
+      </w:r>
+      <w:r>
+        <w:br/>
+      </w:r>
+      <w:r>
+        <w:rPr>
+          <w:rStyle w:val="NormalTok"/>
+        </w:rPr>
+        <w:t xml:space="preserve">  </w:t>
+      </w:r>
+      <w:r>
+        <w:rPr>
+          <w:rStyle w:val="FunctionTok"/>
+        </w:rPr>
+        <w:t xml:space="preserve">geom_histogram</w:t>
+      </w:r>
+      <w:r>
+        <w:rPr>
+          <w:rStyle w:val="NormalTok"/>
+        </w:rPr>
+        <w:t xml:space="preserve">(</w:t>
+      </w:r>
+      <w:r>
+        <w:rPr>
+          <w:rStyle w:val="FunctionTok"/>
+        </w:rPr>
+        <w:t xml:space="preserve">aes</w:t>
+      </w:r>
+      <w:r>
+        <w:rPr>
+          <w:rStyle w:val="NormalTok"/>
+        </w:rPr>
+        <w:t xml:space="preserve">(</w:t>
+      </w:r>
+      <w:r>
+        <w:rPr>
+          <w:rStyle w:val="AttributeTok"/>
+        </w:rPr>
+        <w:t xml:space="preserve">y =</w:t>
+      </w:r>
+      <w:r>
+        <w:rPr>
+          <w:rStyle w:val="NormalTok"/>
+        </w:rPr>
+        <w:t xml:space="preserve"> (..count..) </w:t>
+      </w:r>
+      <w:r>
+        <w:rPr>
+          <w:rStyle w:val="SpecialCharTok"/>
+        </w:rPr>
+        <w:t xml:space="preserve">*</w:t>
+      </w:r>
+      <w:r>
+        <w:rPr>
+          <w:rStyle w:val="NormalTok"/>
+        </w:rPr>
+        <w:t xml:space="preserve"> </w:t>
+      </w:r>
+      <w:r>
+        <w:rPr>
+          <w:rStyle w:val="DecValTok"/>
+        </w:rPr>
+        <w:t xml:space="preserve">100</w:t>
+      </w:r>
+      <w:r>
+        <w:rPr>
+          <w:rStyle w:val="NormalTok"/>
+        </w:rPr>
+        <w:t xml:space="preserve"> </w:t>
+      </w:r>
+      <w:r>
+        <w:rPr>
+          <w:rStyle w:val="SpecialCharTok"/>
+        </w:rPr>
+        <w:t xml:space="preserve">/</w:t>
+      </w:r>
+      <w:r>
+        <w:rPr>
+          <w:rStyle w:val="NormalTok"/>
+        </w:rPr>
+        <w:t xml:space="preserve"> </w:t>
+      </w:r>
+      <w:r>
+        <w:rPr>
+          <w:rStyle w:val="FunctionTok"/>
+        </w:rPr>
+        <w:t xml:space="preserve">sum</w:t>
+      </w:r>
+      <w:r>
+        <w:rPr>
+          <w:rStyle w:val="NormalTok"/>
+        </w:rPr>
+        <w:t xml:space="preserve">(..count..)), </w:t>
+      </w:r>
+      <w:r>
+        <w:rPr>
+          <w:rStyle w:val="AttributeTok"/>
+        </w:rPr>
+        <w:t xml:space="preserve">fill =</w:t>
+      </w:r>
+      <w:r>
+        <w:rPr>
+          <w:rStyle w:val="NormalTok"/>
+        </w:rPr>
+        <w:t xml:space="preserve"> </w:t>
+      </w:r>
+      <w:r>
+        <w:rPr>
+          <w:rStyle w:val="StringTok"/>
+        </w:rPr>
+        <w:t xml:space="preserve">"grey70"</w:t>
+      </w:r>
+      <w:r>
+        <w:rPr>
+          <w:rStyle w:val="NormalTok"/>
+        </w:rPr>
+        <w:t xml:space="preserve">, </w:t>
+      </w:r>
+      <w:r>
+        <w:rPr>
+          <w:rStyle w:val="AttributeTok"/>
+        </w:rPr>
+        <w:t xml:space="preserve">color =</w:t>
+      </w:r>
+      <w:r>
+        <w:rPr>
+          <w:rStyle w:val="NormalTok"/>
+        </w:rPr>
+        <w:t xml:space="preserve"> </w:t>
+      </w:r>
+      <w:r>
+        <w:rPr>
+          <w:rStyle w:val="StringTok"/>
+        </w:rPr>
+        <w:t xml:space="preserve">"black"</w:t>
+      </w:r>
+      <w:r>
+        <w:rPr>
+          <w:rStyle w:val="NormalTok"/>
+        </w:rPr>
+        <w:t xml:space="preserve">) </w:t>
+      </w:r>
+      <w:r>
+        <w:rPr>
+          <w:rStyle w:val="SpecialCharTok"/>
+        </w:rPr>
+        <w:t xml:space="preserve">+</w:t>
+      </w:r>
+      <w:r>
+        <w:br/>
+      </w:r>
+      <w:r>
+        <w:rPr>
+          <w:rStyle w:val="NormalTok"/>
+        </w:rPr>
+        <w:t xml:space="preserve">  </w:t>
+      </w:r>
+      <w:r>
+        <w:rPr>
+          <w:rStyle w:val="FunctionTok"/>
+        </w:rPr>
+        <w:t xml:space="preserve">ylab</w:t>
+      </w:r>
+      <w:r>
+        <w:rPr>
+          <w:rStyle w:val="NormalTok"/>
+        </w:rPr>
+        <w:t xml:space="preserve">(</w:t>
+      </w:r>
+      <w:r>
+        <w:rPr>
+          <w:rStyle w:val="StringTok"/>
+        </w:rPr>
+        <w:t xml:space="preserve">"Percent"</w:t>
+      </w:r>
+      <w:r>
+        <w:rPr>
+          <w:rStyle w:val="NormalTok"/>
+        </w:rPr>
+        <w:t xml:space="preserve">) </w:t>
+      </w:r>
+      <w:r>
+        <w:rPr>
+          <w:rStyle w:val="SpecialCharTok"/>
+        </w:rPr>
+        <w:t xml:space="preserve">+</w:t>
+      </w:r>
+      <w:r>
+        <w:br/>
+      </w:r>
+      <w:r>
+        <w:rPr>
+          <w:rStyle w:val="NormalTok"/>
+        </w:rPr>
+        <w:t xml:space="preserve">  </w:t>
+      </w:r>
+      <w:r>
+        <w:rPr>
+          <w:rStyle w:val="FunctionTok"/>
+        </w:rPr>
+        <w:t xml:space="preserve">xlab</w:t>
+      </w:r>
+      <w:r>
+        <w:rPr>
+          <w:rStyle w:val="NormalTok"/>
+        </w:rPr>
+        <w:t xml:space="preserve">(</w:t>
+      </w:r>
+      <w:r>
+        <w:rPr>
+          <w:rStyle w:val="StringTok"/>
+        </w:rPr>
+        <w:t xml:space="preserve">"Number of Household Members Aged &lt;18"</w:t>
+      </w:r>
+      <w:r>
+        <w:rPr>
+          <w:rStyle w:val="NormalTok"/>
+        </w:rPr>
+        <w:t xml:space="preserve">) </w:t>
+      </w:r>
+      <w:r>
+        <w:rPr>
+          <w:rStyle w:val="SpecialCharTok"/>
+        </w:rPr>
+        <w:t xml:space="preserve">+</w:t>
+      </w:r>
+      <w:r>
+        <w:br/>
+      </w:r>
+      <w:r>
+        <w:rPr>
+          <w:rStyle w:val="NormalTok"/>
+        </w:rPr>
+        <w:t xml:space="preserve">  </w:t>
+      </w:r>
+      <w:r>
+        <w:rPr>
+          <w:rStyle w:val="FunctionTok"/>
+        </w:rPr>
+        <w:t xml:space="preserve">ggtitle</w:t>
+      </w:r>
+      <w:r>
+        <w:rPr>
+          <w:rStyle w:val="NormalTok"/>
+        </w:rPr>
+        <w:t xml:space="preserve">(</w:t>
+      </w:r>
+      <w:r>
+        <w:rPr>
+          <w:rStyle w:val="StringTok"/>
+        </w:rPr>
+        <w:t xml:space="preserve">"Distribution of Number of Children (&lt;18)"</w:t>
+      </w:r>
+      <w:r>
+        <w:rPr>
+          <w:rStyle w:val="NormalTok"/>
+        </w:rPr>
+        <w:t xml:space="preserve">)</w:t>
+      </w:r>
+    </w:p>
+    <w:p>
+      <w:pPr>
+        <w:pStyle w:val="FirstParagraph"/>
       </w:pPr>
       <w:r>
         <w:t xml:space="preserve">Output:</w:t>
-      </w:r>
-    </w:p>
-    <w:p>
-      <w:pPr>
-        <w:pStyle w:val="SourceCode"/>
-      </w:pPr>
-      <w:r>
-        <w:rPr>
-          <w:rStyle w:val="FunctionTok"/>
-        </w:rPr>
-        <w:t xml:space="preserve">ggplot</w:t>
-      </w:r>
-      <w:r>
-        <w:rPr>
-          <w:rStyle w:val="NormalTok"/>
-        </w:rPr>
-        <w:t xml:space="preserve">(sub_ecls, </w:t>
-      </w:r>
-      <w:r>
-        <w:rPr>
-          <w:rStyle w:val="FunctionTok"/>
-        </w:rPr>
-        <w:t xml:space="preserve">aes</w:t>
-      </w:r>
-      <w:r>
-        <w:rPr>
-          <w:rStyle w:val="NormalTok"/>
-        </w:rPr>
-        <w:t xml:space="preserve">(c2rtscor)) </w:t>
-      </w:r>
-      <w:r>
-        <w:rPr>
-          <w:rStyle w:val="SpecialCharTok"/>
-        </w:rPr>
-        <w:t xml:space="preserve">+</w:t>
-      </w:r>
-      <w:r>
-        <w:br/>
-      </w:r>
-      <w:r>
-        <w:rPr>
-          <w:rStyle w:val="NormalTok"/>
-        </w:rPr>
-        <w:t xml:space="preserve">  </w:t>
-      </w:r>
-      <w:r>
-        <w:rPr>
-          <w:rStyle w:val="FunctionTok"/>
-        </w:rPr>
-        <w:t xml:space="preserve">geom_histogram</w:t>
-      </w:r>
-      <w:r>
-        <w:rPr>
-          <w:rStyle w:val="NormalTok"/>
-        </w:rPr>
-        <w:t xml:space="preserve">(</w:t>
-      </w:r>
-      <w:r>
-        <w:rPr>
-          <w:rStyle w:val="FunctionTok"/>
-        </w:rPr>
-        <w:t xml:space="preserve">aes</w:t>
-      </w:r>
-      <w:r>
-        <w:rPr>
-          <w:rStyle w:val="NormalTok"/>
-        </w:rPr>
-        <w:t xml:space="preserve">(</w:t>
-      </w:r>
-      <w:r>
-        <w:rPr>
-          <w:rStyle w:val="AttributeTok"/>
-        </w:rPr>
-        <w:t xml:space="preserve">y =</w:t>
-      </w:r>
-      <w:r>
-        <w:rPr>
-          <w:rStyle w:val="NormalTok"/>
-        </w:rPr>
-        <w:t xml:space="preserve"> (..count..) </w:t>
-      </w:r>
-      <w:r>
-        <w:rPr>
-          <w:rStyle w:val="SpecialCharTok"/>
-        </w:rPr>
-        <w:t xml:space="preserve">*</w:t>
-      </w:r>
-      <w:r>
-        <w:rPr>
-          <w:rStyle w:val="NormalTok"/>
-        </w:rPr>
-        <w:t xml:space="preserve"> </w:t>
-      </w:r>
-      <w:r>
-        <w:rPr>
-          <w:rStyle w:val="DecValTok"/>
-        </w:rPr>
-        <w:t xml:space="preserve">100</w:t>
-      </w:r>
-      <w:r>
-        <w:rPr>
-          <w:rStyle w:val="NormalTok"/>
-        </w:rPr>
-        <w:t xml:space="preserve"> </w:t>
-      </w:r>
-      <w:r>
-        <w:rPr>
-          <w:rStyle w:val="SpecialCharTok"/>
-        </w:rPr>
-        <w:t xml:space="preserve">/</w:t>
-      </w:r>
-      <w:r>
-        <w:rPr>
-          <w:rStyle w:val="NormalTok"/>
-        </w:rPr>
-        <w:t xml:space="preserve"> </w:t>
-      </w:r>
-      <w:r>
-        <w:rPr>
-          <w:rStyle w:val="FunctionTok"/>
-        </w:rPr>
-        <w:t xml:space="preserve">sum</w:t>
-      </w:r>
-      <w:r>
-        <w:rPr>
-          <w:rStyle w:val="NormalTok"/>
-        </w:rPr>
-        <w:t xml:space="preserve">(..count..)), </w:t>
-      </w:r>
-      <w:r>
-        <w:rPr>
-          <w:rStyle w:val="AttributeTok"/>
-        </w:rPr>
-        <w:t xml:space="preserve">fill =</w:t>
-      </w:r>
-      <w:r>
-        <w:rPr>
-          <w:rStyle w:val="NormalTok"/>
-        </w:rPr>
-        <w:t xml:space="preserve"> </w:t>
-      </w:r>
-      <w:r>
-        <w:rPr>
-          <w:rStyle w:val="StringTok"/>
-        </w:rPr>
-        <w:t xml:space="preserve">"grey70"</w:t>
-      </w:r>
-      <w:r>
-        <w:rPr>
-          <w:rStyle w:val="NormalTok"/>
-        </w:rPr>
-        <w:t xml:space="preserve">, </w:t>
-      </w:r>
-      <w:r>
-        <w:rPr>
-          <w:rStyle w:val="AttributeTok"/>
-        </w:rPr>
-        <w:t xml:space="preserve">color =</w:t>
-      </w:r>
-      <w:r>
-        <w:rPr>
-          <w:rStyle w:val="NormalTok"/>
-        </w:rPr>
-        <w:t xml:space="preserve"> </w:t>
-      </w:r>
-      <w:r>
-        <w:rPr>
-          <w:rStyle w:val="StringTok"/>
-        </w:rPr>
-        <w:t xml:space="preserve">"black"</w:t>
-      </w:r>
-      <w:r>
-        <w:rPr>
-          <w:rStyle w:val="NormalTok"/>
-        </w:rPr>
-        <w:t xml:space="preserve">) </w:t>
-      </w:r>
-      <w:r>
-        <w:rPr>
-          <w:rStyle w:val="SpecialCharTok"/>
-        </w:rPr>
-        <w:t xml:space="preserve">+</w:t>
-      </w:r>
-      <w:r>
-        <w:br/>
-      </w:r>
-      <w:r>
-        <w:rPr>
-          <w:rStyle w:val="NormalTok"/>
-        </w:rPr>
-        <w:t xml:space="preserve">  </w:t>
-      </w:r>
-      <w:r>
-        <w:rPr>
-          <w:rStyle w:val="FunctionTok"/>
-        </w:rPr>
-        <w:t xml:space="preserve">ylab</w:t>
-      </w:r>
-      <w:r>
-        <w:rPr>
-          <w:rStyle w:val="NormalTok"/>
-        </w:rPr>
-        <w:t xml:space="preserve">(</w:t>
-      </w:r>
-      <w:r>
-        <w:rPr>
-          <w:rStyle w:val="StringTok"/>
-        </w:rPr>
-        <w:t xml:space="preserve">"Percent"</w:t>
-      </w:r>
-      <w:r>
-        <w:rPr>
-          <w:rStyle w:val="NormalTok"/>
-        </w:rPr>
-        <w:t xml:space="preserve">) </w:t>
-      </w:r>
-      <w:r>
-        <w:rPr>
-          <w:rStyle w:val="SpecialCharTok"/>
-        </w:rPr>
-        <w:t xml:space="preserve">+</w:t>
-      </w:r>
-      <w:r>
-        <w:br/>
-      </w:r>
-      <w:r>
-        <w:rPr>
-          <w:rStyle w:val="NormalTok"/>
-        </w:rPr>
-        <w:t xml:space="preserve">  </w:t>
-      </w:r>
-      <w:r>
-        <w:rPr>
-          <w:rStyle w:val="FunctionTok"/>
-        </w:rPr>
-        <w:t xml:space="preserve">xlab</w:t>
-      </w:r>
-      <w:r>
-        <w:rPr>
-          <w:rStyle w:val="NormalTok"/>
-        </w:rPr>
-        <w:t xml:space="preserve">(</w:t>
-      </w:r>
-      <w:r>
-        <w:rPr>
-          <w:rStyle w:val="StringTok"/>
-        </w:rPr>
-        <w:t xml:space="preserve">"Spring Kindergarten Reading Score (points)"</w:t>
-      </w:r>
-      <w:r>
-        <w:rPr>
-          <w:rStyle w:val="NormalTok"/>
-        </w:rPr>
-        <w:t xml:space="preserve">) </w:t>
-      </w:r>
-      <w:r>
-        <w:rPr>
-          <w:rStyle w:val="SpecialCharTok"/>
-        </w:rPr>
-        <w:t xml:space="preserve">+</w:t>
-      </w:r>
-      <w:r>
-        <w:br/>
-      </w:r>
-      <w:r>
-        <w:rPr>
-          <w:rStyle w:val="NormalTok"/>
-        </w:rPr>
-        <w:t xml:space="preserve">  </w:t>
-      </w:r>
-      <w:r>
-        <w:rPr>
-          <w:rStyle w:val="FunctionTok"/>
-        </w:rPr>
-        <w:t xml:space="preserve">ggtitle</w:t>
-      </w:r>
-      <w:r>
-        <w:rPr>
-          <w:rStyle w:val="NormalTok"/>
-        </w:rPr>
-        <w:t xml:space="preserve">(</w:t>
-      </w:r>
-      <w:r>
-        <w:rPr>
-          <w:rStyle w:val="StringTok"/>
-        </w:rPr>
-        <w:t xml:space="preserve">"Distribution of Spring Kindergarten Reading Scores"</w:t>
-      </w:r>
-      <w:r>
-        <w:rPr>
-          <w:rStyle w:val="NormalTok"/>
-        </w:rPr>
-        <w:t xml:space="preserve">)</w:t>
       </w:r>
     </w:p>
     <w:p>
@@ -2598,7 +3176,7 @@
               <a:graphicData uri="http://schemas.openxmlformats.org/drawingml/2006/picture">
                 <pic:pic>
                   <pic:nvPicPr>
-                    <pic:cNvPr descr="/tmp/lab14_test_files/figure-docx/unnamed-chunk-9-1.png" id="30" name="Picture"/>
+                    <pic:cNvPr descr="lab_14_final_files/figure-docx/unnamed-chunk-20-1.png" id="30" name="Picture"/>
                     <pic:cNvPicPr>
                       <a:picLocks noChangeArrowheads="1" noChangeAspect="1"/>
                     </pic:cNvPicPr>
@@ -2637,299 +3215,6 @@
       </w:pPr>
       <w:r>
         <w:rPr>
-          <w:rStyle w:val="FunctionTok"/>
-        </w:rPr>
-        <w:t xml:space="preserve">ggplot</w:t>
-      </w:r>
-      <w:r>
-        <w:rPr>
-          <w:rStyle w:val="NormalTok"/>
-        </w:rPr>
-        <w:t xml:space="preserve">(sub_ecls, </w:t>
-      </w:r>
-      <w:r>
-        <w:rPr>
-          <w:rStyle w:val="FunctionTok"/>
-        </w:rPr>
-        <w:t xml:space="preserve">aes</w:t>
-      </w:r>
-      <w:r>
-        <w:rPr>
-          <w:rStyle w:val="NormalTok"/>
-        </w:rPr>
-        <w:t xml:space="preserve">(income_k)) </w:t>
-      </w:r>
-      <w:r>
-        <w:rPr>
-          <w:rStyle w:val="SpecialCharTok"/>
-        </w:rPr>
-        <w:t xml:space="preserve">+</w:t>
-      </w:r>
-      <w:r>
-        <w:br/>
-      </w:r>
-      <w:r>
-        <w:rPr>
-          <w:rStyle w:val="NormalTok"/>
-        </w:rPr>
-        <w:t xml:space="preserve">  </w:t>
-      </w:r>
-      <w:r>
-        <w:rPr>
-          <w:rStyle w:val="FunctionTok"/>
-        </w:rPr>
-        <w:t xml:space="preserve">geom_histogram</w:t>
-      </w:r>
-      <w:r>
-        <w:rPr>
-          <w:rStyle w:val="NormalTok"/>
-        </w:rPr>
-        <w:t xml:space="preserve">(</w:t>
-      </w:r>
-      <w:r>
-        <w:rPr>
-          <w:rStyle w:val="FunctionTok"/>
-        </w:rPr>
-        <w:t xml:space="preserve">aes</w:t>
-      </w:r>
-      <w:r>
-        <w:rPr>
-          <w:rStyle w:val="NormalTok"/>
-        </w:rPr>
-        <w:t xml:space="preserve">(</w:t>
-      </w:r>
-      <w:r>
-        <w:rPr>
-          <w:rStyle w:val="AttributeTok"/>
-        </w:rPr>
-        <w:t xml:space="preserve">y =</w:t>
-      </w:r>
-      <w:r>
-        <w:rPr>
-          <w:rStyle w:val="NormalTok"/>
-        </w:rPr>
-        <w:t xml:space="preserve"> (..count..) </w:t>
-      </w:r>
-      <w:r>
-        <w:rPr>
-          <w:rStyle w:val="SpecialCharTok"/>
-        </w:rPr>
-        <w:t xml:space="preserve">*</w:t>
-      </w:r>
-      <w:r>
-        <w:rPr>
-          <w:rStyle w:val="NormalTok"/>
-        </w:rPr>
-        <w:t xml:space="preserve"> </w:t>
-      </w:r>
-      <w:r>
-        <w:rPr>
-          <w:rStyle w:val="DecValTok"/>
-        </w:rPr>
-        <w:t xml:space="preserve">100</w:t>
-      </w:r>
-      <w:r>
-        <w:rPr>
-          <w:rStyle w:val="NormalTok"/>
-        </w:rPr>
-        <w:t xml:space="preserve"> </w:t>
-      </w:r>
-      <w:r>
-        <w:rPr>
-          <w:rStyle w:val="SpecialCharTok"/>
-        </w:rPr>
-        <w:t xml:space="preserve">/</w:t>
-      </w:r>
-      <w:r>
-        <w:rPr>
-          <w:rStyle w:val="NormalTok"/>
-        </w:rPr>
-        <w:t xml:space="preserve"> </w:t>
-      </w:r>
-      <w:r>
-        <w:rPr>
-          <w:rStyle w:val="FunctionTok"/>
-        </w:rPr>
-        <w:t xml:space="preserve">sum</w:t>
-      </w:r>
-      <w:r>
-        <w:rPr>
-          <w:rStyle w:val="NormalTok"/>
-        </w:rPr>
-        <w:t xml:space="preserve">(..count..)), </w:t>
-      </w:r>
-      <w:r>
-        <w:rPr>
-          <w:rStyle w:val="AttributeTok"/>
-        </w:rPr>
-        <w:t xml:space="preserve">fill =</w:t>
-      </w:r>
-      <w:r>
-        <w:rPr>
-          <w:rStyle w:val="NormalTok"/>
-        </w:rPr>
-        <w:t xml:space="preserve"> </w:t>
-      </w:r>
-      <w:r>
-        <w:rPr>
-          <w:rStyle w:val="StringTok"/>
-        </w:rPr>
-        <w:t xml:space="preserve">"grey70"</w:t>
-      </w:r>
-      <w:r>
-        <w:rPr>
-          <w:rStyle w:val="NormalTok"/>
-        </w:rPr>
-        <w:t xml:space="preserve">, </w:t>
-      </w:r>
-      <w:r>
-        <w:rPr>
-          <w:rStyle w:val="AttributeTok"/>
-        </w:rPr>
-        <w:t xml:space="preserve">color =</w:t>
-      </w:r>
-      <w:r>
-        <w:rPr>
-          <w:rStyle w:val="NormalTok"/>
-        </w:rPr>
-        <w:t xml:space="preserve"> </w:t>
-      </w:r>
-      <w:r>
-        <w:rPr>
-          <w:rStyle w:val="StringTok"/>
-        </w:rPr>
-        <w:t xml:space="preserve">"black"</w:t>
-      </w:r>
-      <w:r>
-        <w:rPr>
-          <w:rStyle w:val="NormalTok"/>
-        </w:rPr>
-        <w:t xml:space="preserve">) </w:t>
-      </w:r>
-      <w:r>
-        <w:rPr>
-          <w:rStyle w:val="SpecialCharTok"/>
-        </w:rPr>
-        <w:t xml:space="preserve">+</w:t>
-      </w:r>
-      <w:r>
-        <w:br/>
-      </w:r>
-      <w:r>
-        <w:rPr>
-          <w:rStyle w:val="NormalTok"/>
-        </w:rPr>
-        <w:t xml:space="preserve">  </w:t>
-      </w:r>
-      <w:r>
-        <w:rPr>
-          <w:rStyle w:val="FunctionTok"/>
-        </w:rPr>
-        <w:t xml:space="preserve">ylab</w:t>
-      </w:r>
-      <w:r>
-        <w:rPr>
-          <w:rStyle w:val="NormalTok"/>
-        </w:rPr>
-        <w:t xml:space="preserve">(</w:t>
-      </w:r>
-      <w:r>
-        <w:rPr>
-          <w:rStyle w:val="StringTok"/>
-        </w:rPr>
-        <w:t xml:space="preserve">"Percent"</w:t>
-      </w:r>
-      <w:r>
-        <w:rPr>
-          <w:rStyle w:val="NormalTok"/>
-        </w:rPr>
-        <w:t xml:space="preserve">) </w:t>
-      </w:r>
-      <w:r>
-        <w:rPr>
-          <w:rStyle w:val="SpecialCharTok"/>
-        </w:rPr>
-        <w:t xml:space="preserve">+</w:t>
-      </w:r>
-      <w:r>
-        <w:br/>
-      </w:r>
-      <w:r>
-        <w:rPr>
-          <w:rStyle w:val="NormalTok"/>
-        </w:rPr>
-        <w:t xml:space="preserve">  </w:t>
-      </w:r>
-      <w:r>
-        <w:rPr>
-          <w:rStyle w:val="FunctionTok"/>
-        </w:rPr>
-        <w:t xml:space="preserve">xlab</w:t>
-      </w:r>
-      <w:r>
-        <w:rPr>
-          <w:rStyle w:val="NormalTok"/>
-        </w:rPr>
-        <w:t xml:space="preserve">(</w:t>
-      </w:r>
-      <w:r>
-        <w:rPr>
-          <w:rStyle w:val="StringTok"/>
-        </w:rPr>
-        <w:t xml:space="preserve">"Family Income ($1,000s)"</w:t>
-      </w:r>
-      <w:r>
-        <w:rPr>
-          <w:rStyle w:val="NormalTok"/>
-        </w:rPr>
-        <w:t xml:space="preserve">) </w:t>
-      </w:r>
-      <w:r>
-        <w:rPr>
-          <w:rStyle w:val="SpecialCharTok"/>
-        </w:rPr>
-        <w:t xml:space="preserve">+</w:t>
-      </w:r>
-      <w:r>
-        <w:br/>
-      </w:r>
-      <w:r>
-        <w:rPr>
-          <w:rStyle w:val="NormalTok"/>
-        </w:rPr>
-        <w:t xml:space="preserve">  </w:t>
-      </w:r>
-      <w:r>
-        <w:rPr>
-          <w:rStyle w:val="FunctionTok"/>
-        </w:rPr>
-        <w:t xml:space="preserve">ggtitle</w:t>
-      </w:r>
-      <w:r>
-        <w:rPr>
-          <w:rStyle w:val="NormalTok"/>
-        </w:rPr>
-        <w:t xml:space="preserve">(</w:t>
-      </w:r>
-      <w:r>
-        <w:rPr>
-          <w:rStyle w:val="StringTok"/>
-        </w:rPr>
-        <w:t xml:space="preserve">"Distribution of Family Income"</w:t>
-      </w:r>
-      <w:r>
-        <w:rPr>
-          <w:rStyle w:val="NormalTok"/>
-        </w:rPr>
-        <w:t xml:space="preserve">)</w:t>
-      </w:r>
-    </w:p>
-    <w:p>
-      <w:pPr>
-        <w:pStyle w:val="SourceCode"/>
-      </w:pPr>
-      <w:r>
-        <w:rPr>
           <w:rStyle w:val="VerbatimChar"/>
         </w:rPr>
         <w:t xml:space="preserve">## `stat_bin()` using `bins = 30`. Pick better value with `binwidth`.</w:t>
@@ -2949,7 +3234,7 @@
               <a:graphicData uri="http://schemas.openxmlformats.org/drawingml/2006/picture">
                 <pic:pic>
                   <pic:nvPicPr>
-                    <pic:cNvPr descr="/tmp/lab14_test_files/figure-docx/unnamed-chunk-10-1.png" id="33" name="Picture"/>
+                    <pic:cNvPr descr="lab_14_final_files/figure-docx/unnamed-chunk-21-1.png" id="33" name="Picture"/>
                     <pic:cNvPicPr>
                       <a:picLocks noChangeArrowheads="1" noChangeAspect="1"/>
                     </pic:cNvPicPr>
@@ -2988,299 +3273,6 @@
       </w:pPr>
       <w:r>
         <w:rPr>
-          <w:rStyle w:val="FunctionTok"/>
-        </w:rPr>
-        <w:t xml:space="preserve">ggplot</w:t>
-      </w:r>
-      <w:r>
-        <w:rPr>
-          <w:rStyle w:val="NormalTok"/>
-        </w:rPr>
-        <w:t xml:space="preserve">(sub_ecls, </w:t>
-      </w:r>
-      <w:r>
-        <w:rPr>
-          <w:rStyle w:val="FunctionTok"/>
-        </w:rPr>
-        <w:t xml:space="preserve">aes</w:t>
-      </w:r>
-      <w:r>
-        <w:rPr>
-          <w:rStyle w:val="NormalTok"/>
-        </w:rPr>
-        <w:t xml:space="preserve">(p2less18)) </w:t>
-      </w:r>
-      <w:r>
-        <w:rPr>
-          <w:rStyle w:val="SpecialCharTok"/>
-        </w:rPr>
-        <w:t xml:space="preserve">+</w:t>
-      </w:r>
-      <w:r>
-        <w:br/>
-      </w:r>
-      <w:r>
-        <w:rPr>
-          <w:rStyle w:val="NormalTok"/>
-        </w:rPr>
-        <w:t xml:space="preserve">  </w:t>
-      </w:r>
-      <w:r>
-        <w:rPr>
-          <w:rStyle w:val="FunctionTok"/>
-        </w:rPr>
-        <w:t xml:space="preserve">geom_histogram</w:t>
-      </w:r>
-      <w:r>
-        <w:rPr>
-          <w:rStyle w:val="NormalTok"/>
-        </w:rPr>
-        <w:t xml:space="preserve">(</w:t>
-      </w:r>
-      <w:r>
-        <w:rPr>
-          <w:rStyle w:val="FunctionTok"/>
-        </w:rPr>
-        <w:t xml:space="preserve">aes</w:t>
-      </w:r>
-      <w:r>
-        <w:rPr>
-          <w:rStyle w:val="NormalTok"/>
-        </w:rPr>
-        <w:t xml:space="preserve">(</w:t>
-      </w:r>
-      <w:r>
-        <w:rPr>
-          <w:rStyle w:val="AttributeTok"/>
-        </w:rPr>
-        <w:t xml:space="preserve">y =</w:t>
-      </w:r>
-      <w:r>
-        <w:rPr>
-          <w:rStyle w:val="NormalTok"/>
-        </w:rPr>
-        <w:t xml:space="preserve"> (..count..) </w:t>
-      </w:r>
-      <w:r>
-        <w:rPr>
-          <w:rStyle w:val="SpecialCharTok"/>
-        </w:rPr>
-        <w:t xml:space="preserve">*</w:t>
-      </w:r>
-      <w:r>
-        <w:rPr>
-          <w:rStyle w:val="NormalTok"/>
-        </w:rPr>
-        <w:t xml:space="preserve"> </w:t>
-      </w:r>
-      <w:r>
-        <w:rPr>
-          <w:rStyle w:val="DecValTok"/>
-        </w:rPr>
-        <w:t xml:space="preserve">100</w:t>
-      </w:r>
-      <w:r>
-        <w:rPr>
-          <w:rStyle w:val="NormalTok"/>
-        </w:rPr>
-        <w:t xml:space="preserve"> </w:t>
-      </w:r>
-      <w:r>
-        <w:rPr>
-          <w:rStyle w:val="SpecialCharTok"/>
-        </w:rPr>
-        <w:t xml:space="preserve">/</w:t>
-      </w:r>
-      <w:r>
-        <w:rPr>
-          <w:rStyle w:val="NormalTok"/>
-        </w:rPr>
-        <w:t xml:space="preserve"> </w:t>
-      </w:r>
-      <w:r>
-        <w:rPr>
-          <w:rStyle w:val="FunctionTok"/>
-        </w:rPr>
-        <w:t xml:space="preserve">sum</w:t>
-      </w:r>
-      <w:r>
-        <w:rPr>
-          <w:rStyle w:val="NormalTok"/>
-        </w:rPr>
-        <w:t xml:space="preserve">(..count..)), </w:t>
-      </w:r>
-      <w:r>
-        <w:rPr>
-          <w:rStyle w:val="AttributeTok"/>
-        </w:rPr>
-        <w:t xml:space="preserve">fill =</w:t>
-      </w:r>
-      <w:r>
-        <w:rPr>
-          <w:rStyle w:val="NormalTok"/>
-        </w:rPr>
-        <w:t xml:space="preserve"> </w:t>
-      </w:r>
-      <w:r>
-        <w:rPr>
-          <w:rStyle w:val="StringTok"/>
-        </w:rPr>
-        <w:t xml:space="preserve">"grey70"</w:t>
-      </w:r>
-      <w:r>
-        <w:rPr>
-          <w:rStyle w:val="NormalTok"/>
-        </w:rPr>
-        <w:t xml:space="preserve">, </w:t>
-      </w:r>
-      <w:r>
-        <w:rPr>
-          <w:rStyle w:val="AttributeTok"/>
-        </w:rPr>
-        <w:t xml:space="preserve">color =</w:t>
-      </w:r>
-      <w:r>
-        <w:rPr>
-          <w:rStyle w:val="NormalTok"/>
-        </w:rPr>
-        <w:t xml:space="preserve"> </w:t>
-      </w:r>
-      <w:r>
-        <w:rPr>
-          <w:rStyle w:val="StringTok"/>
-        </w:rPr>
-        <w:t xml:space="preserve">"black"</w:t>
-      </w:r>
-      <w:r>
-        <w:rPr>
-          <w:rStyle w:val="NormalTok"/>
-        </w:rPr>
-        <w:t xml:space="preserve">) </w:t>
-      </w:r>
-      <w:r>
-        <w:rPr>
-          <w:rStyle w:val="SpecialCharTok"/>
-        </w:rPr>
-        <w:t xml:space="preserve">+</w:t>
-      </w:r>
-      <w:r>
-        <w:br/>
-      </w:r>
-      <w:r>
-        <w:rPr>
-          <w:rStyle w:val="NormalTok"/>
-        </w:rPr>
-        <w:t xml:space="preserve">  </w:t>
-      </w:r>
-      <w:r>
-        <w:rPr>
-          <w:rStyle w:val="FunctionTok"/>
-        </w:rPr>
-        <w:t xml:space="preserve">ylab</w:t>
-      </w:r>
-      <w:r>
-        <w:rPr>
-          <w:rStyle w:val="NormalTok"/>
-        </w:rPr>
-        <w:t xml:space="preserve">(</w:t>
-      </w:r>
-      <w:r>
-        <w:rPr>
-          <w:rStyle w:val="StringTok"/>
-        </w:rPr>
-        <w:t xml:space="preserve">"Percent"</w:t>
-      </w:r>
-      <w:r>
-        <w:rPr>
-          <w:rStyle w:val="NormalTok"/>
-        </w:rPr>
-        <w:t xml:space="preserve">) </w:t>
-      </w:r>
-      <w:r>
-        <w:rPr>
-          <w:rStyle w:val="SpecialCharTok"/>
-        </w:rPr>
-        <w:t xml:space="preserve">+</w:t>
-      </w:r>
-      <w:r>
-        <w:br/>
-      </w:r>
-      <w:r>
-        <w:rPr>
-          <w:rStyle w:val="NormalTok"/>
-        </w:rPr>
-        <w:t xml:space="preserve">  </w:t>
-      </w:r>
-      <w:r>
-        <w:rPr>
-          <w:rStyle w:val="FunctionTok"/>
-        </w:rPr>
-        <w:t xml:space="preserve">xlab</w:t>
-      </w:r>
-      <w:r>
-        <w:rPr>
-          <w:rStyle w:val="NormalTok"/>
-        </w:rPr>
-        <w:t xml:space="preserve">(</w:t>
-      </w:r>
-      <w:r>
-        <w:rPr>
-          <w:rStyle w:val="StringTok"/>
-        </w:rPr>
-        <w:t xml:space="preserve">"Number of Household Members Aged &lt;18"</w:t>
-      </w:r>
-      <w:r>
-        <w:rPr>
-          <w:rStyle w:val="NormalTok"/>
-        </w:rPr>
-        <w:t xml:space="preserve">) </w:t>
-      </w:r>
-      <w:r>
-        <w:rPr>
-          <w:rStyle w:val="SpecialCharTok"/>
-        </w:rPr>
-        <w:t xml:space="preserve">+</w:t>
-      </w:r>
-      <w:r>
-        <w:br/>
-      </w:r>
-      <w:r>
-        <w:rPr>
-          <w:rStyle w:val="NormalTok"/>
-        </w:rPr>
-        <w:t xml:space="preserve">  </w:t>
-      </w:r>
-      <w:r>
-        <w:rPr>
-          <w:rStyle w:val="FunctionTok"/>
-        </w:rPr>
-        <w:t xml:space="preserve">ggtitle</w:t>
-      </w:r>
-      <w:r>
-        <w:rPr>
-          <w:rStyle w:val="NormalTok"/>
-        </w:rPr>
-        <w:t xml:space="preserve">(</w:t>
-      </w:r>
-      <w:r>
-        <w:rPr>
-          <w:rStyle w:val="StringTok"/>
-        </w:rPr>
-        <w:t xml:space="preserve">"Distribution of Number of Children (&lt;18)"</w:t>
-      </w:r>
-      <w:r>
-        <w:rPr>
-          <w:rStyle w:val="NormalTok"/>
-        </w:rPr>
-        <w:t xml:space="preserve">)</w:t>
-      </w:r>
-    </w:p>
-    <w:p>
-      <w:pPr>
-        <w:pStyle w:val="SourceCode"/>
-      </w:pPr>
-      <w:r>
-        <w:rPr>
           <w:rStyle w:val="VerbatimChar"/>
         </w:rPr>
         <w:t xml:space="preserve">## `stat_bin()` using `bins = 30`. Pick better value with `binwidth`.</w:t>
@@ -3300,7 +3292,7 @@
               <a:graphicData uri="http://schemas.openxmlformats.org/drawingml/2006/picture">
                 <pic:pic>
                   <pic:nvPicPr>
-                    <pic:cNvPr descr="/tmp/lab14_test_files/figure-docx/unnamed-chunk-11-1.png" id="36" name="Picture"/>
+                    <pic:cNvPr descr="lab_14_final_files/figure-docx/unnamed-chunk-22-1.png" id="36" name="Picture"/>
                     <pic:cNvPicPr>
                       <a:picLocks noChangeArrowheads="1" noChangeAspect="1"/>
                     </pic:cNvPicPr>
@@ -3361,7 +3353,153 @@
     </w:p>
     <w:p>
       <w:pPr>
-        <w:pStyle w:val="BodyText"/>
+        <w:pStyle w:val="SourceCode"/>
+      </w:pPr>
+      <w:r>
+        <w:rPr>
+          <w:rStyle w:val="NormalTok"/>
+        </w:rPr>
+        <w:t xml:space="preserve">m_income </w:t>
+      </w:r>
+      <w:r>
+        <w:rPr>
+          <w:rStyle w:val="OtherTok"/>
+        </w:rPr>
+        <w:t xml:space="preserve">&lt;-</w:t>
+      </w:r>
+      <w:r>
+        <w:rPr>
+          <w:rStyle w:val="NormalTok"/>
+        </w:rPr>
+        <w:t xml:space="preserve"> </w:t>
+      </w:r>
+      <w:r>
+        <w:rPr>
+          <w:rStyle w:val="FunctionTok"/>
+        </w:rPr>
+        <w:t xml:space="preserve">lm</w:t>
+      </w:r>
+      <w:r>
+        <w:rPr>
+          <w:rStyle w:val="NormalTok"/>
+        </w:rPr>
+        <w:t xml:space="preserve">(c2rtscor </w:t>
+      </w:r>
+      <w:r>
+        <w:rPr>
+          <w:rStyle w:val="SpecialCharTok"/>
+        </w:rPr>
+        <w:t xml:space="preserve">~</w:t>
+      </w:r>
+      <w:r>
+        <w:rPr>
+          <w:rStyle w:val="NormalTok"/>
+        </w:rPr>
+        <w:t xml:space="preserve"> income_k, </w:t>
+      </w:r>
+      <w:r>
+        <w:rPr>
+          <w:rStyle w:val="AttributeTok"/>
+        </w:rPr>
+        <w:t xml:space="preserve">data =</w:t>
+      </w:r>
+      <w:r>
+        <w:rPr>
+          <w:rStyle w:val="NormalTok"/>
+        </w:rPr>
+        <w:t xml:space="preserve"> sub_ecls)</w:t>
+      </w:r>
+      <w:r>
+        <w:br/>
+      </w:r>
+      <w:r>
+        <w:rPr>
+          <w:rStyle w:val="NormalTok"/>
+        </w:rPr>
+        <w:t xml:space="preserve">m_kids </w:t>
+      </w:r>
+      <w:r>
+        <w:rPr>
+          <w:rStyle w:val="OtherTok"/>
+        </w:rPr>
+        <w:t xml:space="preserve">&lt;-</w:t>
+      </w:r>
+      <w:r>
+        <w:rPr>
+          <w:rStyle w:val="NormalTok"/>
+        </w:rPr>
+        <w:t xml:space="preserve"> </w:t>
+      </w:r>
+      <w:r>
+        <w:rPr>
+          <w:rStyle w:val="FunctionTok"/>
+        </w:rPr>
+        <w:t xml:space="preserve">lm</w:t>
+      </w:r>
+      <w:r>
+        <w:rPr>
+          <w:rStyle w:val="NormalTok"/>
+        </w:rPr>
+        <w:t xml:space="preserve">(c2rtscor </w:t>
+      </w:r>
+      <w:r>
+        <w:rPr>
+          <w:rStyle w:val="SpecialCharTok"/>
+        </w:rPr>
+        <w:t xml:space="preserve">~</w:t>
+      </w:r>
+      <w:r>
+        <w:rPr>
+          <w:rStyle w:val="NormalTok"/>
+        </w:rPr>
+        <w:t xml:space="preserve"> p2less18, </w:t>
+      </w:r>
+      <w:r>
+        <w:rPr>
+          <w:rStyle w:val="AttributeTok"/>
+        </w:rPr>
+        <w:t xml:space="preserve">data =</w:t>
+      </w:r>
+      <w:r>
+        <w:rPr>
+          <w:rStyle w:val="NormalTok"/>
+        </w:rPr>
+        <w:t xml:space="preserve"> sub_ecls)</w:t>
+      </w:r>
+      <w:r>
+        <w:br/>
+      </w:r>
+      <w:r>
+        <w:rPr>
+          <w:rStyle w:val="FunctionTok"/>
+        </w:rPr>
+        <w:t xml:space="preserve">summary</w:t>
+      </w:r>
+      <w:r>
+        <w:rPr>
+          <w:rStyle w:val="NormalTok"/>
+        </w:rPr>
+        <w:t xml:space="preserve">(m_income)</w:t>
+      </w:r>
+      <w:r>
+        <w:br/>
+      </w:r>
+      <w:r>
+        <w:rPr>
+          <w:rStyle w:val="FunctionTok"/>
+        </w:rPr>
+        <w:t xml:space="preserve">summary</w:t>
+      </w:r>
+      <w:r>
+        <w:rPr>
+          <w:rStyle w:val="NormalTok"/>
+        </w:rPr>
+        <w:t xml:space="preserve">(m_kids)</w:t>
+      </w:r>
+    </w:p>
+    <w:p>
+      <w:pPr>
+        <w:pStyle w:val="FirstParagraph"/>
       </w:pPr>
       <w:r>
         <w:t xml:space="preserve">Output:</w:t>
@@ -3373,137 +3511,6 @@
       </w:pPr>
       <w:r>
         <w:rPr>
-          <w:rStyle w:val="NormalTok"/>
-        </w:rPr>
-        <w:t xml:space="preserve">m_income </w:t>
-      </w:r>
-      <w:r>
-        <w:rPr>
-          <w:rStyle w:val="OtherTok"/>
-        </w:rPr>
-        <w:t xml:space="preserve">&lt;-</w:t>
-      </w:r>
-      <w:r>
-        <w:rPr>
-          <w:rStyle w:val="NormalTok"/>
-        </w:rPr>
-        <w:t xml:space="preserve"> </w:t>
-      </w:r>
-      <w:r>
-        <w:rPr>
-          <w:rStyle w:val="FunctionTok"/>
-        </w:rPr>
-        <w:t xml:space="preserve">lm</w:t>
-      </w:r>
-      <w:r>
-        <w:rPr>
-          <w:rStyle w:val="NormalTok"/>
-        </w:rPr>
-        <w:t xml:space="preserve">(c2rtscor </w:t>
-      </w:r>
-      <w:r>
-        <w:rPr>
-          <w:rStyle w:val="SpecialCharTok"/>
-        </w:rPr>
-        <w:t xml:space="preserve">~</w:t>
-      </w:r>
-      <w:r>
-        <w:rPr>
-          <w:rStyle w:val="NormalTok"/>
-        </w:rPr>
-        <w:t xml:space="preserve"> income_k, </w:t>
-      </w:r>
-      <w:r>
-        <w:rPr>
-          <w:rStyle w:val="AttributeTok"/>
-        </w:rPr>
-        <w:t xml:space="preserve">data =</w:t>
-      </w:r>
-      <w:r>
-        <w:rPr>
-          <w:rStyle w:val="NormalTok"/>
-        </w:rPr>
-        <w:t xml:space="preserve"> sub_ecls)</w:t>
-      </w:r>
-      <w:r>
-        <w:br/>
-      </w:r>
-      <w:r>
-        <w:rPr>
-          <w:rStyle w:val="NormalTok"/>
-        </w:rPr>
-        <w:t xml:space="preserve">m_kids </w:t>
-      </w:r>
-      <w:r>
-        <w:rPr>
-          <w:rStyle w:val="OtherTok"/>
-        </w:rPr>
-        <w:t xml:space="preserve">&lt;-</w:t>
-      </w:r>
-      <w:r>
-        <w:rPr>
-          <w:rStyle w:val="NormalTok"/>
-        </w:rPr>
-        <w:t xml:space="preserve"> </w:t>
-      </w:r>
-      <w:r>
-        <w:rPr>
-          <w:rStyle w:val="FunctionTok"/>
-        </w:rPr>
-        <w:t xml:space="preserve">lm</w:t>
-      </w:r>
-      <w:r>
-        <w:rPr>
-          <w:rStyle w:val="NormalTok"/>
-        </w:rPr>
-        <w:t xml:space="preserve">(c2rtscor </w:t>
-      </w:r>
-      <w:r>
-        <w:rPr>
-          <w:rStyle w:val="SpecialCharTok"/>
-        </w:rPr>
-        <w:t xml:space="preserve">~</w:t>
-      </w:r>
-      <w:r>
-        <w:rPr>
-          <w:rStyle w:val="NormalTok"/>
-        </w:rPr>
-        <w:t xml:space="preserve"> p2less18, </w:t>
-      </w:r>
-      <w:r>
-        <w:rPr>
-          <w:rStyle w:val="AttributeTok"/>
-        </w:rPr>
-        <w:t xml:space="preserve">data =</w:t>
-      </w:r>
-      <w:r>
-        <w:rPr>
-          <w:rStyle w:val="NormalTok"/>
-        </w:rPr>
-        <w:t xml:space="preserve"> sub_ecls)</w:t>
-      </w:r>
-      <w:r>
-        <w:br/>
-      </w:r>
-      <w:r>
-        <w:rPr>
-          <w:rStyle w:val="FunctionTok"/>
-        </w:rPr>
-        <w:t xml:space="preserve">summary</w:t>
-      </w:r>
-      <w:r>
-        <w:rPr>
-          <w:rStyle w:val="NormalTok"/>
-        </w:rPr>
-        <w:t xml:space="preserve">(m_income)</w:t>
-      </w:r>
-    </w:p>
-    <w:p>
-      <w:pPr>
-        <w:pStyle w:val="SourceCode"/>
-      </w:pPr>
-      <w:r>
-        <w:rPr>
           <w:rStyle w:val="VerbatimChar"/>
         </w:rPr>
         <w:t xml:space="preserve">## </w:t>
@@ -3660,23 +3667,6 @@
           <w:rStyle w:val="VerbatimChar"/>
         </w:rPr>
         <w:t xml:space="preserve">## F-statistic: 1.04e+03 on 1 and 17486 DF,  p-value: &lt;0.0000000000000002</w:t>
-      </w:r>
-    </w:p>
-    <w:p>
-      <w:pPr>
-        <w:pStyle w:val="SourceCode"/>
-      </w:pPr>
-      <w:r>
-        <w:rPr>
-          <w:rStyle w:val="FunctionTok"/>
-        </w:rPr>
-        <w:t xml:space="preserve">summary</w:t>
-      </w:r>
-      <w:r>
-        <w:rPr>
-          <w:rStyle w:val="NormalTok"/>
-        </w:rPr>
-        <w:t xml:space="preserve">(m_kids)</w:t>
       </w:r>
     </w:p>
     <w:p>
@@ -3948,489 +3938,489 @@
     </w:p>
     <w:p>
       <w:pPr>
-        <w:pStyle w:val="BodyText"/>
+        <w:pStyle w:val="SourceCode"/>
+      </w:pPr>
+      <w:r>
+        <w:rPr>
+          <w:rStyle w:val="FunctionTok"/>
+        </w:rPr>
+        <w:t xml:space="preserve">stargazer</w:t>
+      </w:r>
+      <w:r>
+        <w:rPr>
+          <w:rStyle w:val="NormalTok"/>
+        </w:rPr>
+        <w:t xml:space="preserve">(</w:t>
+      </w:r>
+      <w:r>
+        <w:br/>
+      </w:r>
+      <w:r>
+        <w:rPr>
+          <w:rStyle w:val="NormalTok"/>
+        </w:rPr>
+        <w:t xml:space="preserve">  m_income, m_kids,</w:t>
+      </w:r>
+      <w:r>
+        <w:br/>
+      </w:r>
+      <w:r>
+        <w:rPr>
+          <w:rStyle w:val="NormalTok"/>
+        </w:rPr>
+        <w:t xml:space="preserve">  </w:t>
+      </w:r>
+      <w:r>
+        <w:rPr>
+          <w:rStyle w:val="AttributeTok"/>
+        </w:rPr>
+        <w:t xml:space="preserve">type =</w:t>
+      </w:r>
+      <w:r>
+        <w:rPr>
+          <w:rStyle w:val="NormalTok"/>
+        </w:rPr>
+        <w:t xml:space="preserve"> </w:t>
+      </w:r>
+      <w:r>
+        <w:rPr>
+          <w:rStyle w:val="StringTok"/>
+        </w:rPr>
+        <w:t xml:space="preserve">"text"</w:t>
+      </w:r>
+      <w:r>
+        <w:rPr>
+          <w:rStyle w:val="NormalTok"/>
+        </w:rPr>
+        <w:t xml:space="preserve">,</w:t>
+      </w:r>
+      <w:r>
+        <w:br/>
+      </w:r>
+      <w:r>
+        <w:rPr>
+          <w:rStyle w:val="NormalTok"/>
+        </w:rPr>
+        <w:t xml:space="preserve">  </w:t>
+      </w:r>
+      <w:r>
+        <w:rPr>
+          <w:rStyle w:val="AttributeTok"/>
+        </w:rPr>
+        <w:t xml:space="preserve">report =</w:t>
+      </w:r>
+      <w:r>
+        <w:rPr>
+          <w:rStyle w:val="NormalTok"/>
+        </w:rPr>
+        <w:t xml:space="preserve"> </w:t>
+      </w:r>
+      <w:r>
+        <w:rPr>
+          <w:rStyle w:val="StringTok"/>
+        </w:rPr>
+        <w:t xml:space="preserve">"vcs*"</w:t>
+      </w:r>
+      <w:r>
+        <w:rPr>
+          <w:rStyle w:val="NormalTok"/>
+        </w:rPr>
+        <w:t xml:space="preserve">,</w:t>
+      </w:r>
+      <w:r>
+        <w:br/>
+      </w:r>
+      <w:r>
+        <w:rPr>
+          <w:rStyle w:val="NormalTok"/>
+        </w:rPr>
+        <w:t xml:space="preserve">  </w:t>
+      </w:r>
+      <w:r>
+        <w:rPr>
+          <w:rStyle w:val="AttributeTok"/>
+        </w:rPr>
+        <w:t xml:space="preserve">title =</w:t>
+      </w:r>
+      <w:r>
+        <w:rPr>
+          <w:rStyle w:val="NormalTok"/>
+        </w:rPr>
+        <w:t xml:space="preserve"> </w:t>
+      </w:r>
+      <w:r>
+        <w:rPr>
+          <w:rStyle w:val="StringTok"/>
+        </w:rPr>
+        <w:t xml:space="preserve">"Bivariate Regressions Predicting Spring Kindergarten Reading Scores"</w:t>
+      </w:r>
+      <w:r>
+        <w:rPr>
+          <w:rStyle w:val="NormalTok"/>
+        </w:rPr>
+        <w:t xml:space="preserve">,</w:t>
+      </w:r>
+      <w:r>
+        <w:br/>
+      </w:r>
+      <w:r>
+        <w:rPr>
+          <w:rStyle w:val="NormalTok"/>
+        </w:rPr>
+        <w:t xml:space="preserve">  </w:t>
+      </w:r>
+      <w:r>
+        <w:rPr>
+          <w:rStyle w:val="AttributeTok"/>
+        </w:rPr>
+        <w:t xml:space="preserve">dep.var.caption =</w:t>
+      </w:r>
+      <w:r>
+        <w:rPr>
+          <w:rStyle w:val="NormalTok"/>
+        </w:rPr>
+        <w:t xml:space="preserve"> </w:t>
+      </w:r>
+      <w:r>
+        <w:rPr>
+          <w:rStyle w:val="StringTok"/>
+        </w:rPr>
+        <w:t xml:space="preserve">"Outcome"</w:t>
+      </w:r>
+      <w:r>
+        <w:rPr>
+          <w:rStyle w:val="NormalTok"/>
+        </w:rPr>
+        <w:t xml:space="preserve">,</w:t>
+      </w:r>
+      <w:r>
+        <w:br/>
+      </w:r>
+      <w:r>
+        <w:rPr>
+          <w:rStyle w:val="NormalTok"/>
+        </w:rPr>
+        <w:t xml:space="preserve">  </w:t>
+      </w:r>
+      <w:r>
+        <w:rPr>
+          <w:rStyle w:val="AttributeTok"/>
+        </w:rPr>
+        <w:t xml:space="preserve">dep.var.labels =</w:t>
+      </w:r>
+      <w:r>
+        <w:rPr>
+          <w:rStyle w:val="NormalTok"/>
+        </w:rPr>
+        <w:t xml:space="preserve"> </w:t>
+      </w:r>
+      <w:r>
+        <w:rPr>
+          <w:rStyle w:val="FunctionTok"/>
+        </w:rPr>
+        <w:t xml:space="preserve">c</w:t>
+      </w:r>
+      <w:r>
+        <w:rPr>
+          <w:rStyle w:val="NormalTok"/>
+        </w:rPr>
+        <w:t xml:space="preserve">(</w:t>
+      </w:r>
+      <w:r>
+        <w:rPr>
+          <w:rStyle w:val="StringTok"/>
+        </w:rPr>
+        <w:t xml:space="preserve">"Reading (points)"</w:t>
+      </w:r>
+      <w:r>
+        <w:rPr>
+          <w:rStyle w:val="NormalTok"/>
+        </w:rPr>
+        <w:t xml:space="preserve">, </w:t>
+      </w:r>
+      <w:r>
+        <w:rPr>
+          <w:rStyle w:val="StringTok"/>
+        </w:rPr>
+        <w:t xml:space="preserve">"Reading (points)"</w:t>
+      </w:r>
+      <w:r>
+        <w:rPr>
+          <w:rStyle w:val="NormalTok"/>
+        </w:rPr>
+        <w:t xml:space="preserve">),</w:t>
+      </w:r>
+      <w:r>
+        <w:br/>
+      </w:r>
+      <w:r>
+        <w:rPr>
+          <w:rStyle w:val="NormalTok"/>
+        </w:rPr>
+        <w:t xml:space="preserve">  </w:t>
+      </w:r>
+      <w:r>
+        <w:rPr>
+          <w:rStyle w:val="AttributeTok"/>
+        </w:rPr>
+        <w:t xml:space="preserve">covariate.labels =</w:t>
+      </w:r>
+      <w:r>
+        <w:rPr>
+          <w:rStyle w:val="NormalTok"/>
+        </w:rPr>
+        <w:t xml:space="preserve"> </w:t>
+      </w:r>
+      <w:r>
+        <w:rPr>
+          <w:rStyle w:val="FunctionTok"/>
+        </w:rPr>
+        <w:t xml:space="preserve">c</w:t>
+      </w:r>
+      <w:r>
+        <w:rPr>
+          <w:rStyle w:val="NormalTok"/>
+        </w:rPr>
+        <w:t xml:space="preserve">(</w:t>
+      </w:r>
+      <w:r>
+        <w:rPr>
+          <w:rStyle w:val="StringTok"/>
+        </w:rPr>
+        <w:t xml:space="preserve">"Family Income ($1,000s)"</w:t>
+      </w:r>
+      <w:r>
+        <w:rPr>
+          <w:rStyle w:val="NormalTok"/>
+        </w:rPr>
+        <w:t xml:space="preserve">, </w:t>
+      </w:r>
+      <w:r>
+        <w:rPr>
+          <w:rStyle w:val="StringTok"/>
+        </w:rPr>
+        <w:t xml:space="preserve">"Number of Household Members Aged &lt;18"</w:t>
+      </w:r>
+      <w:r>
+        <w:rPr>
+          <w:rStyle w:val="NormalTok"/>
+        </w:rPr>
+        <w:t xml:space="preserve">),</w:t>
+      </w:r>
+      <w:r>
+        <w:br/>
+      </w:r>
+      <w:r>
+        <w:rPr>
+          <w:rStyle w:val="NormalTok"/>
+        </w:rPr>
+        <w:t xml:space="preserve">  </w:t>
+      </w:r>
+      <w:r>
+        <w:rPr>
+          <w:rStyle w:val="AttributeTok"/>
+        </w:rPr>
+        <w:t xml:space="preserve">star.cutoffs =</w:t>
+      </w:r>
+      <w:r>
+        <w:rPr>
+          <w:rStyle w:val="NormalTok"/>
+        </w:rPr>
+        <w:t xml:space="preserve"> </w:t>
+      </w:r>
+      <w:r>
+        <w:rPr>
+          <w:rStyle w:val="FunctionTok"/>
+        </w:rPr>
+        <w:t xml:space="preserve">c</w:t>
+      </w:r>
+      <w:r>
+        <w:rPr>
+          <w:rStyle w:val="NormalTok"/>
+        </w:rPr>
+        <w:t xml:space="preserve">(</w:t>
+      </w:r>
+      <w:r>
+        <w:rPr>
+          <w:rStyle w:val="FloatTok"/>
+        </w:rPr>
+        <w:t xml:space="preserve">0.05</w:t>
+      </w:r>
+      <w:r>
+        <w:rPr>
+          <w:rStyle w:val="NormalTok"/>
+        </w:rPr>
+        <w:t xml:space="preserve">, </w:t>
+      </w:r>
+      <w:r>
+        <w:rPr>
+          <w:rStyle w:val="FloatTok"/>
+        </w:rPr>
+        <w:t xml:space="preserve">0.01</w:t>
+      </w:r>
+      <w:r>
+        <w:rPr>
+          <w:rStyle w:val="NormalTok"/>
+        </w:rPr>
+        <w:t xml:space="preserve">, </w:t>
+      </w:r>
+      <w:r>
+        <w:rPr>
+          <w:rStyle w:val="FloatTok"/>
+        </w:rPr>
+        <w:t xml:space="preserve">0.001</w:t>
+      </w:r>
+      <w:r>
+        <w:rPr>
+          <w:rStyle w:val="NormalTok"/>
+        </w:rPr>
+        <w:t xml:space="preserve">),</w:t>
+      </w:r>
+      <w:r>
+        <w:br/>
+      </w:r>
+      <w:r>
+        <w:rPr>
+          <w:rStyle w:val="NormalTok"/>
+        </w:rPr>
+        <w:t xml:space="preserve">  </w:t>
+      </w:r>
+      <w:r>
+        <w:rPr>
+          <w:rStyle w:val="AttributeTok"/>
+        </w:rPr>
+        <w:t xml:space="preserve">star.char =</w:t>
+      </w:r>
+      <w:r>
+        <w:rPr>
+          <w:rStyle w:val="NormalTok"/>
+        </w:rPr>
+        <w:t xml:space="preserve"> </w:t>
+      </w:r>
+      <w:r>
+        <w:rPr>
+          <w:rStyle w:val="FunctionTok"/>
+        </w:rPr>
+        <w:t xml:space="preserve">c</w:t>
+      </w:r>
+      <w:r>
+        <w:rPr>
+          <w:rStyle w:val="NormalTok"/>
+        </w:rPr>
+        <w:t xml:space="preserve">(</w:t>
+      </w:r>
+      <w:r>
+        <w:rPr>
+          <w:rStyle w:val="StringTok"/>
+        </w:rPr>
+        <w:t xml:space="preserve">"*"</w:t>
+      </w:r>
+      <w:r>
+        <w:rPr>
+          <w:rStyle w:val="NormalTok"/>
+        </w:rPr>
+        <w:t xml:space="preserve">, </w:t>
+      </w:r>
+      <w:r>
+        <w:rPr>
+          <w:rStyle w:val="StringTok"/>
+        </w:rPr>
+        <w:t xml:space="preserve">"**"</w:t>
+      </w:r>
+      <w:r>
+        <w:rPr>
+          <w:rStyle w:val="NormalTok"/>
+        </w:rPr>
+        <w:t xml:space="preserve">, </w:t>
+      </w:r>
+      <w:r>
+        <w:rPr>
+          <w:rStyle w:val="StringTok"/>
+        </w:rPr>
+        <w:t xml:space="preserve">"***"</w:t>
+      </w:r>
+      <w:r>
+        <w:rPr>
+          <w:rStyle w:val="NormalTok"/>
+        </w:rPr>
+        <w:t xml:space="preserve">),</w:t>
+      </w:r>
+      <w:r>
+        <w:br/>
+      </w:r>
+      <w:r>
+        <w:rPr>
+          <w:rStyle w:val="NormalTok"/>
+        </w:rPr>
+        <w:t xml:space="preserve">  </w:t>
+      </w:r>
+      <w:r>
+        <w:rPr>
+          <w:rStyle w:val="AttributeTok"/>
+        </w:rPr>
+        <w:t xml:space="preserve">notes =</w:t>
+      </w:r>
+      <w:r>
+        <w:rPr>
+          <w:rStyle w:val="NormalTok"/>
+        </w:rPr>
+        <w:t xml:space="preserve"> </w:t>
+      </w:r>
+      <w:r>
+        <w:rPr>
+          <w:rStyle w:val="StringTok"/>
+        </w:rPr>
+        <w:t xml:space="preserve">"Stars: * p&lt;.05; ** p&lt;.01; *** p&lt;.001"</w:t>
+      </w:r>
+      <w:r>
+        <w:rPr>
+          <w:rStyle w:val="NormalTok"/>
+        </w:rPr>
+        <w:t xml:space="preserve">,</w:t>
+      </w:r>
+      <w:r>
+        <w:br/>
+      </w:r>
+      <w:r>
+        <w:rPr>
+          <w:rStyle w:val="NormalTok"/>
+        </w:rPr>
+        <w:t xml:space="preserve">  </w:t>
+      </w:r>
+      <w:r>
+        <w:rPr>
+          <w:rStyle w:val="AttributeTok"/>
+        </w:rPr>
+        <w:t xml:space="preserve">notes.append =</w:t>
+      </w:r>
+      <w:r>
+        <w:rPr>
+          <w:rStyle w:val="NormalTok"/>
+        </w:rPr>
+        <w:t xml:space="preserve"> </w:t>
+      </w:r>
+      <w:r>
+        <w:rPr>
+          <w:rStyle w:val="ConstantTok"/>
+        </w:rPr>
+        <w:t xml:space="preserve">FALSE</w:t>
+      </w:r>
+      <w:r>
+        <w:br/>
+      </w:r>
+      <w:r>
+        <w:rPr>
+          <w:rStyle w:val="NormalTok"/>
+        </w:rPr>
+        <w:t xml:space="preserve">)</w:t>
+      </w:r>
+    </w:p>
+    <w:p>
+      <w:pPr>
+        <w:pStyle w:val="FirstParagraph"/>
       </w:pPr>
       <w:r>
         <w:t xml:space="preserve">Output:</w:t>
-      </w:r>
-    </w:p>
-    <w:p>
-      <w:pPr>
-        <w:pStyle w:val="SourceCode"/>
-      </w:pPr>
-      <w:r>
-        <w:rPr>
-          <w:rStyle w:val="FunctionTok"/>
-        </w:rPr>
-        <w:t xml:space="preserve">stargazer</w:t>
-      </w:r>
-      <w:r>
-        <w:rPr>
-          <w:rStyle w:val="NormalTok"/>
-        </w:rPr>
-        <w:t xml:space="preserve">(</w:t>
-      </w:r>
-      <w:r>
-        <w:br/>
-      </w:r>
-      <w:r>
-        <w:rPr>
-          <w:rStyle w:val="NormalTok"/>
-        </w:rPr>
-        <w:t xml:space="preserve">  m_income, m_kids,</w:t>
-      </w:r>
-      <w:r>
-        <w:br/>
-      </w:r>
-      <w:r>
-        <w:rPr>
-          <w:rStyle w:val="NormalTok"/>
-        </w:rPr>
-        <w:t xml:space="preserve">  </w:t>
-      </w:r>
-      <w:r>
-        <w:rPr>
-          <w:rStyle w:val="AttributeTok"/>
-        </w:rPr>
-        <w:t xml:space="preserve">type =</w:t>
-      </w:r>
-      <w:r>
-        <w:rPr>
-          <w:rStyle w:val="NormalTok"/>
-        </w:rPr>
-        <w:t xml:space="preserve"> </w:t>
-      </w:r>
-      <w:r>
-        <w:rPr>
-          <w:rStyle w:val="StringTok"/>
-        </w:rPr>
-        <w:t xml:space="preserve">"text"</w:t>
-      </w:r>
-      <w:r>
-        <w:rPr>
-          <w:rStyle w:val="NormalTok"/>
-        </w:rPr>
-        <w:t xml:space="preserve">,</w:t>
-      </w:r>
-      <w:r>
-        <w:br/>
-      </w:r>
-      <w:r>
-        <w:rPr>
-          <w:rStyle w:val="NormalTok"/>
-        </w:rPr>
-        <w:t xml:space="preserve">  </w:t>
-      </w:r>
-      <w:r>
-        <w:rPr>
-          <w:rStyle w:val="AttributeTok"/>
-        </w:rPr>
-        <w:t xml:space="preserve">report =</w:t>
-      </w:r>
-      <w:r>
-        <w:rPr>
-          <w:rStyle w:val="NormalTok"/>
-        </w:rPr>
-        <w:t xml:space="preserve"> </w:t>
-      </w:r>
-      <w:r>
-        <w:rPr>
-          <w:rStyle w:val="StringTok"/>
-        </w:rPr>
-        <w:t xml:space="preserve">"vcs*"</w:t>
-      </w:r>
-      <w:r>
-        <w:rPr>
-          <w:rStyle w:val="NormalTok"/>
-        </w:rPr>
-        <w:t xml:space="preserve">,</w:t>
-      </w:r>
-      <w:r>
-        <w:br/>
-      </w:r>
-      <w:r>
-        <w:rPr>
-          <w:rStyle w:val="NormalTok"/>
-        </w:rPr>
-        <w:t xml:space="preserve">  </w:t>
-      </w:r>
-      <w:r>
-        <w:rPr>
-          <w:rStyle w:val="AttributeTok"/>
-        </w:rPr>
-        <w:t xml:space="preserve">title =</w:t>
-      </w:r>
-      <w:r>
-        <w:rPr>
-          <w:rStyle w:val="NormalTok"/>
-        </w:rPr>
-        <w:t xml:space="preserve"> </w:t>
-      </w:r>
-      <w:r>
-        <w:rPr>
-          <w:rStyle w:val="StringTok"/>
-        </w:rPr>
-        <w:t xml:space="preserve">"Bivariate Regressions Predicting Spring Kindergarten Reading Scores"</w:t>
-      </w:r>
-      <w:r>
-        <w:rPr>
-          <w:rStyle w:val="NormalTok"/>
-        </w:rPr>
-        <w:t xml:space="preserve">,</w:t>
-      </w:r>
-      <w:r>
-        <w:br/>
-      </w:r>
-      <w:r>
-        <w:rPr>
-          <w:rStyle w:val="NormalTok"/>
-        </w:rPr>
-        <w:t xml:space="preserve">  </w:t>
-      </w:r>
-      <w:r>
-        <w:rPr>
-          <w:rStyle w:val="AttributeTok"/>
-        </w:rPr>
-        <w:t xml:space="preserve">dep.var.caption =</w:t>
-      </w:r>
-      <w:r>
-        <w:rPr>
-          <w:rStyle w:val="NormalTok"/>
-        </w:rPr>
-        <w:t xml:space="preserve"> </w:t>
-      </w:r>
-      <w:r>
-        <w:rPr>
-          <w:rStyle w:val="StringTok"/>
-        </w:rPr>
-        <w:t xml:space="preserve">"Outcome"</w:t>
-      </w:r>
-      <w:r>
-        <w:rPr>
-          <w:rStyle w:val="NormalTok"/>
-        </w:rPr>
-        <w:t xml:space="preserve">,</w:t>
-      </w:r>
-      <w:r>
-        <w:br/>
-      </w:r>
-      <w:r>
-        <w:rPr>
-          <w:rStyle w:val="NormalTok"/>
-        </w:rPr>
-        <w:t xml:space="preserve">  </w:t>
-      </w:r>
-      <w:r>
-        <w:rPr>
-          <w:rStyle w:val="AttributeTok"/>
-        </w:rPr>
-        <w:t xml:space="preserve">dep.var.labels =</w:t>
-      </w:r>
-      <w:r>
-        <w:rPr>
-          <w:rStyle w:val="NormalTok"/>
-        </w:rPr>
-        <w:t xml:space="preserve"> </w:t>
-      </w:r>
-      <w:r>
-        <w:rPr>
-          <w:rStyle w:val="FunctionTok"/>
-        </w:rPr>
-        <w:t xml:space="preserve">c</w:t>
-      </w:r>
-      <w:r>
-        <w:rPr>
-          <w:rStyle w:val="NormalTok"/>
-        </w:rPr>
-        <w:t xml:space="preserve">(</w:t>
-      </w:r>
-      <w:r>
-        <w:rPr>
-          <w:rStyle w:val="StringTok"/>
-        </w:rPr>
-        <w:t xml:space="preserve">"Reading (points)"</w:t>
-      </w:r>
-      <w:r>
-        <w:rPr>
-          <w:rStyle w:val="NormalTok"/>
-        </w:rPr>
-        <w:t xml:space="preserve">, </w:t>
-      </w:r>
-      <w:r>
-        <w:rPr>
-          <w:rStyle w:val="StringTok"/>
-        </w:rPr>
-        <w:t xml:space="preserve">"Reading (points)"</w:t>
-      </w:r>
-      <w:r>
-        <w:rPr>
-          <w:rStyle w:val="NormalTok"/>
-        </w:rPr>
-        <w:t xml:space="preserve">),</w:t>
-      </w:r>
-      <w:r>
-        <w:br/>
-      </w:r>
-      <w:r>
-        <w:rPr>
-          <w:rStyle w:val="NormalTok"/>
-        </w:rPr>
-        <w:t xml:space="preserve">  </w:t>
-      </w:r>
-      <w:r>
-        <w:rPr>
-          <w:rStyle w:val="AttributeTok"/>
-        </w:rPr>
-        <w:t xml:space="preserve">covariate.labels =</w:t>
-      </w:r>
-      <w:r>
-        <w:rPr>
-          <w:rStyle w:val="NormalTok"/>
-        </w:rPr>
-        <w:t xml:space="preserve"> </w:t>
-      </w:r>
-      <w:r>
-        <w:rPr>
-          <w:rStyle w:val="FunctionTok"/>
-        </w:rPr>
-        <w:t xml:space="preserve">c</w:t>
-      </w:r>
-      <w:r>
-        <w:rPr>
-          <w:rStyle w:val="NormalTok"/>
-        </w:rPr>
-        <w:t xml:space="preserve">(</w:t>
-      </w:r>
-      <w:r>
-        <w:rPr>
-          <w:rStyle w:val="StringTok"/>
-        </w:rPr>
-        <w:t xml:space="preserve">"Family Income ($1,000s)"</w:t>
-      </w:r>
-      <w:r>
-        <w:rPr>
-          <w:rStyle w:val="NormalTok"/>
-        </w:rPr>
-        <w:t xml:space="preserve">, </w:t>
-      </w:r>
-      <w:r>
-        <w:rPr>
-          <w:rStyle w:val="StringTok"/>
-        </w:rPr>
-        <w:t xml:space="preserve">"Number of Household Members Aged &lt;18"</w:t>
-      </w:r>
-      <w:r>
-        <w:rPr>
-          <w:rStyle w:val="NormalTok"/>
-        </w:rPr>
-        <w:t xml:space="preserve">),</w:t>
-      </w:r>
-      <w:r>
-        <w:br/>
-      </w:r>
-      <w:r>
-        <w:rPr>
-          <w:rStyle w:val="NormalTok"/>
-        </w:rPr>
-        <w:t xml:space="preserve">  </w:t>
-      </w:r>
-      <w:r>
-        <w:rPr>
-          <w:rStyle w:val="AttributeTok"/>
-        </w:rPr>
-        <w:t xml:space="preserve">star.cutoffs =</w:t>
-      </w:r>
-      <w:r>
-        <w:rPr>
-          <w:rStyle w:val="NormalTok"/>
-        </w:rPr>
-        <w:t xml:space="preserve"> </w:t>
-      </w:r>
-      <w:r>
-        <w:rPr>
-          <w:rStyle w:val="FunctionTok"/>
-        </w:rPr>
-        <w:t xml:space="preserve">c</w:t>
-      </w:r>
-      <w:r>
-        <w:rPr>
-          <w:rStyle w:val="NormalTok"/>
-        </w:rPr>
-        <w:t xml:space="preserve">(</w:t>
-      </w:r>
-      <w:r>
-        <w:rPr>
-          <w:rStyle w:val="FloatTok"/>
-        </w:rPr>
-        <w:t xml:space="preserve">0.05</w:t>
-      </w:r>
-      <w:r>
-        <w:rPr>
-          <w:rStyle w:val="NormalTok"/>
-        </w:rPr>
-        <w:t xml:space="preserve">, </w:t>
-      </w:r>
-      <w:r>
-        <w:rPr>
-          <w:rStyle w:val="FloatTok"/>
-        </w:rPr>
-        <w:t xml:space="preserve">0.01</w:t>
-      </w:r>
-      <w:r>
-        <w:rPr>
-          <w:rStyle w:val="NormalTok"/>
-        </w:rPr>
-        <w:t xml:space="preserve">, </w:t>
-      </w:r>
-      <w:r>
-        <w:rPr>
-          <w:rStyle w:val="FloatTok"/>
-        </w:rPr>
-        <w:t xml:space="preserve">0.001</w:t>
-      </w:r>
-      <w:r>
-        <w:rPr>
-          <w:rStyle w:val="NormalTok"/>
-        </w:rPr>
-        <w:t xml:space="preserve">),</w:t>
-      </w:r>
-      <w:r>
-        <w:br/>
-      </w:r>
-      <w:r>
-        <w:rPr>
-          <w:rStyle w:val="NormalTok"/>
-        </w:rPr>
-        <w:t xml:space="preserve">  </w:t>
-      </w:r>
-      <w:r>
-        <w:rPr>
-          <w:rStyle w:val="AttributeTok"/>
-        </w:rPr>
-        <w:t xml:space="preserve">star.char =</w:t>
-      </w:r>
-      <w:r>
-        <w:rPr>
-          <w:rStyle w:val="NormalTok"/>
-        </w:rPr>
-        <w:t xml:space="preserve"> </w:t>
-      </w:r>
-      <w:r>
-        <w:rPr>
-          <w:rStyle w:val="FunctionTok"/>
-        </w:rPr>
-        <w:t xml:space="preserve">c</w:t>
-      </w:r>
-      <w:r>
-        <w:rPr>
-          <w:rStyle w:val="NormalTok"/>
-        </w:rPr>
-        <w:t xml:space="preserve">(</w:t>
-      </w:r>
-      <w:r>
-        <w:rPr>
-          <w:rStyle w:val="StringTok"/>
-        </w:rPr>
-        <w:t xml:space="preserve">"*"</w:t>
-      </w:r>
-      <w:r>
-        <w:rPr>
-          <w:rStyle w:val="NormalTok"/>
-        </w:rPr>
-        <w:t xml:space="preserve">, </w:t>
-      </w:r>
-      <w:r>
-        <w:rPr>
-          <w:rStyle w:val="StringTok"/>
-        </w:rPr>
-        <w:t xml:space="preserve">"**"</w:t>
-      </w:r>
-      <w:r>
-        <w:rPr>
-          <w:rStyle w:val="NormalTok"/>
-        </w:rPr>
-        <w:t xml:space="preserve">, </w:t>
-      </w:r>
-      <w:r>
-        <w:rPr>
-          <w:rStyle w:val="StringTok"/>
-        </w:rPr>
-        <w:t xml:space="preserve">"***"</w:t>
-      </w:r>
-      <w:r>
-        <w:rPr>
-          <w:rStyle w:val="NormalTok"/>
-        </w:rPr>
-        <w:t xml:space="preserve">),</w:t>
-      </w:r>
-      <w:r>
-        <w:br/>
-      </w:r>
-      <w:r>
-        <w:rPr>
-          <w:rStyle w:val="NormalTok"/>
-        </w:rPr>
-        <w:t xml:space="preserve">  </w:t>
-      </w:r>
-      <w:r>
-        <w:rPr>
-          <w:rStyle w:val="AttributeTok"/>
-        </w:rPr>
-        <w:t xml:space="preserve">notes =</w:t>
-      </w:r>
-      <w:r>
-        <w:rPr>
-          <w:rStyle w:val="NormalTok"/>
-        </w:rPr>
-        <w:t xml:space="preserve"> </w:t>
-      </w:r>
-      <w:r>
-        <w:rPr>
-          <w:rStyle w:val="StringTok"/>
-        </w:rPr>
-        <w:t xml:space="preserve">"Stars: * p&lt;.05; ** p&lt;.01; *** p&lt;.001"</w:t>
-      </w:r>
-      <w:r>
-        <w:rPr>
-          <w:rStyle w:val="NormalTok"/>
-        </w:rPr>
-        <w:t xml:space="preserve">,</w:t>
-      </w:r>
-      <w:r>
-        <w:br/>
-      </w:r>
-      <w:r>
-        <w:rPr>
-          <w:rStyle w:val="NormalTok"/>
-        </w:rPr>
-        <w:t xml:space="preserve">  </w:t>
-      </w:r>
-      <w:r>
-        <w:rPr>
-          <w:rStyle w:val="AttributeTok"/>
-        </w:rPr>
-        <w:t xml:space="preserve">notes.append =</w:t>
-      </w:r>
-      <w:r>
-        <w:rPr>
-          <w:rStyle w:val="NormalTok"/>
-        </w:rPr>
-        <w:t xml:space="preserve"> </w:t>
-      </w:r>
-      <w:r>
-        <w:rPr>
-          <w:rStyle w:val="ConstantTok"/>
-        </w:rPr>
-        <w:t xml:space="preserve">FALSE</w:t>
-      </w:r>
-      <w:r>
-        <w:br/>
-      </w:r>
-      <w:r>
-        <w:rPr>
-          <w:rStyle w:val="NormalTok"/>
-        </w:rPr>
-        <w:t xml:space="preserve">)</w:t>
       </w:r>
     </w:p>
     <w:p>
@@ -4675,6 +4665,14 @@
         <w:pStyle w:val="FirstParagraph"/>
       </w:pPr>
       <w:r>
+        <w:t xml:space="preserve">Give a textbook interpretation of the intercept in both models. Your interpretation should make clear the units of measurement.</w:t>
+      </w:r>
+    </w:p>
+    <w:p>
+      <w:pPr>
+        <w:pStyle w:val="BodyText"/>
+      </w:pPr>
+      <w:r>
         <w:t xml:space="preserve">Syntax:</w:t>
       </w:r>
     </w:p>
@@ -4692,14 +4690,6 @@
       </w:pPr>
       <w:r>
         <w:t xml:space="preserve">Output:</w:t>
-      </w:r>
-    </w:p>
-    <w:p>
-      <w:pPr>
-        <w:pStyle w:val="BodyText"/>
-      </w:pPr>
-      <w:r>
-        <w:t xml:space="preserve">Give a textbook interpretation of the intercept in both models. Your interpretation should make clear the units of measurement.</w:t>
       </w:r>
     </w:p>
     <w:p>
@@ -4733,6 +4723,14 @@
         <w:pStyle w:val="FirstParagraph"/>
       </w:pPr>
       <w:r>
+        <w:t xml:space="preserve">Give a textbook interpretation of the slope in both models. Your interpretation should make clear the units of measurement.</w:t>
+      </w:r>
+    </w:p>
+    <w:p>
+      <w:pPr>
+        <w:pStyle w:val="BodyText"/>
+      </w:pPr>
+      <w:r>
         <w:t xml:space="preserve">Syntax:</w:t>
       </w:r>
     </w:p>
@@ -4750,14 +4748,6 @@
       </w:pPr>
       <w:r>
         <w:t xml:space="preserve">Output:</w:t>
-      </w:r>
-    </w:p>
-    <w:p>
-      <w:pPr>
-        <w:pStyle w:val="BodyText"/>
-      </w:pPr>
-      <w:r>
-        <w:t xml:space="preserve">Give a textbook interpretation of the slope in both models. Your interpretation should make clear the units of measurement.</w:t>
       </w:r>
     </w:p>
     <w:p>
@@ -4839,6 +4829,29 @@
         <w:pStyle w:val="FirstParagraph"/>
       </w:pPr>
       <w:r>
+        <w:t xml:space="preserve">Give a textbook interpretation of the</w:t>
+      </w:r>
+      <w:r>
+        <w:t xml:space="preserve"> </w:t>
+      </w:r>
+      <w:r>
+        <w:rPr>
+          <w:rStyle w:val="VerbatimChar"/>
+        </w:rPr>
+        <w:t xml:space="preserve">R^2</w:t>
+      </w:r>
+      <w:r>
+        <w:t xml:space="preserve"> </w:t>
+      </w:r>
+      <w:r>
+        <w:t xml:space="preserve">in both models.</w:t>
+      </w:r>
+    </w:p>
+    <w:p>
+      <w:pPr>
+        <w:pStyle w:val="BodyText"/>
+      </w:pPr>
+      <w:r>
         <w:t xml:space="preserve">Syntax:</w:t>
       </w:r>
     </w:p>
@@ -4856,29 +4869,6 @@
       </w:pPr>
       <w:r>
         <w:t xml:space="preserve">Output:</w:t>
-      </w:r>
-    </w:p>
-    <w:p>
-      <w:pPr>
-        <w:pStyle w:val="BodyText"/>
-      </w:pPr>
-      <w:r>
-        <w:t xml:space="preserve">Give a textbook interpretation of the</w:t>
-      </w:r>
-      <w:r>
-        <w:t xml:space="preserve"> </w:t>
-      </w:r>
-      <w:r>
-        <w:rPr>
-          <w:rStyle w:val="VerbatimChar"/>
-        </w:rPr>
-        <w:t xml:space="preserve">R^2</w:t>
-      </w:r>
-      <w:r>
-        <w:t xml:space="preserve"> </w:t>
-      </w:r>
-      <w:r>
-        <w:t xml:space="preserve">in both models.</w:t>
       </w:r>
     </w:p>
     <w:p>
@@ -4949,7 +4939,153 @@
     </w:p>
     <w:p>
       <w:pPr>
-        <w:pStyle w:val="BodyText"/>
+        <w:pStyle w:val="SourceCode"/>
+      </w:pPr>
+      <w:r>
+        <w:rPr>
+          <w:rStyle w:val="NormalTok"/>
+        </w:rPr>
+        <w:t xml:space="preserve">m_income_z </w:t>
+      </w:r>
+      <w:r>
+        <w:rPr>
+          <w:rStyle w:val="OtherTok"/>
+        </w:rPr>
+        <w:t xml:space="preserve">&lt;-</w:t>
+      </w:r>
+      <w:r>
+        <w:rPr>
+          <w:rStyle w:val="NormalTok"/>
+        </w:rPr>
+        <w:t xml:space="preserve"> </w:t>
+      </w:r>
+      <w:r>
+        <w:rPr>
+          <w:rStyle w:val="FunctionTok"/>
+        </w:rPr>
+        <w:t xml:space="preserve">lm</w:t>
+      </w:r>
+      <w:r>
+        <w:rPr>
+          <w:rStyle w:val="NormalTok"/>
+        </w:rPr>
+        <w:t xml:space="preserve">(z_read </w:t>
+      </w:r>
+      <w:r>
+        <w:rPr>
+          <w:rStyle w:val="SpecialCharTok"/>
+        </w:rPr>
+        <w:t xml:space="preserve">~</w:t>
+      </w:r>
+      <w:r>
+        <w:rPr>
+          <w:rStyle w:val="NormalTok"/>
+        </w:rPr>
+        <w:t xml:space="preserve"> z_income, </w:t>
+      </w:r>
+      <w:r>
+        <w:rPr>
+          <w:rStyle w:val="AttributeTok"/>
+        </w:rPr>
+        <w:t xml:space="preserve">data =</w:t>
+      </w:r>
+      <w:r>
+        <w:rPr>
+          <w:rStyle w:val="NormalTok"/>
+        </w:rPr>
+        <w:t xml:space="preserve"> sub_ecls)</w:t>
+      </w:r>
+      <w:r>
+        <w:br/>
+      </w:r>
+      <w:r>
+        <w:rPr>
+          <w:rStyle w:val="NormalTok"/>
+        </w:rPr>
+        <w:t xml:space="preserve">m_kids_z </w:t>
+      </w:r>
+      <w:r>
+        <w:rPr>
+          <w:rStyle w:val="OtherTok"/>
+        </w:rPr>
+        <w:t xml:space="preserve">&lt;-</w:t>
+      </w:r>
+      <w:r>
+        <w:rPr>
+          <w:rStyle w:val="NormalTok"/>
+        </w:rPr>
+        <w:t xml:space="preserve"> </w:t>
+      </w:r>
+      <w:r>
+        <w:rPr>
+          <w:rStyle w:val="FunctionTok"/>
+        </w:rPr>
+        <w:t xml:space="preserve">lm</w:t>
+      </w:r>
+      <w:r>
+        <w:rPr>
+          <w:rStyle w:val="NormalTok"/>
+        </w:rPr>
+        <w:t xml:space="preserve">(z_read </w:t>
+      </w:r>
+      <w:r>
+        <w:rPr>
+          <w:rStyle w:val="SpecialCharTok"/>
+        </w:rPr>
+        <w:t xml:space="preserve">~</w:t>
+      </w:r>
+      <w:r>
+        <w:rPr>
+          <w:rStyle w:val="NormalTok"/>
+        </w:rPr>
+        <w:t xml:space="preserve"> z_kids, </w:t>
+      </w:r>
+      <w:r>
+        <w:rPr>
+          <w:rStyle w:val="AttributeTok"/>
+        </w:rPr>
+        <w:t xml:space="preserve">data =</w:t>
+      </w:r>
+      <w:r>
+        <w:rPr>
+          <w:rStyle w:val="NormalTok"/>
+        </w:rPr>
+        <w:t xml:space="preserve"> sub_ecls)</w:t>
+      </w:r>
+      <w:r>
+        <w:br/>
+      </w:r>
+      <w:r>
+        <w:rPr>
+          <w:rStyle w:val="FunctionTok"/>
+        </w:rPr>
+        <w:t xml:space="preserve">summary</w:t>
+      </w:r>
+      <w:r>
+        <w:rPr>
+          <w:rStyle w:val="NormalTok"/>
+        </w:rPr>
+        <w:t xml:space="preserve">(m_income_z)</w:t>
+      </w:r>
+      <w:r>
+        <w:br/>
+      </w:r>
+      <w:r>
+        <w:rPr>
+          <w:rStyle w:val="FunctionTok"/>
+        </w:rPr>
+        <w:t xml:space="preserve">summary</w:t>
+      </w:r>
+      <w:r>
+        <w:rPr>
+          <w:rStyle w:val="NormalTok"/>
+        </w:rPr>
+        <w:t xml:space="preserve">(m_kids_z)</w:t>
+      </w:r>
+    </w:p>
+    <w:p>
+      <w:pPr>
+        <w:pStyle w:val="FirstParagraph"/>
       </w:pPr>
       <w:r>
         <w:t xml:space="preserve">Output:</w:t>
@@ -4961,137 +5097,6 @@
       </w:pPr>
       <w:r>
         <w:rPr>
-          <w:rStyle w:val="NormalTok"/>
-        </w:rPr>
-        <w:t xml:space="preserve">m_income_z </w:t>
-      </w:r>
-      <w:r>
-        <w:rPr>
-          <w:rStyle w:val="OtherTok"/>
-        </w:rPr>
-        <w:t xml:space="preserve">&lt;-</w:t>
-      </w:r>
-      <w:r>
-        <w:rPr>
-          <w:rStyle w:val="NormalTok"/>
-        </w:rPr>
-        <w:t xml:space="preserve"> </w:t>
-      </w:r>
-      <w:r>
-        <w:rPr>
-          <w:rStyle w:val="FunctionTok"/>
-        </w:rPr>
-        <w:t xml:space="preserve">lm</w:t>
-      </w:r>
-      <w:r>
-        <w:rPr>
-          <w:rStyle w:val="NormalTok"/>
-        </w:rPr>
-        <w:t xml:space="preserve">(z_read </w:t>
-      </w:r>
-      <w:r>
-        <w:rPr>
-          <w:rStyle w:val="SpecialCharTok"/>
-        </w:rPr>
-        <w:t xml:space="preserve">~</w:t>
-      </w:r>
-      <w:r>
-        <w:rPr>
-          <w:rStyle w:val="NormalTok"/>
-        </w:rPr>
-        <w:t xml:space="preserve"> z_income, </w:t>
-      </w:r>
-      <w:r>
-        <w:rPr>
-          <w:rStyle w:val="AttributeTok"/>
-        </w:rPr>
-        <w:t xml:space="preserve">data =</w:t>
-      </w:r>
-      <w:r>
-        <w:rPr>
-          <w:rStyle w:val="NormalTok"/>
-        </w:rPr>
-        <w:t xml:space="preserve"> sub_ecls)</w:t>
-      </w:r>
-      <w:r>
-        <w:br/>
-      </w:r>
-      <w:r>
-        <w:rPr>
-          <w:rStyle w:val="NormalTok"/>
-        </w:rPr>
-        <w:t xml:space="preserve">m_kids_z </w:t>
-      </w:r>
-      <w:r>
-        <w:rPr>
-          <w:rStyle w:val="OtherTok"/>
-        </w:rPr>
-        <w:t xml:space="preserve">&lt;-</w:t>
-      </w:r>
-      <w:r>
-        <w:rPr>
-          <w:rStyle w:val="NormalTok"/>
-        </w:rPr>
-        <w:t xml:space="preserve"> </w:t>
-      </w:r>
-      <w:r>
-        <w:rPr>
-          <w:rStyle w:val="FunctionTok"/>
-        </w:rPr>
-        <w:t xml:space="preserve">lm</w:t>
-      </w:r>
-      <w:r>
-        <w:rPr>
-          <w:rStyle w:val="NormalTok"/>
-        </w:rPr>
-        <w:t xml:space="preserve">(z_read </w:t>
-      </w:r>
-      <w:r>
-        <w:rPr>
-          <w:rStyle w:val="SpecialCharTok"/>
-        </w:rPr>
-        <w:t xml:space="preserve">~</w:t>
-      </w:r>
-      <w:r>
-        <w:rPr>
-          <w:rStyle w:val="NormalTok"/>
-        </w:rPr>
-        <w:t xml:space="preserve"> z_kids, </w:t>
-      </w:r>
-      <w:r>
-        <w:rPr>
-          <w:rStyle w:val="AttributeTok"/>
-        </w:rPr>
-        <w:t xml:space="preserve">data =</w:t>
-      </w:r>
-      <w:r>
-        <w:rPr>
-          <w:rStyle w:val="NormalTok"/>
-        </w:rPr>
-        <w:t xml:space="preserve"> sub_ecls)</w:t>
-      </w:r>
-      <w:r>
-        <w:br/>
-      </w:r>
-      <w:r>
-        <w:rPr>
-          <w:rStyle w:val="FunctionTok"/>
-        </w:rPr>
-        <w:t xml:space="preserve">summary</w:t>
-      </w:r>
-      <w:r>
-        <w:rPr>
-          <w:rStyle w:val="NormalTok"/>
-        </w:rPr>
-        <w:t xml:space="preserve">(m_income_z)</w:t>
-      </w:r>
-    </w:p>
-    <w:p>
-      <w:pPr>
-        <w:pStyle w:val="SourceCode"/>
-      </w:pPr>
-      <w:r>
-        <w:rPr>
           <w:rStyle w:val="VerbatimChar"/>
         </w:rPr>
         <w:t xml:space="preserve">## </w:t>
@@ -5248,23 +5253,6 @@
           <w:rStyle w:val="VerbatimChar"/>
         </w:rPr>
         <w:t xml:space="preserve">## F-statistic: 1.04e+03 on 1 and 17486 DF,  p-value: &lt;0.0000000000000002</w:t>
-      </w:r>
-    </w:p>
-    <w:p>
-      <w:pPr>
-        <w:pStyle w:val="SourceCode"/>
-      </w:pPr>
-      <w:r>
-        <w:rPr>
-          <w:rStyle w:val="FunctionTok"/>
-        </w:rPr>
-        <w:t xml:space="preserve">summary</w:t>
-      </w:r>
-      <w:r>
-        <w:rPr>
-          <w:rStyle w:val="NormalTok"/>
-        </w:rPr>
-        <w:t xml:space="preserve">(m_kids_z)</w:t>
       </w:r>
     </w:p>
     <w:p>
@@ -5474,489 +5462,489 @@
     </w:p>
     <w:p>
       <w:pPr>
-        <w:pStyle w:val="BodyText"/>
+        <w:pStyle w:val="SourceCode"/>
+      </w:pPr>
+      <w:r>
+        <w:rPr>
+          <w:rStyle w:val="FunctionTok"/>
+        </w:rPr>
+        <w:t xml:space="preserve">stargazer</w:t>
+      </w:r>
+      <w:r>
+        <w:rPr>
+          <w:rStyle w:val="NormalTok"/>
+        </w:rPr>
+        <w:t xml:space="preserve">(</w:t>
+      </w:r>
+      <w:r>
+        <w:br/>
+      </w:r>
+      <w:r>
+        <w:rPr>
+          <w:rStyle w:val="NormalTok"/>
+        </w:rPr>
+        <w:t xml:space="preserve">  m_income_z, m_kids_z,</w:t>
+      </w:r>
+      <w:r>
+        <w:br/>
+      </w:r>
+      <w:r>
+        <w:rPr>
+          <w:rStyle w:val="NormalTok"/>
+        </w:rPr>
+        <w:t xml:space="preserve">  </w:t>
+      </w:r>
+      <w:r>
+        <w:rPr>
+          <w:rStyle w:val="AttributeTok"/>
+        </w:rPr>
+        <w:t xml:space="preserve">type =</w:t>
+      </w:r>
+      <w:r>
+        <w:rPr>
+          <w:rStyle w:val="NormalTok"/>
+        </w:rPr>
+        <w:t xml:space="preserve"> </w:t>
+      </w:r>
+      <w:r>
+        <w:rPr>
+          <w:rStyle w:val="StringTok"/>
+        </w:rPr>
+        <w:t xml:space="preserve">"text"</w:t>
+      </w:r>
+      <w:r>
+        <w:rPr>
+          <w:rStyle w:val="NormalTok"/>
+        </w:rPr>
+        <w:t xml:space="preserve">,</w:t>
+      </w:r>
+      <w:r>
+        <w:br/>
+      </w:r>
+      <w:r>
+        <w:rPr>
+          <w:rStyle w:val="NormalTok"/>
+        </w:rPr>
+        <w:t xml:space="preserve">  </w:t>
+      </w:r>
+      <w:r>
+        <w:rPr>
+          <w:rStyle w:val="AttributeTok"/>
+        </w:rPr>
+        <w:t xml:space="preserve">report =</w:t>
+      </w:r>
+      <w:r>
+        <w:rPr>
+          <w:rStyle w:val="NormalTok"/>
+        </w:rPr>
+        <w:t xml:space="preserve"> </w:t>
+      </w:r>
+      <w:r>
+        <w:rPr>
+          <w:rStyle w:val="StringTok"/>
+        </w:rPr>
+        <w:t xml:space="preserve">"vcs*"</w:t>
+      </w:r>
+      <w:r>
+        <w:rPr>
+          <w:rStyle w:val="NormalTok"/>
+        </w:rPr>
+        <w:t xml:space="preserve">,</w:t>
+      </w:r>
+      <w:r>
+        <w:br/>
+      </w:r>
+      <w:r>
+        <w:rPr>
+          <w:rStyle w:val="NormalTok"/>
+        </w:rPr>
+        <w:t xml:space="preserve">  </w:t>
+      </w:r>
+      <w:r>
+        <w:rPr>
+          <w:rStyle w:val="AttributeTok"/>
+        </w:rPr>
+        <w:t xml:space="preserve">title =</w:t>
+      </w:r>
+      <w:r>
+        <w:rPr>
+          <w:rStyle w:val="NormalTok"/>
+        </w:rPr>
+        <w:t xml:space="preserve"> </w:t>
+      </w:r>
+      <w:r>
+        <w:rPr>
+          <w:rStyle w:val="StringTok"/>
+        </w:rPr>
+        <w:t xml:space="preserve">"Bivariate Regressions Predicting Reading Scores (SD Units)"</w:t>
+      </w:r>
+      <w:r>
+        <w:rPr>
+          <w:rStyle w:val="NormalTok"/>
+        </w:rPr>
+        <w:t xml:space="preserve">,</w:t>
+      </w:r>
+      <w:r>
+        <w:br/>
+      </w:r>
+      <w:r>
+        <w:rPr>
+          <w:rStyle w:val="NormalTok"/>
+        </w:rPr>
+        <w:t xml:space="preserve">  </w:t>
+      </w:r>
+      <w:r>
+        <w:rPr>
+          <w:rStyle w:val="AttributeTok"/>
+        </w:rPr>
+        <w:t xml:space="preserve">dep.var.caption =</w:t>
+      </w:r>
+      <w:r>
+        <w:rPr>
+          <w:rStyle w:val="NormalTok"/>
+        </w:rPr>
+        <w:t xml:space="preserve"> </w:t>
+      </w:r>
+      <w:r>
+        <w:rPr>
+          <w:rStyle w:val="StringTok"/>
+        </w:rPr>
+        <w:t xml:space="preserve">"Outcome"</w:t>
+      </w:r>
+      <w:r>
+        <w:rPr>
+          <w:rStyle w:val="NormalTok"/>
+        </w:rPr>
+        <w:t xml:space="preserve">,</w:t>
+      </w:r>
+      <w:r>
+        <w:br/>
+      </w:r>
+      <w:r>
+        <w:rPr>
+          <w:rStyle w:val="NormalTok"/>
+        </w:rPr>
+        <w:t xml:space="preserve">  </w:t>
+      </w:r>
+      <w:r>
+        <w:rPr>
+          <w:rStyle w:val="AttributeTok"/>
+        </w:rPr>
+        <w:t xml:space="preserve">dep.var.labels =</w:t>
+      </w:r>
+      <w:r>
+        <w:rPr>
+          <w:rStyle w:val="NormalTok"/>
+        </w:rPr>
+        <w:t xml:space="preserve"> </w:t>
+      </w:r>
+      <w:r>
+        <w:rPr>
+          <w:rStyle w:val="FunctionTok"/>
+        </w:rPr>
+        <w:t xml:space="preserve">c</w:t>
+      </w:r>
+      <w:r>
+        <w:rPr>
+          <w:rStyle w:val="NormalTok"/>
+        </w:rPr>
+        <w:t xml:space="preserve">(</w:t>
+      </w:r>
+      <w:r>
+        <w:rPr>
+          <w:rStyle w:val="StringTok"/>
+        </w:rPr>
+        <w:t xml:space="preserve">"Reading (SD)"</w:t>
+      </w:r>
+      <w:r>
+        <w:rPr>
+          <w:rStyle w:val="NormalTok"/>
+        </w:rPr>
+        <w:t xml:space="preserve">, </w:t>
+      </w:r>
+      <w:r>
+        <w:rPr>
+          <w:rStyle w:val="StringTok"/>
+        </w:rPr>
+        <w:t xml:space="preserve">"Reading (SD)"</w:t>
+      </w:r>
+      <w:r>
+        <w:rPr>
+          <w:rStyle w:val="NormalTok"/>
+        </w:rPr>
+        <w:t xml:space="preserve">),</w:t>
+      </w:r>
+      <w:r>
+        <w:br/>
+      </w:r>
+      <w:r>
+        <w:rPr>
+          <w:rStyle w:val="NormalTok"/>
+        </w:rPr>
+        <w:t xml:space="preserve">  </w:t>
+      </w:r>
+      <w:r>
+        <w:rPr>
+          <w:rStyle w:val="AttributeTok"/>
+        </w:rPr>
+        <w:t xml:space="preserve">covariate.labels =</w:t>
+      </w:r>
+      <w:r>
+        <w:rPr>
+          <w:rStyle w:val="NormalTok"/>
+        </w:rPr>
+        <w:t xml:space="preserve"> </w:t>
+      </w:r>
+      <w:r>
+        <w:rPr>
+          <w:rStyle w:val="FunctionTok"/>
+        </w:rPr>
+        <w:t xml:space="preserve">c</w:t>
+      </w:r>
+      <w:r>
+        <w:rPr>
+          <w:rStyle w:val="NormalTok"/>
+        </w:rPr>
+        <w:t xml:space="preserve">(</w:t>
+      </w:r>
+      <w:r>
+        <w:rPr>
+          <w:rStyle w:val="StringTok"/>
+        </w:rPr>
+        <w:t xml:space="preserve">"Family Income (SD)"</w:t>
+      </w:r>
+      <w:r>
+        <w:rPr>
+          <w:rStyle w:val="NormalTok"/>
+        </w:rPr>
+        <w:t xml:space="preserve">, </w:t>
+      </w:r>
+      <w:r>
+        <w:rPr>
+          <w:rStyle w:val="StringTok"/>
+        </w:rPr>
+        <w:t xml:space="preserve">"Number of Household Members Aged &lt;18 (SD)"</w:t>
+      </w:r>
+      <w:r>
+        <w:rPr>
+          <w:rStyle w:val="NormalTok"/>
+        </w:rPr>
+        <w:t xml:space="preserve">),</w:t>
+      </w:r>
+      <w:r>
+        <w:br/>
+      </w:r>
+      <w:r>
+        <w:rPr>
+          <w:rStyle w:val="NormalTok"/>
+        </w:rPr>
+        <w:t xml:space="preserve">  </w:t>
+      </w:r>
+      <w:r>
+        <w:rPr>
+          <w:rStyle w:val="AttributeTok"/>
+        </w:rPr>
+        <w:t xml:space="preserve">star.cutoffs =</w:t>
+      </w:r>
+      <w:r>
+        <w:rPr>
+          <w:rStyle w:val="NormalTok"/>
+        </w:rPr>
+        <w:t xml:space="preserve"> </w:t>
+      </w:r>
+      <w:r>
+        <w:rPr>
+          <w:rStyle w:val="FunctionTok"/>
+        </w:rPr>
+        <w:t xml:space="preserve">c</w:t>
+      </w:r>
+      <w:r>
+        <w:rPr>
+          <w:rStyle w:val="NormalTok"/>
+        </w:rPr>
+        <w:t xml:space="preserve">(</w:t>
+      </w:r>
+      <w:r>
+        <w:rPr>
+          <w:rStyle w:val="FloatTok"/>
+        </w:rPr>
+        <w:t xml:space="preserve">0.05</w:t>
+      </w:r>
+      <w:r>
+        <w:rPr>
+          <w:rStyle w:val="NormalTok"/>
+        </w:rPr>
+        <w:t xml:space="preserve">, </w:t>
+      </w:r>
+      <w:r>
+        <w:rPr>
+          <w:rStyle w:val="FloatTok"/>
+        </w:rPr>
+        <w:t xml:space="preserve">0.01</w:t>
+      </w:r>
+      <w:r>
+        <w:rPr>
+          <w:rStyle w:val="NormalTok"/>
+        </w:rPr>
+        <w:t xml:space="preserve">, </w:t>
+      </w:r>
+      <w:r>
+        <w:rPr>
+          <w:rStyle w:val="FloatTok"/>
+        </w:rPr>
+        <w:t xml:space="preserve">0.001</w:t>
+      </w:r>
+      <w:r>
+        <w:rPr>
+          <w:rStyle w:val="NormalTok"/>
+        </w:rPr>
+        <w:t xml:space="preserve">),</w:t>
+      </w:r>
+      <w:r>
+        <w:br/>
+      </w:r>
+      <w:r>
+        <w:rPr>
+          <w:rStyle w:val="NormalTok"/>
+        </w:rPr>
+        <w:t xml:space="preserve">  </w:t>
+      </w:r>
+      <w:r>
+        <w:rPr>
+          <w:rStyle w:val="AttributeTok"/>
+        </w:rPr>
+        <w:t xml:space="preserve">star.char =</w:t>
+      </w:r>
+      <w:r>
+        <w:rPr>
+          <w:rStyle w:val="NormalTok"/>
+        </w:rPr>
+        <w:t xml:space="preserve"> </w:t>
+      </w:r>
+      <w:r>
+        <w:rPr>
+          <w:rStyle w:val="FunctionTok"/>
+        </w:rPr>
+        <w:t xml:space="preserve">c</w:t>
+      </w:r>
+      <w:r>
+        <w:rPr>
+          <w:rStyle w:val="NormalTok"/>
+        </w:rPr>
+        <w:t xml:space="preserve">(</w:t>
+      </w:r>
+      <w:r>
+        <w:rPr>
+          <w:rStyle w:val="StringTok"/>
+        </w:rPr>
+        <w:t xml:space="preserve">"*"</w:t>
+      </w:r>
+      <w:r>
+        <w:rPr>
+          <w:rStyle w:val="NormalTok"/>
+        </w:rPr>
+        <w:t xml:space="preserve">, </w:t>
+      </w:r>
+      <w:r>
+        <w:rPr>
+          <w:rStyle w:val="StringTok"/>
+        </w:rPr>
+        <w:t xml:space="preserve">"**"</w:t>
+      </w:r>
+      <w:r>
+        <w:rPr>
+          <w:rStyle w:val="NormalTok"/>
+        </w:rPr>
+        <w:t xml:space="preserve">, </w:t>
+      </w:r>
+      <w:r>
+        <w:rPr>
+          <w:rStyle w:val="StringTok"/>
+        </w:rPr>
+        <w:t xml:space="preserve">"***"</w:t>
+      </w:r>
+      <w:r>
+        <w:rPr>
+          <w:rStyle w:val="NormalTok"/>
+        </w:rPr>
+        <w:t xml:space="preserve">),</w:t>
+      </w:r>
+      <w:r>
+        <w:br/>
+      </w:r>
+      <w:r>
+        <w:rPr>
+          <w:rStyle w:val="NormalTok"/>
+        </w:rPr>
+        <w:t xml:space="preserve">  </w:t>
+      </w:r>
+      <w:r>
+        <w:rPr>
+          <w:rStyle w:val="AttributeTok"/>
+        </w:rPr>
+        <w:t xml:space="preserve">notes =</w:t>
+      </w:r>
+      <w:r>
+        <w:rPr>
+          <w:rStyle w:val="NormalTok"/>
+        </w:rPr>
+        <w:t xml:space="preserve"> </w:t>
+      </w:r>
+      <w:r>
+        <w:rPr>
+          <w:rStyle w:val="StringTok"/>
+        </w:rPr>
+        <w:t xml:space="preserve">"Stars: * p&lt;.05; ** p&lt;.01; *** p&lt;.001"</w:t>
+      </w:r>
+      <w:r>
+        <w:rPr>
+          <w:rStyle w:val="NormalTok"/>
+        </w:rPr>
+        <w:t xml:space="preserve">,</w:t>
+      </w:r>
+      <w:r>
+        <w:br/>
+      </w:r>
+      <w:r>
+        <w:rPr>
+          <w:rStyle w:val="NormalTok"/>
+        </w:rPr>
+        <w:t xml:space="preserve">  </w:t>
+      </w:r>
+      <w:r>
+        <w:rPr>
+          <w:rStyle w:val="AttributeTok"/>
+        </w:rPr>
+        <w:t xml:space="preserve">notes.append =</w:t>
+      </w:r>
+      <w:r>
+        <w:rPr>
+          <w:rStyle w:val="NormalTok"/>
+        </w:rPr>
+        <w:t xml:space="preserve"> </w:t>
+      </w:r>
+      <w:r>
+        <w:rPr>
+          <w:rStyle w:val="ConstantTok"/>
+        </w:rPr>
+        <w:t xml:space="preserve">FALSE</w:t>
+      </w:r>
+      <w:r>
+        <w:br/>
+      </w:r>
+      <w:r>
+        <w:rPr>
+          <w:rStyle w:val="NormalTok"/>
+        </w:rPr>
+        <w:t xml:space="preserve">)</w:t>
+      </w:r>
+    </w:p>
+    <w:p>
+      <w:pPr>
+        <w:pStyle w:val="FirstParagraph"/>
       </w:pPr>
       <w:r>
         <w:t xml:space="preserve">Output:</w:t>
-      </w:r>
-    </w:p>
-    <w:p>
-      <w:pPr>
-        <w:pStyle w:val="SourceCode"/>
-      </w:pPr>
-      <w:r>
-        <w:rPr>
-          <w:rStyle w:val="FunctionTok"/>
-        </w:rPr>
-        <w:t xml:space="preserve">stargazer</w:t>
-      </w:r>
-      <w:r>
-        <w:rPr>
-          <w:rStyle w:val="NormalTok"/>
-        </w:rPr>
-        <w:t xml:space="preserve">(</w:t>
-      </w:r>
-      <w:r>
-        <w:br/>
-      </w:r>
-      <w:r>
-        <w:rPr>
-          <w:rStyle w:val="NormalTok"/>
-        </w:rPr>
-        <w:t xml:space="preserve">  m_income_z, m_kids_z,</w:t>
-      </w:r>
-      <w:r>
-        <w:br/>
-      </w:r>
-      <w:r>
-        <w:rPr>
-          <w:rStyle w:val="NormalTok"/>
-        </w:rPr>
-        <w:t xml:space="preserve">  </w:t>
-      </w:r>
-      <w:r>
-        <w:rPr>
-          <w:rStyle w:val="AttributeTok"/>
-        </w:rPr>
-        <w:t xml:space="preserve">type =</w:t>
-      </w:r>
-      <w:r>
-        <w:rPr>
-          <w:rStyle w:val="NormalTok"/>
-        </w:rPr>
-        <w:t xml:space="preserve"> </w:t>
-      </w:r>
-      <w:r>
-        <w:rPr>
-          <w:rStyle w:val="StringTok"/>
-        </w:rPr>
-        <w:t xml:space="preserve">"text"</w:t>
-      </w:r>
-      <w:r>
-        <w:rPr>
-          <w:rStyle w:val="NormalTok"/>
-        </w:rPr>
-        <w:t xml:space="preserve">,</w:t>
-      </w:r>
-      <w:r>
-        <w:br/>
-      </w:r>
-      <w:r>
-        <w:rPr>
-          <w:rStyle w:val="NormalTok"/>
-        </w:rPr>
-        <w:t xml:space="preserve">  </w:t>
-      </w:r>
-      <w:r>
-        <w:rPr>
-          <w:rStyle w:val="AttributeTok"/>
-        </w:rPr>
-        <w:t xml:space="preserve">report =</w:t>
-      </w:r>
-      <w:r>
-        <w:rPr>
-          <w:rStyle w:val="NormalTok"/>
-        </w:rPr>
-        <w:t xml:space="preserve"> </w:t>
-      </w:r>
-      <w:r>
-        <w:rPr>
-          <w:rStyle w:val="StringTok"/>
-        </w:rPr>
-        <w:t xml:space="preserve">"vcs*"</w:t>
-      </w:r>
-      <w:r>
-        <w:rPr>
-          <w:rStyle w:val="NormalTok"/>
-        </w:rPr>
-        <w:t xml:space="preserve">,</w:t>
-      </w:r>
-      <w:r>
-        <w:br/>
-      </w:r>
-      <w:r>
-        <w:rPr>
-          <w:rStyle w:val="NormalTok"/>
-        </w:rPr>
-        <w:t xml:space="preserve">  </w:t>
-      </w:r>
-      <w:r>
-        <w:rPr>
-          <w:rStyle w:val="AttributeTok"/>
-        </w:rPr>
-        <w:t xml:space="preserve">title =</w:t>
-      </w:r>
-      <w:r>
-        <w:rPr>
-          <w:rStyle w:val="NormalTok"/>
-        </w:rPr>
-        <w:t xml:space="preserve"> </w:t>
-      </w:r>
-      <w:r>
-        <w:rPr>
-          <w:rStyle w:val="StringTok"/>
-        </w:rPr>
-        <w:t xml:space="preserve">"Bivariate Regressions Predicting Reading Scores (SD Units)"</w:t>
-      </w:r>
-      <w:r>
-        <w:rPr>
-          <w:rStyle w:val="NormalTok"/>
-        </w:rPr>
-        <w:t xml:space="preserve">,</w:t>
-      </w:r>
-      <w:r>
-        <w:br/>
-      </w:r>
-      <w:r>
-        <w:rPr>
-          <w:rStyle w:val="NormalTok"/>
-        </w:rPr>
-        <w:t xml:space="preserve">  </w:t>
-      </w:r>
-      <w:r>
-        <w:rPr>
-          <w:rStyle w:val="AttributeTok"/>
-        </w:rPr>
-        <w:t xml:space="preserve">dep.var.caption =</w:t>
-      </w:r>
-      <w:r>
-        <w:rPr>
-          <w:rStyle w:val="NormalTok"/>
-        </w:rPr>
-        <w:t xml:space="preserve"> </w:t>
-      </w:r>
-      <w:r>
-        <w:rPr>
-          <w:rStyle w:val="StringTok"/>
-        </w:rPr>
-        <w:t xml:space="preserve">"Outcome"</w:t>
-      </w:r>
-      <w:r>
-        <w:rPr>
-          <w:rStyle w:val="NormalTok"/>
-        </w:rPr>
-        <w:t xml:space="preserve">,</w:t>
-      </w:r>
-      <w:r>
-        <w:br/>
-      </w:r>
-      <w:r>
-        <w:rPr>
-          <w:rStyle w:val="NormalTok"/>
-        </w:rPr>
-        <w:t xml:space="preserve">  </w:t>
-      </w:r>
-      <w:r>
-        <w:rPr>
-          <w:rStyle w:val="AttributeTok"/>
-        </w:rPr>
-        <w:t xml:space="preserve">dep.var.labels =</w:t>
-      </w:r>
-      <w:r>
-        <w:rPr>
-          <w:rStyle w:val="NormalTok"/>
-        </w:rPr>
-        <w:t xml:space="preserve"> </w:t>
-      </w:r>
-      <w:r>
-        <w:rPr>
-          <w:rStyle w:val="FunctionTok"/>
-        </w:rPr>
-        <w:t xml:space="preserve">c</w:t>
-      </w:r>
-      <w:r>
-        <w:rPr>
-          <w:rStyle w:val="NormalTok"/>
-        </w:rPr>
-        <w:t xml:space="preserve">(</w:t>
-      </w:r>
-      <w:r>
-        <w:rPr>
-          <w:rStyle w:val="StringTok"/>
-        </w:rPr>
-        <w:t xml:space="preserve">"Reading (SD)"</w:t>
-      </w:r>
-      <w:r>
-        <w:rPr>
-          <w:rStyle w:val="NormalTok"/>
-        </w:rPr>
-        <w:t xml:space="preserve">, </w:t>
-      </w:r>
-      <w:r>
-        <w:rPr>
-          <w:rStyle w:val="StringTok"/>
-        </w:rPr>
-        <w:t xml:space="preserve">"Reading (SD)"</w:t>
-      </w:r>
-      <w:r>
-        <w:rPr>
-          <w:rStyle w:val="NormalTok"/>
-        </w:rPr>
-        <w:t xml:space="preserve">),</w:t>
-      </w:r>
-      <w:r>
-        <w:br/>
-      </w:r>
-      <w:r>
-        <w:rPr>
-          <w:rStyle w:val="NormalTok"/>
-        </w:rPr>
-        <w:t xml:space="preserve">  </w:t>
-      </w:r>
-      <w:r>
-        <w:rPr>
-          <w:rStyle w:val="AttributeTok"/>
-        </w:rPr>
-        <w:t xml:space="preserve">covariate.labels =</w:t>
-      </w:r>
-      <w:r>
-        <w:rPr>
-          <w:rStyle w:val="NormalTok"/>
-        </w:rPr>
-        <w:t xml:space="preserve"> </w:t>
-      </w:r>
-      <w:r>
-        <w:rPr>
-          <w:rStyle w:val="FunctionTok"/>
-        </w:rPr>
-        <w:t xml:space="preserve">c</w:t>
-      </w:r>
-      <w:r>
-        <w:rPr>
-          <w:rStyle w:val="NormalTok"/>
-        </w:rPr>
-        <w:t xml:space="preserve">(</w:t>
-      </w:r>
-      <w:r>
-        <w:rPr>
-          <w:rStyle w:val="StringTok"/>
-        </w:rPr>
-        <w:t xml:space="preserve">"Family Income (SD)"</w:t>
-      </w:r>
-      <w:r>
-        <w:rPr>
-          <w:rStyle w:val="NormalTok"/>
-        </w:rPr>
-        <w:t xml:space="preserve">, </w:t>
-      </w:r>
-      <w:r>
-        <w:rPr>
-          <w:rStyle w:val="StringTok"/>
-        </w:rPr>
-        <w:t xml:space="preserve">"Number of Household Members Aged &lt;18 (SD)"</w:t>
-      </w:r>
-      <w:r>
-        <w:rPr>
-          <w:rStyle w:val="NormalTok"/>
-        </w:rPr>
-        <w:t xml:space="preserve">),</w:t>
-      </w:r>
-      <w:r>
-        <w:br/>
-      </w:r>
-      <w:r>
-        <w:rPr>
-          <w:rStyle w:val="NormalTok"/>
-        </w:rPr>
-        <w:t xml:space="preserve">  </w:t>
-      </w:r>
-      <w:r>
-        <w:rPr>
-          <w:rStyle w:val="AttributeTok"/>
-        </w:rPr>
-        <w:t xml:space="preserve">star.cutoffs =</w:t>
-      </w:r>
-      <w:r>
-        <w:rPr>
-          <w:rStyle w:val="NormalTok"/>
-        </w:rPr>
-        <w:t xml:space="preserve"> </w:t>
-      </w:r>
-      <w:r>
-        <w:rPr>
-          <w:rStyle w:val="FunctionTok"/>
-        </w:rPr>
-        <w:t xml:space="preserve">c</w:t>
-      </w:r>
-      <w:r>
-        <w:rPr>
-          <w:rStyle w:val="NormalTok"/>
-        </w:rPr>
-        <w:t xml:space="preserve">(</w:t>
-      </w:r>
-      <w:r>
-        <w:rPr>
-          <w:rStyle w:val="FloatTok"/>
-        </w:rPr>
-        <w:t xml:space="preserve">0.05</w:t>
-      </w:r>
-      <w:r>
-        <w:rPr>
-          <w:rStyle w:val="NormalTok"/>
-        </w:rPr>
-        <w:t xml:space="preserve">, </w:t>
-      </w:r>
-      <w:r>
-        <w:rPr>
-          <w:rStyle w:val="FloatTok"/>
-        </w:rPr>
-        <w:t xml:space="preserve">0.01</w:t>
-      </w:r>
-      <w:r>
-        <w:rPr>
-          <w:rStyle w:val="NormalTok"/>
-        </w:rPr>
-        <w:t xml:space="preserve">, </w:t>
-      </w:r>
-      <w:r>
-        <w:rPr>
-          <w:rStyle w:val="FloatTok"/>
-        </w:rPr>
-        <w:t xml:space="preserve">0.001</w:t>
-      </w:r>
-      <w:r>
-        <w:rPr>
-          <w:rStyle w:val="NormalTok"/>
-        </w:rPr>
-        <w:t xml:space="preserve">),</w:t>
-      </w:r>
-      <w:r>
-        <w:br/>
-      </w:r>
-      <w:r>
-        <w:rPr>
-          <w:rStyle w:val="NormalTok"/>
-        </w:rPr>
-        <w:t xml:space="preserve">  </w:t>
-      </w:r>
-      <w:r>
-        <w:rPr>
-          <w:rStyle w:val="AttributeTok"/>
-        </w:rPr>
-        <w:t xml:space="preserve">star.char =</w:t>
-      </w:r>
-      <w:r>
-        <w:rPr>
-          <w:rStyle w:val="NormalTok"/>
-        </w:rPr>
-        <w:t xml:space="preserve"> </w:t>
-      </w:r>
-      <w:r>
-        <w:rPr>
-          <w:rStyle w:val="FunctionTok"/>
-        </w:rPr>
-        <w:t xml:space="preserve">c</w:t>
-      </w:r>
-      <w:r>
-        <w:rPr>
-          <w:rStyle w:val="NormalTok"/>
-        </w:rPr>
-        <w:t xml:space="preserve">(</w:t>
-      </w:r>
-      <w:r>
-        <w:rPr>
-          <w:rStyle w:val="StringTok"/>
-        </w:rPr>
-        <w:t xml:space="preserve">"*"</w:t>
-      </w:r>
-      <w:r>
-        <w:rPr>
-          <w:rStyle w:val="NormalTok"/>
-        </w:rPr>
-        <w:t xml:space="preserve">, </w:t>
-      </w:r>
-      <w:r>
-        <w:rPr>
-          <w:rStyle w:val="StringTok"/>
-        </w:rPr>
-        <w:t xml:space="preserve">"**"</w:t>
-      </w:r>
-      <w:r>
-        <w:rPr>
-          <w:rStyle w:val="NormalTok"/>
-        </w:rPr>
-        <w:t xml:space="preserve">, </w:t>
-      </w:r>
-      <w:r>
-        <w:rPr>
-          <w:rStyle w:val="StringTok"/>
-        </w:rPr>
-        <w:t xml:space="preserve">"***"</w:t>
-      </w:r>
-      <w:r>
-        <w:rPr>
-          <w:rStyle w:val="NormalTok"/>
-        </w:rPr>
-        <w:t xml:space="preserve">),</w:t>
-      </w:r>
-      <w:r>
-        <w:br/>
-      </w:r>
-      <w:r>
-        <w:rPr>
-          <w:rStyle w:val="NormalTok"/>
-        </w:rPr>
-        <w:t xml:space="preserve">  </w:t>
-      </w:r>
-      <w:r>
-        <w:rPr>
-          <w:rStyle w:val="AttributeTok"/>
-        </w:rPr>
-        <w:t xml:space="preserve">notes =</w:t>
-      </w:r>
-      <w:r>
-        <w:rPr>
-          <w:rStyle w:val="NormalTok"/>
-        </w:rPr>
-        <w:t xml:space="preserve"> </w:t>
-      </w:r>
-      <w:r>
-        <w:rPr>
-          <w:rStyle w:val="StringTok"/>
-        </w:rPr>
-        <w:t xml:space="preserve">"Stars: * p&lt;.05; ** p&lt;.01; *** p&lt;.001"</w:t>
-      </w:r>
-      <w:r>
-        <w:rPr>
-          <w:rStyle w:val="NormalTok"/>
-        </w:rPr>
-        <w:t xml:space="preserve">,</w:t>
-      </w:r>
-      <w:r>
-        <w:br/>
-      </w:r>
-      <w:r>
-        <w:rPr>
-          <w:rStyle w:val="NormalTok"/>
-        </w:rPr>
-        <w:t xml:space="preserve">  </w:t>
-      </w:r>
-      <w:r>
-        <w:rPr>
-          <w:rStyle w:val="AttributeTok"/>
-        </w:rPr>
-        <w:t xml:space="preserve">notes.append =</w:t>
-      </w:r>
-      <w:r>
-        <w:rPr>
-          <w:rStyle w:val="NormalTok"/>
-        </w:rPr>
-        <w:t xml:space="preserve"> </w:t>
-      </w:r>
-      <w:r>
-        <w:rPr>
-          <w:rStyle w:val="ConstantTok"/>
-        </w:rPr>
-        <w:t xml:space="preserve">FALSE</w:t>
-      </w:r>
-      <w:r>
-        <w:br/>
-      </w:r>
-      <w:r>
-        <w:rPr>
-          <w:rStyle w:val="NormalTok"/>
-        </w:rPr>
-        <w:t xml:space="preserve">)</w:t>
       </w:r>
     </w:p>
     <w:p>
@@ -6201,6 +6189,14 @@
         <w:pStyle w:val="FirstParagraph"/>
       </w:pPr>
       <w:r>
+        <w:t xml:space="preserve">Give a textbook interpretation for the intercept for the model where # of children in the household is the predictor.</w:t>
+      </w:r>
+    </w:p>
+    <w:p>
+      <w:pPr>
+        <w:pStyle w:val="BodyText"/>
+      </w:pPr>
+      <w:r>
         <w:t xml:space="preserve">Syntax:</w:t>
       </w:r>
     </w:p>
@@ -6218,14 +6214,6 @@
       </w:pPr>
       <w:r>
         <w:t xml:space="preserve">Output:</w:t>
-      </w:r>
-    </w:p>
-    <w:p>
-      <w:pPr>
-        <w:pStyle w:val="BodyText"/>
-      </w:pPr>
-      <w:r>
-        <w:t xml:space="preserve">Give a textbook interpretation for the intercept for the model where # of children in the household is the predictor.</w:t>
       </w:r>
     </w:p>
     <w:p>
@@ -6260,6 +6248,14 @@
         <w:pStyle w:val="FirstParagraph"/>
       </w:pPr>
       <w:r>
+        <w:t xml:space="preserve">Give a textbook interpretation for the slope for the model where # of children in the household is the predictor.</w:t>
+      </w:r>
+    </w:p>
+    <w:p>
+      <w:pPr>
+        <w:pStyle w:val="BodyText"/>
+      </w:pPr>
+      <w:r>
         <w:t xml:space="preserve">Syntax:</w:t>
       </w:r>
     </w:p>
@@ -6277,14 +6273,6 @@
       </w:pPr>
       <w:r>
         <w:t xml:space="preserve">Output:</w:t>
-      </w:r>
-    </w:p>
-    <w:p>
-      <w:pPr>
-        <w:pStyle w:val="BodyText"/>
-      </w:pPr>
-      <w:r>
-        <w:t xml:space="preserve">Give a textbook interpretation for the slope for the model where # of children in the household is the predictor.</w:t>
       </w:r>
     </w:p>
     <w:p>
@@ -6347,7 +6335,39 @@
     </w:p>
     <w:p>
       <w:pPr>
-        <w:pStyle w:val="BodyText"/>
+        <w:pStyle w:val="SourceCode"/>
+      </w:pPr>
+      <w:r>
+        <w:rPr>
+          <w:rStyle w:val="FunctionTok"/>
+        </w:rPr>
+        <w:t xml:space="preserve">summary</w:t>
+      </w:r>
+      <w:r>
+        <w:rPr>
+          <w:rStyle w:val="NormalTok"/>
+        </w:rPr>
+        <w:t xml:space="preserve">(m_income)</w:t>
+      </w:r>
+      <w:r>
+        <w:br/>
+      </w:r>
+      <w:r>
+        <w:rPr>
+          <w:rStyle w:val="FunctionTok"/>
+        </w:rPr>
+        <w:t xml:space="preserve">summary</w:t>
+      </w:r>
+      <w:r>
+        <w:rPr>
+          <w:rStyle w:val="NormalTok"/>
+        </w:rPr>
+        <w:t xml:space="preserve">(m_kids)</w:t>
+      </w:r>
+    </w:p>
+    <w:p>
+      <w:pPr>
+        <w:pStyle w:val="FirstParagraph"/>
       </w:pPr>
       <w:r>
         <w:t xml:space="preserve">Output:</w:t>
@@ -6359,23 +6379,6 @@
       </w:pPr>
       <w:r>
         <w:rPr>
-          <w:rStyle w:val="FunctionTok"/>
-        </w:rPr>
-        <w:t xml:space="preserve">summary</w:t>
-      </w:r>
-      <w:r>
-        <w:rPr>
-          <w:rStyle w:val="NormalTok"/>
-        </w:rPr>
-        <w:t xml:space="preserve">(m_income)</w:t>
-      </w:r>
-    </w:p>
-    <w:p>
-      <w:pPr>
-        <w:pStyle w:val="SourceCode"/>
-      </w:pPr>
-      <w:r>
-        <w:rPr>
           <w:rStyle w:val="VerbatimChar"/>
         </w:rPr>
         <w:t xml:space="preserve">## </w:t>
@@ -6532,23 +6535,6 @@
           <w:rStyle w:val="VerbatimChar"/>
         </w:rPr>
         <w:t xml:space="preserve">## F-statistic: 1.04e+03 on 1 and 17486 DF,  p-value: &lt;0.0000000000000002</w:t>
-      </w:r>
-    </w:p>
-    <w:p>
-      <w:pPr>
-        <w:pStyle w:val="SourceCode"/>
-      </w:pPr>
-      <w:r>
-        <w:rPr>
-          <w:rStyle w:val="FunctionTok"/>
-        </w:rPr>
-        <w:t xml:space="preserve">summary</w:t>
-      </w:r>
-      <w:r>
-        <w:rPr>
-          <w:rStyle w:val="NormalTok"/>
-        </w:rPr>
-        <w:t xml:space="preserve">(m_kids)</w:t>
       </w:r>
     </w:p>
     <w:p>
@@ -6730,6 +6716,14 @@
         <w:pStyle w:val="FirstParagraph"/>
       </w:pPr>
       <w:r>
+        <w:t xml:space="preserve">In ONE sentence, write up the results of both regressions in APA style.</w:t>
+      </w:r>
+    </w:p>
+    <w:p>
+      <w:pPr>
+        <w:pStyle w:val="BodyText"/>
+      </w:pPr>
+      <w:r>
         <w:t xml:space="preserve">Syntax:</w:t>
       </w:r>
     </w:p>
@@ -6747,14 +6741,6 @@
       </w:pPr>
       <w:r>
         <w:t xml:space="preserve">Output:</w:t>
-      </w:r>
-    </w:p>
-    <w:p>
-      <w:pPr>
-        <w:pStyle w:val="BodyText"/>
-      </w:pPr>
-      <w:r>
-        <w:t xml:space="preserve">In ONE sentence, write up the results of both regressions in APA style.</w:t>
       </w:r>
     </w:p>
     <w:p>
@@ -6924,6 +6910,14 @@
         <w:pStyle w:val="FirstParagraph"/>
       </w:pPr>
       <w:r>
+        <w:t xml:space="preserve">Upload your lab to Canvas. Double check to make sure the upload took.</w:t>
+      </w:r>
+    </w:p>
+    <w:p>
+      <w:pPr>
+        <w:pStyle w:val="BodyText"/>
+      </w:pPr>
+      <w:r>
         <w:t xml:space="preserve">Syntax:</w:t>
       </w:r>
     </w:p>
@@ -6948,7 +6942,7 @@
         <w:pStyle w:val="BodyText"/>
       </w:pPr>
       <w:r>
-        <w:t xml:space="preserve">Upload your lab to Canvas. Double check to make sure the upload took.</w:t>
+        <w:t xml:space="preserve">N/A</w:t>
       </w:r>
     </w:p>
     <w:bookmarkEnd w:id="49"/>

--- a/Lab14/lab14_output/lab_14_final.docx
+++ b/Lab14/lab14_output/lab_14_final.docx
@@ -53,6 +53,192 @@
         <w:t xml:space="preserve">dataset and conduct two simple linear regressions where spring kindergarten reading scores are the outcome. One predictor is the family’s income, and the other predictor is the number of children less than 18 years old who live in the household.</w:t>
       </w:r>
     </w:p>
+    <w:p>
+      <w:pPr>
+        <w:pStyle w:val="BodyText"/>
+      </w:pPr>
+      <w:r>
+        <w:t xml:space="preserve">As you progress through the assignment, you may need to customize</w:t>
+      </w:r>
+      <w:r>
+        <w:t xml:space="preserve"> </w:t>
+      </w:r>
+      <w:r>
+        <w:rPr>
+          <w:rStyle w:val="VerbatimChar"/>
+        </w:rPr>
+        <w:t xml:space="preserve">options(scipen=VALUE)</w:t>
+      </w:r>
+      <w:r>
+        <w:t xml:space="preserve"> </w:t>
+      </w:r>
+      <w:r>
+        <w:t xml:space="preserve">to encourage R to use or not use scientific notation (the higher the value, the less likely R is to use scientific notation) and</w:t>
+      </w:r>
+      <w:r>
+        <w:t xml:space="preserve"> </w:t>
+      </w:r>
+      <w:r>
+        <w:rPr>
+          <w:rStyle w:val="VerbatimChar"/>
+        </w:rPr>
+        <w:t xml:space="preserve">options(digits=VALUE)</w:t>
+      </w:r>
+      <w:r>
+        <w:t xml:space="preserve"> </w:t>
+      </w:r>
+      <w:r>
+        <w:t xml:space="preserve">to encourage R to round to a certain number of digits.</w:t>
+      </w:r>
+    </w:p>
+    <w:p>
+      <w:pPr>
+        <w:pStyle w:val="Compact"/>
+        <w:numPr>
+          <w:ilvl w:val="0"/>
+          <w:numId w:val="1001"/>
+        </w:numPr>
+      </w:pPr>
+      <w:r>
+        <w:t xml:space="preserve">Integrate your answers in this Word document.</w:t>
+      </w:r>
+      <w:r>
+        <w:br/>
+      </w:r>
+    </w:p>
+    <w:p>
+      <w:pPr>
+        <w:pStyle w:val="Compact"/>
+        <w:numPr>
+          <w:ilvl w:val="0"/>
+          <w:numId w:val="1001"/>
+        </w:numPr>
+      </w:pPr>
+      <w:r>
+        <w:t xml:space="preserve">For any problem asking you to carry out an operation in R, copy and paste your syntax and any R output below the respective question.</w:t>
+      </w:r>
+    </w:p>
+    <w:p>
+      <w:pPr>
+        <w:pStyle w:val="Compact"/>
+        <w:numPr>
+          <w:ilvl w:val="0"/>
+          <w:numId w:val="1001"/>
+        </w:numPr>
+      </w:pPr>
+      <w:r>
+        <w:t xml:space="preserve">For questions that ask you to do manual calculations, you should show your work. Using R for manual calculations is allowed and encouraged (show your R syntax and output).</w:t>
+      </w:r>
+    </w:p>
+    <w:p>
+      <w:pPr>
+        <w:pStyle w:val="Compact"/>
+        <w:numPr>
+          <w:ilvl w:val="0"/>
+          <w:numId w:val="1001"/>
+        </w:numPr>
+      </w:pPr>
+      <w:r>
+        <w:t xml:space="preserve">For each lab assignment, you should maintain an organized organized syntax file (</w:t>
+      </w:r>
+      <w:r>
+        <w:t xml:space="preserve">“</w:t>
+      </w:r>
+      <w:r>
+        <w:t xml:space="preserve">script</w:t>
+      </w:r>
+      <w:r>
+        <w:t xml:space="preserve">”</w:t>
+      </w:r>
+      <w:r>
+        <w:t xml:space="preserve">)</w:t>
+      </w:r>
+    </w:p>
+    <w:p>
+      <w:pPr>
+        <w:pStyle w:val="Compact"/>
+        <w:numPr>
+          <w:ilvl w:val="1"/>
+          <w:numId w:val="1002"/>
+        </w:numPr>
+      </w:pPr>
+      <w:r>
+        <w:t xml:space="preserve">With comments prefaced by</w:t>
+      </w:r>
+      <w:r>
+        <w:t xml:space="preserve"> </w:t>
+      </w:r>
+      <w:r>
+        <w:rPr>
+          <w:rStyle w:val="VerbatimChar"/>
+        </w:rPr>
+        <w:t xml:space="preserve">#</w:t>
+      </w:r>
+      <w:r>
+        <w:t xml:space="preserve"> </w:t>
+      </w:r>
+      <w:r>
+        <w:t xml:space="preserve">that explain what you are doing</w:t>
+      </w:r>
+    </w:p>
+    <w:p>
+      <w:pPr>
+        <w:pStyle w:val="Compact"/>
+        <w:numPr>
+          <w:ilvl w:val="1"/>
+          <w:numId w:val="1002"/>
+        </w:numPr>
+      </w:pPr>
+      <w:r>
+        <w:t xml:space="preserve">missteps/mistakes are deleted</w:t>
+      </w:r>
+    </w:p>
+    <w:p>
+      <w:pPr>
+        <w:pStyle w:val="Compact"/>
+        <w:numPr>
+          <w:ilvl w:val="1"/>
+          <w:numId w:val="1002"/>
+        </w:numPr>
+      </w:pPr>
+      <w:r>
+        <w:t xml:space="preserve">in case you lose your work, you can run your script and reproduce your analyses.</w:t>
+      </w:r>
+    </w:p>
+    <w:p>
+      <w:pPr>
+        <w:pStyle w:val="Compact"/>
+        <w:numPr>
+          <w:ilvl w:val="1"/>
+          <w:numId w:val="1002"/>
+        </w:numPr>
+      </w:pPr>
+      <w:r>
+        <w:t xml:space="preserve">Some labs may require you to build on analyses/data cleaning you did in a prior lab and saving scripts easily allow you to do that</w:t>
+      </w:r>
+    </w:p>
+    <w:p>
+      <w:pPr>
+        <w:pStyle w:val="Compact"/>
+        <w:numPr>
+          <w:ilvl w:val="0"/>
+          <w:numId w:val="1001"/>
+        </w:numPr>
+      </w:pPr>
+      <w:r>
+        <w:t xml:space="preserve">You need to upload this document to Canvas by the deadline</w:t>
+      </w:r>
+      <w:r>
+        <w:t xml:space="preserve"> </w:t>
+      </w:r>
+      <w:r>
+        <w:rPr>
+          <w:i/>
+          <w:iCs/>
+        </w:rPr>
+        <w:t xml:space="preserve">and check Canvas to make sure your upload took</w:t>
+      </w:r>
+    </w:p>
     <w:bookmarkStart w:id="20" w:name="problem-1-0-pts"/>
     <w:p>
       <w:pPr>
@@ -359,119 +545,6 @@
       </w:pPr>
       <w:r>
         <w:t xml:space="preserve">Output:</w:t>
-      </w:r>
-    </w:p>
-    <w:p>
-      <w:pPr>
-        <w:pStyle w:val="SourceCode"/>
-      </w:pPr>
-      <w:r>
-        <w:rPr>
-          <w:rStyle w:val="VerbatimChar"/>
-        </w:rPr>
-        <w:t xml:space="preserve">## Warning: package 'labelled' was built under R version 4.3.3</w:t>
-      </w:r>
-    </w:p>
-    <w:p>
-      <w:pPr>
-        <w:pStyle w:val="SourceCode"/>
-      </w:pPr>
-      <w:r>
-        <w:rPr>
-          <w:rStyle w:val="VerbatimChar"/>
-        </w:rPr>
-        <w:t xml:space="preserve">## Warning: package 'psych' was built under R version 4.3.3</w:t>
-      </w:r>
-    </w:p>
-    <w:p>
-      <w:pPr>
-        <w:pStyle w:val="SourceCode"/>
-      </w:pPr>
-      <w:r>
-        <w:rPr>
-          <w:rStyle w:val="VerbatimChar"/>
-        </w:rPr>
-        <w:t xml:space="preserve">## </w:t>
-      </w:r>
-      <w:r>
-        <w:br/>
-      </w:r>
-      <w:r>
-        <w:rPr>
-          <w:rStyle w:val="VerbatimChar"/>
-        </w:rPr>
-        <w:t xml:space="preserve">## Attaching package: 'psych'</w:t>
-      </w:r>
-    </w:p>
-    <w:p>
-      <w:pPr>
-        <w:pStyle w:val="SourceCode"/>
-      </w:pPr>
-      <w:r>
-        <w:rPr>
-          <w:rStyle w:val="VerbatimChar"/>
-        </w:rPr>
-        <w:t xml:space="preserve">## The following objects are masked from 'package:ggplot2':</w:t>
-      </w:r>
-      <w:r>
-        <w:br/>
-      </w:r>
-      <w:r>
-        <w:rPr>
-          <w:rStyle w:val="VerbatimChar"/>
-        </w:rPr>
-        <w:t xml:space="preserve">## </w:t>
-      </w:r>
-      <w:r>
-        <w:br/>
-      </w:r>
-      <w:r>
-        <w:rPr>
-          <w:rStyle w:val="VerbatimChar"/>
-        </w:rPr>
-        <w:t xml:space="preserve">##     %+%, alpha</w:t>
-      </w:r>
-    </w:p>
-    <w:p>
-      <w:pPr>
-        <w:pStyle w:val="SourceCode"/>
-      </w:pPr>
-      <w:r>
-        <w:rPr>
-          <w:rStyle w:val="VerbatimChar"/>
-        </w:rPr>
-        <w:t xml:space="preserve">## </w:t>
-      </w:r>
-      <w:r>
-        <w:br/>
-      </w:r>
-      <w:r>
-        <w:rPr>
-          <w:rStyle w:val="VerbatimChar"/>
-        </w:rPr>
-        <w:t xml:space="preserve">## Please cite as:</w:t>
-      </w:r>
-    </w:p>
-    <w:p>
-      <w:pPr>
-        <w:pStyle w:val="SourceCode"/>
-      </w:pPr>
-      <w:r>
-        <w:rPr>
-          <w:rStyle w:val="VerbatimChar"/>
-        </w:rPr>
-        <w:t xml:space="preserve">##  Hlavac, Marek (2022). stargazer: Well-Formatted Regression and Summary Statistics Tables.</w:t>
-      </w:r>
-    </w:p>
-    <w:p>
-      <w:pPr>
-        <w:pStyle w:val="SourceCode"/>
-      </w:pPr>
-      <w:r>
-        <w:rPr>
-          <w:rStyle w:val="VerbatimChar"/>
-        </w:rPr>
-        <w:t xml:space="preserve">##  R package version 5.2.3. https://CRAN.R-project.org/package=stargazer</w:t>
       </w:r>
     </w:p>
     <w:bookmarkEnd w:id="20"/>
@@ -3106,65 +3179,7 @@
     </w:p>
     <w:p>
       <w:pPr>
-        <w:pStyle w:val="SourceCode"/>
-      </w:pPr>
-      <w:r>
-        <w:rPr>
-          <w:rStyle w:val="VerbatimChar"/>
-        </w:rPr>
-        <w:t xml:space="preserve">## Warning: The dot-dot notation (`..count..`) was deprecated in ggplot2 3.4.0.</w:t>
-      </w:r>
-      <w:r>
-        <w:br/>
-      </w:r>
-      <w:r>
-        <w:rPr>
-          <w:rStyle w:val="VerbatimChar"/>
-        </w:rPr>
-        <w:t xml:space="preserve">## i Please use `after_stat(count)` instead.</w:t>
-      </w:r>
-      <w:r>
-        <w:br/>
-      </w:r>
-      <w:r>
-        <w:rPr>
-          <w:rStyle w:val="VerbatimChar"/>
-        </w:rPr>
-        <w:t xml:space="preserve">## This warning is displayed once every 8 hours.</w:t>
-      </w:r>
-      <w:r>
-        <w:br/>
-      </w:r>
-      <w:r>
-        <w:rPr>
-          <w:rStyle w:val="VerbatimChar"/>
-        </w:rPr>
-        <w:t xml:space="preserve">## Call `lifecycle::last_lifecycle_warnings()` to see where this warning was</w:t>
-      </w:r>
-      <w:r>
-        <w:br/>
-      </w:r>
-      <w:r>
-        <w:rPr>
-          <w:rStyle w:val="VerbatimChar"/>
-        </w:rPr>
-        <w:t xml:space="preserve">## generated.</w:t>
-      </w:r>
-    </w:p>
-    <w:p>
-      <w:pPr>
-        <w:pStyle w:val="SourceCode"/>
-      </w:pPr>
-      <w:r>
-        <w:rPr>
-          <w:rStyle w:val="VerbatimChar"/>
-        </w:rPr>
-        <w:t xml:space="preserve">## `stat_bin()` using `bins = 30`. Pick better value with `binwidth`.</w:t>
-      </w:r>
-    </w:p>
-    <w:p>
-      <w:pPr>
-        <w:pStyle w:val="FirstParagraph"/>
+        <w:pStyle w:val="BodyText"/>
       </w:pPr>
       <w:r>
         <w:drawing>
@@ -3211,18 +3226,7 @@
     </w:p>
     <w:p>
       <w:pPr>
-        <w:pStyle w:val="SourceCode"/>
-      </w:pPr>
-      <w:r>
-        <w:rPr>
-          <w:rStyle w:val="VerbatimChar"/>
-        </w:rPr>
-        <w:t xml:space="preserve">## `stat_bin()` using `bins = 30`. Pick better value with `binwidth`.</w:t>
-      </w:r>
-    </w:p>
-    <w:p>
-      <w:pPr>
-        <w:pStyle w:val="FirstParagraph"/>
+        <w:pStyle w:val="BodyText"/>
       </w:pPr>
       <w:r>
         <w:drawing>
@@ -3269,18 +3273,7 @@
     </w:p>
     <w:p>
       <w:pPr>
-        <w:pStyle w:val="SourceCode"/>
-      </w:pPr>
-      <w:r>
-        <w:rPr>
-          <w:rStyle w:val="VerbatimChar"/>
-        </w:rPr>
-        <w:t xml:space="preserve">## `stat_bin()` using `bins = 30`. Pick better value with `binwidth`.</w:t>
-      </w:r>
-    </w:p>
-    <w:p>
-      <w:pPr>
-        <w:pStyle w:val="FirstParagraph"/>
+        <w:pStyle w:val="BodyText"/>
       </w:pPr>
       <w:r>
         <w:drawing>
@@ -3834,7 +3827,7 @@
       </w:r>
     </w:p>
     <w:bookmarkEnd w:id="38"/>
-    <w:bookmarkStart w:id="39" w:name="problem-11-5-pts"/>
+    <w:bookmarkStart w:id="40" w:name="problem-11-5-pts"/>
     <w:p>
       <w:pPr>
         <w:pStyle w:val="Heading2"/>
@@ -3919,13 +3912,60 @@
         <w:rPr>
           <w:rStyle w:val="VerbatimChar"/>
         </w:rPr>
-        <w:t xml:space="preserve">type = "text"</w:t>
-      </w:r>
-      <w:r>
-        <w:t xml:space="preserve"> </w:t>
-      </w:r>
-      <w:r>
-        <w:t xml:space="preserve">option and then adding options one at a time to see how they affect your table.</w:t>
+        <w:t xml:space="preserve">type="text"</w:t>
+      </w:r>
+      <w:r>
+        <w:t xml:space="preserve"> </w:t>
+      </w:r>
+      <w:r>
+        <w:t xml:space="preserve">option and then adding the options one at a time to see how they affect your table. You should be especially careful with</w:t>
+      </w:r>
+      <w:r>
+        <w:t xml:space="preserve"> </w:t>
+      </w:r>
+      <w:r>
+        <w:rPr>
+          <w:rStyle w:val="VerbatimChar"/>
+        </w:rPr>
+        <w:t xml:space="preserve">covariate.labels</w:t>
+      </w:r>
+      <w:r>
+        <w:t xml:space="preserve"> </w:t>
+      </w:r>
+      <w:r>
+        <w:t xml:space="preserve">as you do NOT want to mislabel your predictors. If you have questions about the</w:t>
+      </w:r>
+      <w:r>
+        <w:t xml:space="preserve"> </w:t>
+      </w:r>
+      <w:r>
+        <w:rPr>
+          <w:rStyle w:val="VerbatimChar"/>
+        </w:rPr>
+        <w:t xml:space="preserve">stargazer</w:t>
+      </w:r>
+      <w:r>
+        <w:t xml:space="preserve"> </w:t>
+      </w:r>
+      <w:r>
+        <w:t xml:space="preserve">syntax the</w:t>
+      </w:r>
+      <w:r>
+        <w:t xml:space="preserve"> </w:t>
+      </w:r>
+      <w:hyperlink r:id="rId39">
+        <w:r>
+          <w:rPr>
+            <w:rStyle w:val="Hyperlink"/>
+          </w:rPr>
+          <w:t xml:space="preserve">documentation</w:t>
+        </w:r>
+      </w:hyperlink>
+      <w:r>
+        <w:t xml:space="preserve"> </w:t>
+      </w:r>
+      <w:r>
+        <w:t xml:space="preserve">is helpful.</w:t>
       </w:r>
     </w:p>
     <w:p>
@@ -4650,8 +4690,8 @@
         <w:t xml:space="preserve">## Note:                                 Stars: * p&lt;.05; ** p&lt;.01; *** p&lt;.001</w:t>
       </w:r>
     </w:p>
-    <w:bookmarkEnd w:id="39"/>
-    <w:bookmarkStart w:id="40" w:name="problemn-12-4-pts"/>
+    <w:bookmarkEnd w:id="40"/>
+    <w:bookmarkStart w:id="41" w:name="problemn-12-4-pts"/>
     <w:p>
       <w:pPr>
         <w:pStyle w:val="Heading2"/>
@@ -4708,8 +4748,8 @@
         <w:t xml:space="preserve">Model 2 (children): When there are 0 household members under 18, the predicted spring kindergarten reading score is 54.222 points.</w:t>
       </w:r>
     </w:p>
-    <w:bookmarkEnd w:id="40"/>
-    <w:bookmarkStart w:id="41" w:name="problem-13-4-pts"/>
+    <w:bookmarkEnd w:id="41"/>
+    <w:bookmarkStart w:id="42" w:name="problem-13-4-pts"/>
     <w:p>
       <w:pPr>
         <w:pStyle w:val="Heading2"/>
@@ -4814,8 +4854,8 @@
         <w:t xml:space="preserve">.</w:t>
       </w:r>
     </w:p>
-    <w:bookmarkEnd w:id="41"/>
-    <w:bookmarkStart w:id="42" w:name="problem-14-4-pts"/>
+    <w:bookmarkEnd w:id="42"/>
+    <w:bookmarkStart w:id="43" w:name="problem-14-4-pts"/>
     <w:p>
       <w:pPr>
         <w:pStyle w:val="Heading2"/>
@@ -4829,16 +4869,13 @@
         <w:pStyle w:val="FirstParagraph"/>
       </w:pPr>
       <w:r>
-        <w:t xml:space="preserve">Give a textbook interpretation of the</w:t>
-      </w:r>
-      <w:r>
-        <w:t xml:space="preserve"> </w:t>
-      </w:r>
-      <w:r>
-        <w:rPr>
-          <w:rStyle w:val="VerbatimChar"/>
-        </w:rPr>
-        <w:t xml:space="preserve">R^2</w:t>
+        <w:t xml:space="preserve">Give a textbook interpretation of the r</w:t>
+      </w:r>
+      <w:r>
+        <w:rPr>
+          <w:vertAlign w:val="superscript"/>
+        </w:rPr>
+        <w:t xml:space="preserve">2</w:t>
       </w:r>
       <w:r>
         <w:t xml:space="preserve"> </w:t>
@@ -4911,8 +4948,8 @@
         <w:t xml:space="preserve">, so number of household members under 18 explains 2.51% of variation in spring kindergarten reading scores.</w:t>
       </w:r>
     </w:p>
-    <w:bookmarkEnd w:id="42"/>
-    <w:bookmarkStart w:id="43" w:name="problem-15-2-pts"/>
+    <w:bookmarkEnd w:id="43"/>
+    <w:bookmarkStart w:id="44" w:name="problem-15-2-pts"/>
     <w:p>
       <w:pPr>
         <w:pStyle w:val="Heading2"/>
@@ -5419,8 +5456,8 @@
         <w:t xml:space="preserve">## F-statistic:  450 on 1 and 17486 DF,  p-value: &lt;0.0000000000000002</w:t>
       </w:r>
     </w:p>
-    <w:bookmarkEnd w:id="43"/>
-    <w:bookmarkStart w:id="44" w:name="problem-16-2-pt"/>
+    <w:bookmarkEnd w:id="44"/>
+    <w:bookmarkStart w:id="45" w:name="problem-16-2-pt"/>
     <w:p>
       <w:pPr>
         <w:pStyle w:val="Heading2"/>
@@ -6174,8 +6211,8 @@
         <w:t xml:space="preserve">## Note:                                      Stars: * p&lt;.05; ** p&lt;.01; *** p&lt;.001</w:t>
       </w:r>
     </w:p>
-    <w:bookmarkEnd w:id="44"/>
-    <w:bookmarkStart w:id="45" w:name="problem-17-2-pts"/>
+    <w:bookmarkEnd w:id="45"/>
+    <w:bookmarkStart w:id="46" w:name="problem-17-2-pts"/>
     <w:p>
       <w:pPr>
         <w:pStyle w:val="Heading2"/>
@@ -6233,8 +6270,8 @@
         <w:t xml:space="preserve">), predicted reading score is 0.0235 SD above the mean.</w:t>
       </w:r>
     </w:p>
-    <w:bookmarkEnd w:id="45"/>
-    <w:bookmarkStart w:id="46" w:name="problem-18-2-pts"/>
+    <w:bookmarkEnd w:id="46"/>
+    <w:bookmarkStart w:id="47" w:name="problem-18-2-pts"/>
     <w:p>
       <w:pPr>
         <w:pStyle w:val="Heading2"/>
@@ -6307,8 +6344,8 @@
         <w:t xml:space="preserve">.</w:t>
       </w:r>
     </w:p>
-    <w:bookmarkEnd w:id="46"/>
-    <w:bookmarkStart w:id="47" w:name="problem-19-2-pts"/>
+    <w:bookmarkEnd w:id="47"/>
+    <w:bookmarkStart w:id="48" w:name="problem-19-2-pts"/>
     <w:p>
       <w:pPr>
         <w:pStyle w:val="Heading2"/>
@@ -6701,8 +6738,8 @@
         <w:t xml:space="preserve">## F-statistic:  450 on 1 and 17486 DF,  p-value: &lt;0.0000000000000002</w:t>
       </w:r>
     </w:p>
-    <w:bookmarkEnd w:id="47"/>
-    <w:bookmarkStart w:id="48" w:name="problem-20-6-pts"/>
+    <w:bookmarkEnd w:id="48"/>
+    <w:bookmarkStart w:id="49" w:name="problem-20-6-pts"/>
     <w:p>
       <w:pPr>
         <w:pStyle w:val="Heading2"/>
@@ -6895,8 +6932,8 @@
         <w:t xml:space="preserve">.</w:t>
       </w:r>
     </w:p>
-    <w:bookmarkEnd w:id="48"/>
-    <w:bookmarkStart w:id="49" w:name="problem-21-0-pts"/>
+    <w:bookmarkEnd w:id="49"/>
+    <w:bookmarkStart w:id="50" w:name="problem-21-0-pts"/>
     <w:p>
       <w:pPr>
         <w:pStyle w:val="Heading2"/>
@@ -6945,7 +6982,7 @@
         <w:t xml:space="preserve">N/A</w:t>
       </w:r>
     </w:p>
-    <w:bookmarkEnd w:id="49"/>
+    <w:bookmarkEnd w:id="50"/>
     <w:sectPr>
       <w:headerReference r:id="rId9" w:type="default"/>
       <w:footerReference r:id="rId10" w:type="default"/>
@@ -7213,11 +7250,93 @@
       </w:pPr>
     </w:lvl>
   </w:abstractNum>
+  <w:abstractNum w:abstractNumId="991">
+    <w:nsid w:val="0000A991"/>
+    <w:multiLevelType w:val="multilevel"/>
+    <w:lvl w:ilvl="0">
+      <w:numFmt w:val="bullet"/>
+      <w:lvlText w:val="•"/>
+      <w:lvlJc w:val="left"/>
+      <w:pPr>
+        <w:ind w:left="720" w:hanging="480"/>
+      </w:pPr>
+    </w:lvl>
+    <w:lvl w:ilvl="1">
+      <w:numFmt w:val="bullet"/>
+      <w:lvlText w:val="–"/>
+      <w:lvlJc w:val="left"/>
+      <w:pPr>
+        <w:ind w:left="1440" w:hanging="480"/>
+      </w:pPr>
+    </w:lvl>
+    <w:lvl w:ilvl="2">
+      <w:numFmt w:val="bullet"/>
+      <w:lvlText w:val="•"/>
+      <w:lvlJc w:val="left"/>
+      <w:pPr>
+        <w:ind w:left="2160" w:hanging="480"/>
+      </w:pPr>
+    </w:lvl>
+    <w:lvl w:ilvl="3">
+      <w:numFmt w:val="bullet"/>
+      <w:lvlText w:val="–"/>
+      <w:lvlJc w:val="left"/>
+      <w:pPr>
+        <w:ind w:left="2880" w:hanging="480"/>
+      </w:pPr>
+    </w:lvl>
+    <w:lvl w:ilvl="4">
+      <w:numFmt w:val="bullet"/>
+      <w:lvlText w:val="•"/>
+      <w:lvlJc w:val="left"/>
+      <w:pPr>
+        <w:ind w:left="3600" w:hanging="480"/>
+      </w:pPr>
+    </w:lvl>
+    <w:lvl w:ilvl="5">
+      <w:numFmt w:val="bullet"/>
+      <w:lvlText w:val="–"/>
+      <w:lvlJc w:val="left"/>
+      <w:pPr>
+        <w:ind w:left="4320" w:hanging="480"/>
+      </w:pPr>
+    </w:lvl>
+    <w:lvl w:ilvl="6">
+      <w:numFmt w:val="bullet"/>
+      <w:lvlText w:val="•"/>
+      <w:lvlJc w:val="left"/>
+      <w:pPr>
+        <w:ind w:left="5040" w:hanging="480"/>
+      </w:pPr>
+    </w:lvl>
+    <w:lvl w:ilvl="7">
+      <w:numFmt w:val="bullet"/>
+      <w:lvlText w:val="–"/>
+      <w:lvlJc w:val="left"/>
+      <w:pPr>
+        <w:ind w:left="5760" w:hanging="480"/>
+      </w:pPr>
+    </w:lvl>
+    <w:lvl w:ilvl="8">
+      <w:numFmt w:val="bullet"/>
+      <w:lvlText w:val="•"/>
+      <w:lvlJc w:val="left"/>
+      <w:pPr>
+        <w:ind w:left="6480" w:hanging="480"/>
+      </w:pPr>
+    </w:lvl>
+  </w:abstractNum>
   <w:num w16cid:durableId="1356274576" w:numId="1">
     <w:abstractNumId w:val="0"/>
   </w:num>
   <w:num w:numId="1000">
     <w:abstractNumId w:val="990"/>
+  </w:num>
+  <w:num w:numId="1001">
+    <w:abstractNumId w:val="991"/>
+  </w:num>
+  <w:num w:numId="1002">
+    <w:abstractNumId w:val="991"/>
   </w:num>
 </w:numbering>
 </file>
